--- a/defense/docs/FULL_DISSERTATION_EN_GOST_2026-08-23.docx
+++ b/defense/docs/FULL_DISSERTATION_EN_GOST_2026-08-23.docx
@@ -793,7 +793,7 @@
           <w:rFonts w:cs="Times New Roman"/>
         </w:rPr>
         <w:tab/>
-        <w:t>58</w:t>
+        <w:t>57</w:t>
       </w:r>
     </w:p>
     <w:p>
@@ -881,7 +881,7 @@
           <w:rFonts w:cs="Times New Roman"/>
         </w:rPr>
         <w:tab/>
-        <w:t>73</w:t>
+        <w:t>72</w:t>
       </w:r>
     </w:p>
     <w:p>
@@ -903,7 +903,7 @@
           <w:rFonts w:cs="Times New Roman"/>
         </w:rPr>
         <w:tab/>
-        <w:t>75</w:t>
+        <w:t>74</w:t>
       </w:r>
     </w:p>
     <w:p>
@@ -953,7 +953,7 @@
           <w:rFonts w:cs="Times New Roman"/>
         </w:rPr>
         <w:tab/>
-        <w:t>81</w:t>
+        <w:t>80</w:t>
       </w:r>
     </w:p>
     <w:p>
@@ -977,7 +977,7 @@
           <w:b/>
         </w:rPr>
         <w:tab/>
-        <w:t>83</w:t>
+        <w:t>82</w:t>
       </w:r>
     </w:p>
     <w:p>
@@ -999,7 +999,7 @@
           <w:rFonts w:cs="Times New Roman"/>
         </w:rPr>
         <w:tab/>
-        <w:t>83</w:t>
+        <w:t>82</w:t>
       </w:r>
     </w:p>
     <w:p>
@@ -1021,7 +1021,7 @@
           <w:rFonts w:cs="Times New Roman"/>
         </w:rPr>
         <w:tab/>
-        <w:t>85</w:t>
+        <w:t>84</w:t>
       </w:r>
     </w:p>
     <w:p>
@@ -1043,7 +1043,7 @@
           <w:rFonts w:cs="Times New Roman"/>
         </w:rPr>
         <w:tab/>
-        <w:t>86</w:t>
+        <w:t>85</w:t>
       </w:r>
     </w:p>
     <w:p>
@@ -1071,7 +1071,7 @@
           <w:rFonts w:cs="Times New Roman"/>
         </w:rPr>
         <w:tab/>
-        <w:t>88</w:t>
+        <w:t>87</w:t>
       </w:r>
     </w:p>
     <w:p>
@@ -1093,7 +1093,7 @@
           <w:rFonts w:cs="Times New Roman"/>
         </w:rPr>
         <w:tab/>
-        <w:t>89</w:t>
+        <w:t>88</w:t>
       </w:r>
     </w:p>
     <w:p>
@@ -1117,7 +1117,7 @@
           <w:b/>
         </w:rPr>
         <w:tab/>
-        <w:t>91</w:t>
+        <w:t>90</w:t>
       </w:r>
     </w:p>
     <w:p>
@@ -1141,7 +1141,7 @@
           <w:b/>
         </w:rPr>
         <w:tab/>
-        <w:t>94</w:t>
+        <w:t>93</w:t>
       </w:r>
     </w:p>
     <w:p>
@@ -1172,7 +1172,7 @@
           <w:b/>
         </w:rPr>
         <w:tab/>
-        <w:t>103</w:t>
+        <w:t>102</w:t>
       </w:r>
     </w:p>
     <w:p>
@@ -1202,7 +1202,7 @@
           <w:b/>
         </w:rPr>
         <w:tab/>
-        <w:t>108</w:t>
+        <w:t>107</w:t>
       </w:r>
     </w:p>
     <w:p>
@@ -1238,7 +1238,7 @@
           <w:b/>
         </w:rPr>
         <w:tab/>
-        <w:t>114</w:t>
+        <w:t>113</w:t>
       </w:r>
     </w:p>
     <w:p>
@@ -1268,7 +1268,7 @@
           <w:b/>
         </w:rPr>
         <w:tab/>
-        <w:t>123</w:t>
+        <w:t>122</w:t>
       </w:r>
     </w:p>
     <w:p>
@@ -1298,7 +1298,7 @@
           <w:b/>
         </w:rPr>
         <w:tab/>
-        <w:t>126</w:t>
+        <w:t>125</w:t>
       </w:r>
     </w:p>
     <w:p>
@@ -5231,7 +5231,7 @@
           <w:noProof/>
         </w:rPr>
         <w:drawing>
-          <wp:inline distT="0" distB="0" distL="0" distR="0" wp14:anchorId="78D7FA40" wp14:editId="10A85526">
+          <wp:inline distT="0" distB="0" distL="0" distR="0" wp14:anchorId="252B6410" wp14:editId="0CAA7DB3">
             <wp:extent cx="5940000" cy="1405719"/>
             <wp:effectExtent l="0" t="0" r="0" b="0"/>
             <wp:docPr id="1" name="Picture 1"/>
@@ -5998,7 +5998,7 @@
           <w:noProof/>
         </w:rPr>
         <w:drawing>
-          <wp:inline distT="0" distB="0" distL="0" distR="0" wp14:anchorId="24D75BDD" wp14:editId="74EBE494">
+          <wp:inline distT="0" distB="0" distL="0" distR="0" wp14:anchorId="03A5053C" wp14:editId="6CC69407">
             <wp:extent cx="5940000" cy="2796750"/>
             <wp:effectExtent l="0" t="0" r="0" b="0"/>
             <wp:docPr id="2" name="Picture 2"/>
@@ -7307,101 +7307,11 @@
           </w:p>
         </w:tc>
       </w:tr>
-      <w:tr>
-        <w:trPr>
-          <w:cantSplit/>
-          <w:jc w:val="center"/>
-        </w:trPr>
-        <w:tc>
-          <w:tcPr>
-            <w:tcW w:w="1976" w:type="dxa"/>
-          </w:tcPr>
-          <w:p>
-            <w:r>
-              <w:rPr>
-                <w:rFonts w:cs="Times New Roman"/>
-              </w:rPr>
-              <w:t>Saxena et al. [49]</w:t>
-            </w:r>
-          </w:p>
-        </w:tc>
-        <w:tc>
-          <w:tcPr>
-            <w:tcW w:w="1529" w:type="dxa"/>
-          </w:tcPr>
-          <w:p>
-            <w:r>
-              <w:rPr>
-                <w:rFonts w:cs="Times New Roman"/>
-              </w:rPr>
-              <w:t>Bi</w:t>
-            </w:r>
-            <w:r>
-              <w:rPr>
-                <w:rFonts w:cs="Times New Roman"/>
-              </w:rPr>
-              <w:t>nary</w:t>
-            </w:r>
-          </w:p>
-        </w:tc>
-        <w:tc>
-          <w:tcPr>
-            <w:tcW w:w="1679" w:type="dxa"/>
-          </w:tcPr>
-          <w:p>
-            <w:r>
-              <w:rPr>
-                <w:rFonts w:cs="Times New Roman"/>
-              </w:rPr>
-              <w:t>Public development, two public test sets</w:t>
-            </w:r>
-          </w:p>
-        </w:tc>
-        <w:tc>
-          <w:tcPr>
-            <w:tcW w:w="1365" w:type="dxa"/>
-          </w:tcPr>
-          <w:p>
-            <w:r>
-              <w:rPr>
-                <w:rFonts w:cs="Times New Roman"/>
-              </w:rPr>
-              <w:t>ROC-AUC 0.958 and 0.92</w:t>
-            </w:r>
-          </w:p>
-        </w:tc>
-        <w:tc>
-          <w:tcPr>
-            <w:tcW w:w="1537" w:type="dxa"/>
-          </w:tcPr>
-          <w:p>
-            <w:r>
-              <w:rPr>
-                <w:rFonts w:cs="Times New Roman"/>
-              </w:rPr>
-              <w:t>Cross-corpus</w:t>
-            </w:r>
-          </w:p>
-        </w:tc>
-        <w:tc>
-          <w:tcPr>
-            <w:tcW w:w="1768" w:type="dxa"/>
-          </w:tcPr>
-          <w:p>
-            <w:r>
-              <w:rPr>
-                <w:rFonts w:cs="Times New Roman"/>
-              </w:rPr>
-              <w:t>Binary task; preprocessing exogenous</w:t>
-            </w:r>
-          </w:p>
-        </w:tc>
-      </w:tr>
     </w:tbl>
     <w:p>
       <w:pPr>
         <w:keepNext/>
-        <w:spacing w:before="120"/>
+        <w:pageBreakBefore/>
       </w:pPr>
       <w:r>
         <w:lastRenderedPageBreak/>
@@ -7416,11 +7326,11 @@
         <w:tblLook w:val="04A0" w:firstRow="1" w:lastRow="0" w:firstColumn="1" w:lastColumn="0" w:noHBand="0" w:noVBand="1"/>
       </w:tblPr>
       <w:tblGrid>
-        <w:gridCol w:w="1937"/>
-        <w:gridCol w:w="1519"/>
-        <w:gridCol w:w="1668"/>
-        <w:gridCol w:w="1363"/>
-        <w:gridCol w:w="1533"/>
+        <w:gridCol w:w="1889"/>
+        <w:gridCol w:w="1508"/>
+        <w:gridCol w:w="1733"/>
+        <w:gridCol w:w="1361"/>
+        <w:gridCol w:w="1529"/>
         <w:gridCol w:w="1834"/>
       </w:tblGrid>
       <w:tr>
@@ -7434,6 +7344,11 @@
             <w:tcW w:w="1976" w:type="dxa"/>
           </w:tcPr>
           <w:p>
+            <w:pPr>
+              <w:rPr>
+                <w:rFonts w:cs="Times New Roman"/>
+              </w:rPr>
+            </w:pPr>
             <w:r>
               <w:rPr>
                 <w:rFonts w:cs="Times New Roman"/>
@@ -7448,6 +7363,11 @@
             <w:tcW w:w="1529" w:type="dxa"/>
           </w:tcPr>
           <w:p>
+            <w:pPr>
+              <w:rPr>
+                <w:rFonts w:cs="Times New Roman"/>
+              </w:rPr>
+            </w:pPr>
             <w:r>
               <w:rPr>
                 <w:rFonts w:cs="Times New Roman"/>
@@ -7462,6 +7382,11 @@
             <w:tcW w:w="1679" w:type="dxa"/>
           </w:tcPr>
           <w:p>
+            <w:pPr>
+              <w:rPr>
+                <w:rFonts w:cs="Times New Roman"/>
+              </w:rPr>
+            </w:pPr>
             <w:r>
               <w:rPr>
                 <w:rFonts w:cs="Times New Roman"/>
@@ -7476,6 +7401,11 @@
             <w:tcW w:w="1365" w:type="dxa"/>
           </w:tcPr>
           <w:p>
+            <w:pPr>
+              <w:rPr>
+                <w:rFonts w:cs="Times New Roman"/>
+              </w:rPr>
+            </w:pPr>
             <w:r>
               <w:rPr>
                 <w:rFonts w:cs="Times New Roman"/>
@@ -7490,6 +7420,11 @@
             <w:tcW w:w="1537" w:type="dxa"/>
           </w:tcPr>
           <w:p>
+            <w:pPr>
+              <w:rPr>
+                <w:rFonts w:cs="Times New Roman"/>
+              </w:rPr>
+            </w:pPr>
             <w:r>
               <w:rPr>
                 <w:rFonts w:cs="Times New Roman"/>
@@ -7504,6 +7439,11 @@
             <w:tcW w:w="1768" w:type="dxa"/>
           </w:tcPr>
           <w:p>
+            <w:pPr>
+              <w:rPr>
+                <w:rFonts w:cs="Times New Roman"/>
+              </w:rPr>
+            </w:pPr>
             <w:r>
               <w:rPr>
                 <w:rFonts w:cs="Times New Roman"/>
@@ -7511,85 +7451,6 @@
               </w:rPr>
               <w:t>Limitation</w:t>
             </w:r>
-          </w:p>
-        </w:tc>
-      </w:tr>
-      <w:tr>
-        <w:trPr>
-          <w:cantSplit/>
-          <w:tblHeader/>
-          <w:jc w:val="center"/>
-        </w:trPr>
-        <w:tc>
-          <w:tcPr>
-            <w:tcW w:w="1976" w:type="dxa"/>
-          </w:tcPr>
-          <w:p>
-            <w:pPr>
-              <w:rPr>
-                <w:rFonts w:cs="Times New Roman"/>
-              </w:rPr>
-            </w:pPr>
-          </w:p>
-        </w:tc>
-        <w:tc>
-          <w:tcPr>
-            <w:tcW w:w="1529" w:type="dxa"/>
-          </w:tcPr>
-          <w:p>
-            <w:pPr>
-              <w:rPr>
-                <w:rFonts w:cs="Times New Roman"/>
-              </w:rPr>
-            </w:pPr>
-          </w:p>
-        </w:tc>
-        <w:tc>
-          <w:tcPr>
-            <w:tcW w:w="1679" w:type="dxa"/>
-          </w:tcPr>
-          <w:p>
-            <w:pPr>
-              <w:rPr>
-                <w:rFonts w:cs="Times New Roman"/>
-              </w:rPr>
-            </w:pPr>
-          </w:p>
-        </w:tc>
-        <w:tc>
-          <w:tcPr>
-            <w:tcW w:w="1365" w:type="dxa"/>
-          </w:tcPr>
-          <w:p>
-            <w:pPr>
-              <w:rPr>
-                <w:rFonts w:cs="Times New Roman"/>
-              </w:rPr>
-            </w:pPr>
-          </w:p>
-        </w:tc>
-        <w:tc>
-          <w:tcPr>
-            <w:tcW w:w="1537" w:type="dxa"/>
-          </w:tcPr>
-          <w:p>
-            <w:pPr>
-              <w:rPr>
-                <w:rFonts w:cs="Times New Roman"/>
-              </w:rPr>
-            </w:pPr>
-          </w:p>
-        </w:tc>
-        <w:tc>
-          <w:tcPr>
-            <w:tcW w:w="1768" w:type="dxa"/>
-          </w:tcPr>
-          <w:p>
-            <w:pPr>
-              <w:rPr>
-                <w:rFonts w:cs="Times New Roman"/>
-              </w:rPr>
-            </w:pPr>
           </w:p>
         </w:tc>
       </w:tr>
@@ -7607,6 +7468,96 @@
               <w:rPr>
                 <w:rFonts w:cs="Times New Roman"/>
               </w:rPr>
+              <w:t>Saxena et al. [49]</w:t>
+            </w:r>
+          </w:p>
+        </w:tc>
+        <w:tc>
+          <w:tcPr>
+            <w:tcW w:w="1529" w:type="dxa"/>
+          </w:tcPr>
+          <w:p>
+            <w:r>
+              <w:rPr>
+                <w:rFonts w:cs="Times New Roman"/>
+              </w:rPr>
+              <w:t>Bi</w:t>
+            </w:r>
+            <w:r>
+              <w:rPr>
+                <w:rFonts w:cs="Times New Roman"/>
+              </w:rPr>
+              <w:t>nary</w:t>
+            </w:r>
+          </w:p>
+        </w:tc>
+        <w:tc>
+          <w:tcPr>
+            <w:tcW w:w="1679" w:type="dxa"/>
+          </w:tcPr>
+          <w:p>
+            <w:r>
+              <w:rPr>
+                <w:rFonts w:cs="Times New Roman"/>
+              </w:rPr>
+              <w:t>Public development, two public test sets</w:t>
+            </w:r>
+          </w:p>
+        </w:tc>
+        <w:tc>
+          <w:tcPr>
+            <w:tcW w:w="1365" w:type="dxa"/>
+          </w:tcPr>
+          <w:p>
+            <w:r>
+              <w:rPr>
+                <w:rFonts w:cs="Times New Roman"/>
+              </w:rPr>
+              <w:t>ROC-AUC 0.958 and 0.92</w:t>
+            </w:r>
+          </w:p>
+        </w:tc>
+        <w:tc>
+          <w:tcPr>
+            <w:tcW w:w="1537" w:type="dxa"/>
+          </w:tcPr>
+          <w:p>
+            <w:r>
+              <w:rPr>
+                <w:rFonts w:cs="Times New Roman"/>
+              </w:rPr>
+              <w:t>Cross-corpus</w:t>
+            </w:r>
+          </w:p>
+        </w:tc>
+        <w:tc>
+          <w:tcPr>
+            <w:tcW w:w="1768" w:type="dxa"/>
+          </w:tcPr>
+          <w:p>
+            <w:r>
+              <w:rPr>
+                <w:rFonts w:cs="Times New Roman"/>
+              </w:rPr>
+              <w:t>Binary task; preprocessing exogenous</w:t>
+            </w:r>
+          </w:p>
+        </w:tc>
+      </w:tr>
+      <w:tr>
+        <w:trPr>
+          <w:cantSplit/>
+          <w:jc w:val="center"/>
+        </w:trPr>
+        <w:tc>
+          <w:tcPr>
+            <w:tcW w:w="1976" w:type="dxa"/>
+          </w:tcPr>
+          <w:p>
+            <w:r>
+              <w:rPr>
+                <w:rFonts w:cs="Times New Roman"/>
+              </w:rPr>
               <w:t>Wewetzer et al. [65]</w:t>
             </w:r>
           </w:p>
@@ -7826,7 +7777,14 @@
         <w:rPr>
           <w:rFonts w:cs="Times New Roman"/>
         </w:rPr>
-        <w:t>nd evaluate its contribution under controlled, multi-corpus, transparent conditions that also probe cross-corpus transfer and device shift. That this is the gap, and not a need for another high single-corpus figure, is what gives this work its shape.</w:t>
+        <w:t xml:space="preserve">nd evaluate its contribution under controlled, multi-corpus, transparent conditions that also probe cross-corpus transfer </w:t>
+      </w:r>
+      <w:r>
+        <w:rPr>
+          <w:rFonts w:cs="Times New Roman"/>
+        </w:rPr>
+        <w:lastRenderedPageBreak/>
+        <w:t>and device shift. That this is the gap, and not a need for another high single-corpus figure, is what gives this work its shape.</w:t>
       </w:r>
     </w:p>
     <w:p>
@@ -7840,189 +7798,195 @@
           <w:rFonts w:cs="Times New Roman"/>
           <w:b/>
         </w:rPr>
+        <w:t>1.5 P</w:t>
+      </w:r>
+      <w:r>
+        <w:rPr>
+          <w:rFonts w:cs="Times New Roman"/>
+          <w:b/>
+        </w:rPr>
+        <w:t>roblem statement and research direction</w:t>
+      </w:r>
+    </w:p>
+    <w:p>
+      <w:pPr>
+        <w:ind w:firstLine="709"/>
+        <w:jc w:val="both"/>
+      </w:pPr>
+      <w:r>
+        <w:rPr>
+          <w:rFonts w:cs="Times New Roman"/>
+        </w:rPr>
+        <w:t xml:space="preserve">The preceding sections converge on a problem that can now be stated precisely. Screening must operate at population scale, on images whose quality and device of origin vary systematically, and against a </w:t>
+      </w:r>
+      <w:r>
+        <w:rPr>
+          <w:rFonts w:cs="Times New Roman"/>
+        </w:rPr>
+        <w:t>target, the small faint lesions of early disease, that is most vulnerable to exactly those variations.</w:t>
+      </w:r>
+    </w:p>
+    <w:p>
+      <w:pPr>
+        <w:ind w:firstLine="709"/>
+        <w:jc w:val="both"/>
+      </w:pPr>
+      <w:r>
+        <w:rPr>
+          <w:rFonts w:cs="Times New Roman"/>
+        </w:rPr>
+        <w:t>The field meanwhile has produced accurate and in some cases prospectively validated systems while treating preprocessing as ancillary data preparation: u</w:t>
+      </w:r>
+      <w:r>
+        <w:rPr>
+          <w:rFonts w:cs="Times New Roman"/>
+        </w:rPr>
+        <w:t>nder-reported in the main text of landmark studies [16, 17], omitted from several deployment reports, and rarely isolated or formalised as a component of the model. The review of Senapati et al. [64] surveys the same record without reporting such an isolat</w:t>
+      </w:r>
+      <w:r>
+        <w:rPr>
+          <w:rFonts w:cs="Times New Roman"/>
+        </w:rPr>
+        <w:t>ion.</w:t>
+      </w:r>
+    </w:p>
+    <w:p>
+      <w:pPr>
+        <w:ind w:firstLine="709"/>
+        <w:jc w:val="both"/>
+      </w:pPr>
+      <w:r>
+        <w:rPr>
+          <w:rFonts w:cs="Times New Roman"/>
+        </w:rPr>
+        <w:t>The gap is therefore not a deficit of accuracy but a deficit of method: the contribution of preprocessing has not been formalised and evaluated as an integral part of the model under controlled, transparent, multi-corpus conditions.</w:t>
+      </w:r>
+    </w:p>
+    <w:p>
+      <w:pPr>
+        <w:ind w:firstLine="709"/>
+        <w:jc w:val="both"/>
+      </w:pPr>
+      <w:r>
+        <w:rPr>
+          <w:rFonts w:cs="Times New Roman"/>
+        </w:rPr>
+        <w:t>The research probl</w:t>
+      </w:r>
+      <w:r>
+        <w:rPr>
+          <w:rFonts w:cs="Times New Roman"/>
+        </w:rPr>
+        <w:t>em follows directly. It is how image preprocessing can be formalised as an integral component of a convolutional grading model rather than treated as separable and optional preparation. And it is how that contribution can be evaluated under controlled cond</w:t>
+      </w:r>
+      <w:r>
+        <w:rPr>
+          <w:rFonts w:cs="Times New Roman"/>
+        </w:rPr>
+        <w:t>itions representative of the resource-limited environments in which screening must be delivered.</w:t>
+      </w:r>
+    </w:p>
+    <w:p>
+      <w:pPr>
+        <w:ind w:firstLine="709"/>
+        <w:jc w:val="both"/>
+      </w:pPr>
+      <w:r>
+        <w:rPr>
+          <w:rFonts w:cs="Times New Roman"/>
+        </w:rPr>
+        <w:t>The problem is at once conceptual and empirical: it requires reframing preprocessing as an integral model component, and a study design in which that reframing</w:t>
+      </w:r>
+      <w:r>
+        <w:rPr>
+          <w:rFonts w:cs="Times New Roman"/>
+        </w:rPr>
+        <w:t xml:space="preserve"> can be tested rather than assumed.</w:t>
+      </w:r>
+    </w:p>
+    <w:p>
+      <w:pPr>
+        <w:ind w:firstLine="709"/>
+        <w:jc w:val="both"/>
+      </w:pPr>
+      <w:r>
+        <w:rPr>
+          <w:rFonts w:cs="Times New Roman"/>
+        </w:rPr>
+        <w:t>The response, stated here as objective rather than as result, is to develop and experimentally validate an integrated enhancement and classification framework for multi-stage grading. Its preprocessing is an ordered eigh</w:t>
+      </w:r>
+      <w:r>
+        <w:rPr>
+          <w:rFonts w:cs="Times New Roman"/>
+        </w:rPr>
+        <w:t>t-stage pipeline applied together with a classifier and treated, for evaluation, as a single model. That integration is the conceptual contribution: the pipeline is not a preface to the model but part of it, defining the feature space the classifier operat</w:t>
+      </w:r>
+      <w:r>
+        <w:rPr>
+          <w:rFonts w:cs="Times New Roman"/>
+        </w:rPr>
+        <w:t>es on.</w:t>
+      </w:r>
+    </w:p>
+    <w:p>
+      <w:pPr>
+        <w:ind w:firstLine="709"/>
+        <w:jc w:val="both"/>
+      </w:pPr>
+      <w:r>
+        <w:rPr>
+          <w:rFonts w:cs="Times New Roman"/>
+        </w:rPr>
+        <w:t>Because the framework is the object of study, the problem decomposes into bounded hypotheses, each testing one facet under matched conditions. The first concerns whether the full pipeline paired with in-domain pretraining outperforms a baseline of m</w:t>
+      </w:r>
+      <w:r>
+        <w:rPr>
+          <w:rFonts w:cs="Times New Roman"/>
+        </w:rPr>
+        <w:t>inimal preprocessing with conventional initialisation on the primary corpus.</w:t>
+      </w:r>
+    </w:p>
+    <w:p>
+      <w:pPr>
+        <w:ind w:firstLine="709"/>
+        <w:jc w:val="both"/>
+      </w:pPr>
+      <w:r>
+        <w:rPr>
+          <w:rFonts w:cs="Times New Roman"/>
+        </w:rPr>
+        <w:t xml:space="preserve">It is essential to the honesty of the design to record that its two arms differ along two axes at once, so any observed effect is the joint contribution of the </w:t>
+      </w:r>
+      <w:r>
+        <w:rPr>
+          <w:rFonts w:cs="Times New Roman"/>
+        </w:rPr>
+        <w:t>integrated configuration and may not be attributed to preprocessing in isolation.</w:t>
+      </w:r>
+    </w:p>
+    <w:p>
+      <w:pPr>
+        <w:ind w:firstLine="709"/>
+        <w:jc w:val="both"/>
+      </w:pPr>
+      <w:r>
+        <w:rPr>
+          <w:rFonts w:cs="Times New Roman"/>
+        </w:rPr>
+        <w:t xml:space="preserve">The remaining hypotheses probe distinct properties: component ablation and parameter sensitivity; reduction of distributional distance between the training corpus and target </w:t>
+      </w:r>
+      <w:r>
+        <w:rPr>
+          <w:rFonts w:cs="Times New Roman"/>
+        </w:rPr>
+        <w:t xml:space="preserve">corpora; cross-corpus transferability; alignment between model attention and annotated lesions; robustness across imaging devices; and performance on external clinical corpora. Each is bounded to its corpora, architectures and tested </w:t>
+      </w:r>
+      <w:r>
+        <w:rPr>
+          <w:rFonts w:cs="Times New Roman"/>
+        </w:rPr>
         <w:lastRenderedPageBreak/>
-        <w:t>1.5 P</w:t>
-      </w:r>
-      <w:r>
-        <w:rPr>
-          <w:rFonts w:cs="Times New Roman"/>
-          <w:b/>
-        </w:rPr>
-        <w:t>roblem statement and research direction</w:t>
-      </w:r>
-    </w:p>
-    <w:p>
-      <w:pPr>
-        <w:ind w:firstLine="709"/>
-        <w:jc w:val="both"/>
-      </w:pPr>
-      <w:r>
-        <w:rPr>
-          <w:rFonts w:cs="Times New Roman"/>
-        </w:rPr>
-        <w:t xml:space="preserve">The preceding sections converge on a problem that can now be stated precisely. Screening must operate at population scale, on images whose quality and device of origin vary systematically, and against a </w:t>
-      </w:r>
-      <w:r>
-        <w:rPr>
-          <w:rFonts w:cs="Times New Roman"/>
-        </w:rPr>
-        <w:t>target, the small faint lesions of early disease, that is most vulnerable to exactly those variations.</w:t>
-      </w:r>
-    </w:p>
-    <w:p>
-      <w:pPr>
-        <w:ind w:firstLine="709"/>
-        <w:jc w:val="both"/>
-      </w:pPr>
-      <w:r>
-        <w:rPr>
-          <w:rFonts w:cs="Times New Roman"/>
-        </w:rPr>
-        <w:t>The field meanwhile has produced accurate and in some cases prospectively validated systems while treating preprocessing as ancillary data preparation: u</w:t>
-      </w:r>
-      <w:r>
-        <w:rPr>
-          <w:rFonts w:cs="Times New Roman"/>
-        </w:rPr>
-        <w:t>nder-reported in the main text of landmark studies [16, 17], omitted from several deployment reports, and rarely isolated or formalised as a component of the model. The review of Senapati et al. [64] surveys the same record without reporting such an isolat</w:t>
-      </w:r>
-      <w:r>
-        <w:rPr>
-          <w:rFonts w:cs="Times New Roman"/>
-        </w:rPr>
-        <w:t>ion.</w:t>
-      </w:r>
-    </w:p>
-    <w:p>
-      <w:pPr>
-        <w:ind w:firstLine="709"/>
-        <w:jc w:val="both"/>
-      </w:pPr>
-      <w:r>
-        <w:rPr>
-          <w:rFonts w:cs="Times New Roman"/>
-        </w:rPr>
-        <w:t>The gap is therefore not a deficit of accuracy but a deficit of method: the contribution of preprocessing has not been formalised and evaluated as an integral part of the model under controlled, transparent, multi-corpus conditions.</w:t>
-      </w:r>
-    </w:p>
-    <w:p>
-      <w:pPr>
-        <w:ind w:firstLine="709"/>
-        <w:jc w:val="both"/>
-      </w:pPr>
-      <w:r>
-        <w:rPr>
-          <w:rFonts w:cs="Times New Roman"/>
-        </w:rPr>
-        <w:t>The research probl</w:t>
-      </w:r>
-      <w:r>
-        <w:rPr>
-          <w:rFonts w:cs="Times New Roman"/>
-        </w:rPr>
-        <w:t>em follows directly. It is how image preprocessing can be formalised as an integral component of a convolutional grading model rather than treated as separable and optional preparation. And it is how that contribution can be evaluated under controlled cond</w:t>
-      </w:r>
-      <w:r>
-        <w:rPr>
-          <w:rFonts w:cs="Times New Roman"/>
-        </w:rPr>
-        <w:t>itions representative of the resource-limited environments in which screening must be delivered.</w:t>
-      </w:r>
-    </w:p>
-    <w:p>
-      <w:pPr>
-        <w:ind w:firstLine="709"/>
-        <w:jc w:val="both"/>
-      </w:pPr>
-      <w:r>
-        <w:rPr>
-          <w:rFonts w:cs="Times New Roman"/>
-        </w:rPr>
-        <w:t>The problem is at once conceptual and empirical: it requires reframing preprocessing as an integral model component, and a study design in which that reframing</w:t>
-      </w:r>
-      <w:r>
-        <w:rPr>
-          <w:rFonts w:cs="Times New Roman"/>
-        </w:rPr>
-        <w:t xml:space="preserve"> can be tested rather than assumed.</w:t>
-      </w:r>
-    </w:p>
-    <w:p>
-      <w:pPr>
-        <w:ind w:firstLine="709"/>
-        <w:jc w:val="both"/>
-      </w:pPr>
-      <w:r>
-        <w:rPr>
-          <w:rFonts w:cs="Times New Roman"/>
-        </w:rPr>
-        <w:t>The response, stated here as objective rather than as result, is to develop and experimentally validate an integrated enhancement and classification framework for multi-stage grading. Its preprocessing is an ordered eigh</w:t>
-      </w:r>
-      <w:r>
-        <w:rPr>
-          <w:rFonts w:cs="Times New Roman"/>
-        </w:rPr>
-        <w:t>t-stage pipeline applied together with a classifier and treated, for evaluation, as a single model. That integration is the conceptual contribution: the pipeline is not a preface to the model but part of it, defining the feature space the classifier operat</w:t>
-      </w:r>
-      <w:r>
-        <w:rPr>
-          <w:rFonts w:cs="Times New Roman"/>
-        </w:rPr>
-        <w:t>es on.</w:t>
-      </w:r>
-    </w:p>
-    <w:p>
-      <w:pPr>
-        <w:ind w:firstLine="709"/>
-        <w:jc w:val="both"/>
-      </w:pPr>
-      <w:r>
-        <w:rPr>
-          <w:rFonts w:cs="Times New Roman"/>
-        </w:rPr>
-        <w:t>Because the framework is the object of study, the problem decomposes into bounded hypotheses, each testing one facet under matched conditions. The first concerns whether the full pipeline paired with in-domain pretraining outperforms a baseline of m</w:t>
-      </w:r>
-      <w:r>
-        <w:rPr>
-          <w:rFonts w:cs="Times New Roman"/>
-        </w:rPr>
-        <w:t>inimal preprocessing with conventional initialisation on the primary corpus.</w:t>
-      </w:r>
-    </w:p>
-    <w:p>
-      <w:pPr>
-        <w:ind w:firstLine="709"/>
-        <w:jc w:val="both"/>
-      </w:pPr>
-      <w:r>
-        <w:rPr>
-          <w:rFonts w:cs="Times New Roman"/>
-        </w:rPr>
-        <w:t xml:space="preserve">It is essential to the honesty of the design to record that its two arms differ along two axes at once, so any observed effect is the joint contribution of the </w:t>
-      </w:r>
-      <w:r>
-        <w:rPr>
-          <w:rFonts w:cs="Times New Roman"/>
-        </w:rPr>
-        <w:t>integrated configuration and may not be attributed to preprocessing in isolation.</w:t>
-      </w:r>
-    </w:p>
-    <w:p>
-      <w:pPr>
-        <w:ind w:firstLine="709"/>
-        <w:jc w:val="both"/>
-      </w:pPr>
-      <w:r>
-        <w:rPr>
-          <w:rFonts w:cs="Times New Roman"/>
-        </w:rPr>
-        <w:t xml:space="preserve">The remaining hypotheses probe distinct properties: component ablation and parameter sensitivity; reduction of distributional distance between the training corpus and target </w:t>
-      </w:r>
-      <w:r>
-        <w:rPr>
-          <w:rFonts w:cs="Times New Roman"/>
-        </w:rPr>
-        <w:t>corpora; cross-corpus transferability; alignment between model attention and annotated lesions; robustness across imaging devices; and performance on external clinical corpora. Each is bounded to its corpora, architectures and tested ranges, and each is he</w:t>
+        <w:t>ranges, and each is he</w:t>
       </w:r>
       <w:r>
         <w:rPr>
@@ -8040,7 +8004,6 @@
         <w:rPr>
           <w:rFonts w:cs="Times New Roman"/>
         </w:rPr>
-        <w:lastRenderedPageBreak/>
         <w:t>Two boundaries define what this formulation does and does not commit the work to. The aim is formalisation and controlled evaluation, not competition: no named system is a ta</w:t>
       </w:r>
       <w:r>
@@ -8345,7 +8308,7 @@
         </w:rPr>
         <w:lastRenderedPageBreak/>
         <w:drawing>
-          <wp:inline distT="0" distB="0" distL="0" distR="0" wp14:anchorId="18AD03EB" wp14:editId="407C157A">
+          <wp:inline distT="0" distB="0" distL="0" distR="0" wp14:anchorId="1929CA74" wp14:editId="73488BFE">
             <wp:extent cx="2268000" cy="4301274"/>
             <wp:effectExtent l="0" t="0" r="0" b="0"/>
             <wp:docPr id="3" name="Picture 3"/>
@@ -8795,7 +8758,7 @@
     <w:p>
       <w:pPr>
         <w:keepNext/>
-        <w:spacing w:before="120"/>
+        <w:pageBreakBefore/>
       </w:pPr>
       <w:r>
         <w:lastRenderedPageBreak/>
@@ -8826,6 +8789,11 @@
             <w:tcW w:w="2409" w:type="dxa"/>
           </w:tcPr>
           <w:p>
+            <w:pPr>
+              <w:rPr>
+                <w:rFonts w:cs="Times New Roman"/>
+              </w:rPr>
+            </w:pPr>
             <w:r>
               <w:rPr>
                 <w:rFonts w:cs="Times New Roman"/>
@@ -8840,6 +8808,11 @@
             <w:tcW w:w="2409" w:type="dxa"/>
           </w:tcPr>
           <w:p>
+            <w:pPr>
+              <w:rPr>
+                <w:rFonts w:cs="Times New Roman"/>
+              </w:rPr>
+            </w:pPr>
             <w:r>
               <w:rPr>
                 <w:rFonts w:cs="Times New Roman"/>
@@ -8854,6 +8827,11 @@
             <w:tcW w:w="2409" w:type="dxa"/>
           </w:tcPr>
           <w:p>
+            <w:pPr>
+              <w:rPr>
+                <w:rFonts w:cs="Times New Roman"/>
+              </w:rPr>
+            </w:pPr>
             <w:r>
               <w:rPr>
                 <w:rFonts w:cs="Times New Roman"/>
@@ -8868,6 +8846,11 @@
             <w:tcW w:w="2409" w:type="dxa"/>
           </w:tcPr>
           <w:p>
+            <w:pPr>
+              <w:rPr>
+                <w:rFonts w:cs="Times New Roman"/>
+              </w:rPr>
+            </w:pPr>
             <w:r>
               <w:rPr>
                 <w:rFonts w:cs="Times New Roman"/>
@@ -8875,61 +8858,6 @@
               </w:rPr>
               <w:t>Applied</w:t>
             </w:r>
-          </w:p>
-        </w:tc>
-      </w:tr>
-      <w:tr>
-        <w:trPr>
-          <w:cantSplit/>
-          <w:tblHeader/>
-          <w:jc w:val="center"/>
-        </w:trPr>
-        <w:tc>
-          <w:tcPr>
-            <w:tcW w:w="2409" w:type="dxa"/>
-          </w:tcPr>
-          <w:p>
-            <w:pPr>
-              <w:rPr>
-                <w:rFonts w:cs="Times New Roman"/>
-              </w:rPr>
-            </w:pPr>
-          </w:p>
-        </w:tc>
-        <w:tc>
-          <w:tcPr>
-            <w:tcW w:w="2409" w:type="dxa"/>
-          </w:tcPr>
-          <w:p>
-            <w:pPr>
-              <w:rPr>
-                <w:rFonts w:cs="Times New Roman"/>
-              </w:rPr>
-            </w:pPr>
-          </w:p>
-        </w:tc>
-        <w:tc>
-          <w:tcPr>
-            <w:tcW w:w="2409" w:type="dxa"/>
-          </w:tcPr>
-          <w:p>
-            <w:pPr>
-              <w:rPr>
-                <w:rFonts w:cs="Times New Roman"/>
-              </w:rPr>
-            </w:pPr>
-          </w:p>
-        </w:tc>
-        <w:tc>
-          <w:tcPr>
-            <w:tcW w:w="2409" w:type="dxa"/>
-          </w:tcPr>
-          <w:p>
-            <w:pPr>
-              <w:rPr>
-                <w:rFonts w:cs="Times New Roman"/>
-              </w:rPr>
-            </w:pPr>
           </w:p>
         </w:tc>
       </w:tr>
@@ -9253,7 +9181,7 @@
         </w:rPr>
         <w:lastRenderedPageBreak/>
         <w:drawing>
-          <wp:inline distT="0" distB="0" distL="0" distR="0" wp14:anchorId="7350D19E" wp14:editId="7E86949A">
+          <wp:inline distT="0" distB="0" distL="0" distR="0" wp14:anchorId="412F96E5" wp14:editId="59BCA056">
             <wp:extent cx="3011235" cy="3420000"/>
             <wp:effectExtent l="0" t="0" r="0" b="0"/>
             <wp:docPr id="4" name="Picture 4"/>
@@ -9336,7 +9264,7 @@
           <w:noProof/>
         </w:rPr>
         <w:drawing>
-          <wp:inline distT="0" distB="0" distL="0" distR="0" wp14:anchorId="0BFFE20B" wp14:editId="728F6A7A">
+          <wp:inline distT="0" distB="0" distL="0" distR="0" wp14:anchorId="345FF895" wp14:editId="60D030D6">
             <wp:extent cx="3011235" cy="3420000"/>
             <wp:effectExtent l="0" t="0" r="0" b="0"/>
             <wp:docPr id="5" name="Picture 5"/>
@@ -9486,7 +9414,7 @@
           <w:noProof/>
         </w:rPr>
         <w:drawing>
-          <wp:inline distT="0" distB="0" distL="0" distR="0" wp14:anchorId="02F4CA27" wp14:editId="03FBE927">
+          <wp:inline distT="0" distB="0" distL="0" distR="0" wp14:anchorId="2DEE713D" wp14:editId="2F7AEF6D">
             <wp:extent cx="3011235" cy="3420000"/>
             <wp:effectExtent l="0" t="0" r="0" b="0"/>
             <wp:docPr id="6" name="Picture 6"/>
@@ -9636,7 +9564,7 @@
           <w:noProof/>
         </w:rPr>
         <w:drawing>
-          <wp:inline distT="0" distB="0" distL="0" distR="0" wp14:anchorId="722C2C5F" wp14:editId="23AF39FB">
+          <wp:inline distT="0" distB="0" distL="0" distR="0" wp14:anchorId="1A400044" wp14:editId="2456F81D">
             <wp:extent cx="1929924" cy="4320225"/>
             <wp:effectExtent l="0" t="0" r="0" b="0"/>
             <wp:docPr id="7" name="Picture 7"/>
@@ -10301,7 +10229,7 @@
         </w:rPr>
         <w:lastRenderedPageBreak/>
         <w:drawing>
-          <wp:inline distT="0" distB="0" distL="0" distR="0" wp14:anchorId="14501818" wp14:editId="5FB91640">
+          <wp:inline distT="0" distB="0" distL="0" distR="0" wp14:anchorId="377927FC" wp14:editId="3DFFB1E8">
             <wp:extent cx="5940000" cy="2152793"/>
             <wp:effectExtent l="0" t="0" r="0" b="0"/>
             <wp:docPr id="8" name="Picture 8"/>
@@ -11772,7 +11700,7 @@
           <w:noProof/>
         </w:rPr>
         <w:drawing>
-          <wp:inline distT="0" distB="0" distL="0" distR="0" wp14:anchorId="5A9784AB" wp14:editId="01C971C9">
+          <wp:inline distT="0" distB="0" distL="0" distR="0" wp14:anchorId="1558F670" wp14:editId="10F2E269">
             <wp:extent cx="5940000" cy="2485164"/>
             <wp:effectExtent l="0" t="0" r="0" b="0"/>
             <wp:docPr id="9" name="Picture 9"/>
@@ -12482,7 +12410,7 @@
     <w:p>
       <w:pPr>
         <w:keepNext/>
-        <w:spacing w:before="120"/>
+        <w:pageBreakBefore/>
       </w:pPr>
       <w:r>
         <w:lastRenderedPageBreak/>
@@ -12513,6 +12441,11 @@
             <w:tcW w:w="2409" w:type="dxa"/>
           </w:tcPr>
           <w:p>
+            <w:pPr>
+              <w:rPr>
+                <w:rFonts w:cs="Times New Roman"/>
+              </w:rPr>
+            </w:pPr>
             <w:r>
               <w:rPr>
                 <w:rFonts w:cs="Times New Roman"/>
@@ -12527,6 +12460,11 @@
             <w:tcW w:w="2409" w:type="dxa"/>
           </w:tcPr>
           <w:p>
+            <w:pPr>
+              <w:rPr>
+                <w:rFonts w:cs="Times New Roman"/>
+              </w:rPr>
+            </w:pPr>
             <w:r>
               <w:rPr>
                 <w:rFonts w:cs="Times New Roman"/>
@@ -12541,6 +12479,11 @@
             <w:tcW w:w="2409" w:type="dxa"/>
           </w:tcPr>
           <w:p>
+            <w:pPr>
+              <w:rPr>
+                <w:rFonts w:cs="Times New Roman"/>
+              </w:rPr>
+            </w:pPr>
             <w:r>
               <w:rPr>
                 <w:rFonts w:cs="Times New Roman"/>
@@ -12555,6 +12498,11 @@
             <w:tcW w:w="2409" w:type="dxa"/>
           </w:tcPr>
           <w:p>
+            <w:pPr>
+              <w:rPr>
+                <w:rFonts w:cs="Times New Roman"/>
+              </w:rPr>
+            </w:pPr>
             <w:r>
               <w:rPr>
                 <w:rFonts w:cs="Times New Roman"/>
@@ -12562,61 +12510,6 @@
               </w:rPr>
               <w:t>Threshold</w:t>
             </w:r>
-          </w:p>
-        </w:tc>
-      </w:tr>
-      <w:tr>
-        <w:trPr>
-          <w:cantSplit/>
-          <w:tblHeader/>
-          <w:jc w:val="center"/>
-        </w:trPr>
-        <w:tc>
-          <w:tcPr>
-            <w:tcW w:w="2409" w:type="dxa"/>
-          </w:tcPr>
-          <w:p>
-            <w:pPr>
-              <w:rPr>
-                <w:rFonts w:cs="Times New Roman"/>
-              </w:rPr>
-            </w:pPr>
-          </w:p>
-        </w:tc>
-        <w:tc>
-          <w:tcPr>
-            <w:tcW w:w="2409" w:type="dxa"/>
-          </w:tcPr>
-          <w:p>
-            <w:pPr>
-              <w:rPr>
-                <w:rFonts w:cs="Times New Roman"/>
-              </w:rPr>
-            </w:pPr>
-          </w:p>
-        </w:tc>
-        <w:tc>
-          <w:tcPr>
-            <w:tcW w:w="2409" w:type="dxa"/>
-          </w:tcPr>
-          <w:p>
-            <w:pPr>
-              <w:rPr>
-                <w:rFonts w:cs="Times New Roman"/>
-              </w:rPr>
-            </w:pPr>
-          </w:p>
-        </w:tc>
-        <w:tc>
-          <w:tcPr>
-            <w:tcW w:w="2409" w:type="dxa"/>
-          </w:tcPr>
-          <w:p>
-            <w:pPr>
-              <w:rPr>
-                <w:rFonts w:cs="Times New Roman"/>
-              </w:rPr>
-            </w:pPr>
           </w:p>
         </w:tc>
       </w:tr>
@@ -14320,7 +14213,7 @@
     <w:p>
       <w:pPr>
         <w:keepNext/>
-        <w:spacing w:before="120"/>
+        <w:pageBreakBefore/>
       </w:pPr>
       <w:r>
         <w:lastRenderedPageBreak/>
@@ -14353,6 +14246,11 @@
             <w:tcW w:w="1606" w:type="dxa"/>
           </w:tcPr>
           <w:p>
+            <w:pPr>
+              <w:rPr>
+                <w:rFonts w:cs="Times New Roman"/>
+              </w:rPr>
+            </w:pPr>
             <w:r>
               <w:rPr>
                 <w:rFonts w:cs="Times New Roman"/>
@@ -14367,6 +14265,11 @@
             <w:tcW w:w="1606" w:type="dxa"/>
           </w:tcPr>
           <w:p>
+            <w:pPr>
+              <w:rPr>
+                <w:rFonts w:cs="Times New Roman"/>
+              </w:rPr>
+            </w:pPr>
             <w:r>
               <w:rPr>
                 <w:rFonts w:cs="Times New Roman"/>
@@ -14381,6 +14284,11 @@
             <w:tcW w:w="1701" w:type="dxa"/>
           </w:tcPr>
           <w:p>
+            <w:pPr>
+              <w:rPr>
+                <w:rFonts w:cs="Times New Roman"/>
+              </w:rPr>
+            </w:pPr>
             <w:r>
               <w:rPr>
                 <w:rFonts w:cs="Times New Roman"/>
@@ -14395,6 +14303,11 @@
             <w:tcW w:w="1606" w:type="dxa"/>
           </w:tcPr>
           <w:p>
+            <w:pPr>
+              <w:rPr>
+                <w:rFonts w:cs="Times New Roman"/>
+              </w:rPr>
+            </w:pPr>
             <w:r>
               <w:rPr>
                 <w:rFonts w:cs="Times New Roman"/>
@@ -14409,6 +14322,11 @@
             <w:tcW w:w="1606" w:type="dxa"/>
           </w:tcPr>
           <w:p>
+            <w:pPr>
+              <w:rPr>
+                <w:rFonts w:cs="Times New Roman"/>
+              </w:rPr>
+            </w:pPr>
             <w:r>
               <w:rPr>
                 <w:rFonts w:cs="Times New Roman"/>
@@ -14423,6 +14341,11 @@
             <w:tcW w:w="1606" w:type="dxa"/>
           </w:tcPr>
           <w:p>
+            <w:pPr>
+              <w:rPr>
+                <w:rFonts w:cs="Times New Roman"/>
+              </w:rPr>
+            </w:pPr>
             <w:r>
               <w:rPr>
                 <w:rFonts w:cs="Times New Roman"/>
@@ -14430,85 +14353,6 @@
               </w:rPr>
               <w:t>Camera</w:t>
             </w:r>
-          </w:p>
-        </w:tc>
-      </w:tr>
-      <w:tr>
-        <w:trPr>
-          <w:cantSplit/>
-          <w:tblHeader/>
-          <w:jc w:val="center"/>
-        </w:trPr>
-        <w:tc>
-          <w:tcPr>
-            <w:tcW w:w="1606" w:type="dxa"/>
-          </w:tcPr>
-          <w:p>
-            <w:pPr>
-              <w:rPr>
-                <w:rFonts w:cs="Times New Roman"/>
-              </w:rPr>
-            </w:pPr>
-          </w:p>
-        </w:tc>
-        <w:tc>
-          <w:tcPr>
-            <w:tcW w:w="1606" w:type="dxa"/>
-          </w:tcPr>
-          <w:p>
-            <w:pPr>
-              <w:rPr>
-                <w:rFonts w:cs="Times New Roman"/>
-              </w:rPr>
-            </w:pPr>
-          </w:p>
-        </w:tc>
-        <w:tc>
-          <w:tcPr>
-            <w:tcW w:w="1701" w:type="dxa"/>
-          </w:tcPr>
-          <w:p>
-            <w:pPr>
-              <w:rPr>
-                <w:rFonts w:cs="Times New Roman"/>
-              </w:rPr>
-            </w:pPr>
-          </w:p>
-        </w:tc>
-        <w:tc>
-          <w:tcPr>
-            <w:tcW w:w="1606" w:type="dxa"/>
-          </w:tcPr>
-          <w:p>
-            <w:pPr>
-              <w:rPr>
-                <w:rFonts w:cs="Times New Roman"/>
-              </w:rPr>
-            </w:pPr>
-          </w:p>
-        </w:tc>
-        <w:tc>
-          <w:tcPr>
-            <w:tcW w:w="1606" w:type="dxa"/>
-          </w:tcPr>
-          <w:p>
-            <w:pPr>
-              <w:rPr>
-                <w:rFonts w:cs="Times New Roman"/>
-              </w:rPr>
-            </w:pPr>
-          </w:p>
-        </w:tc>
-        <w:tc>
-          <w:tcPr>
-            <w:tcW w:w="1606" w:type="dxa"/>
-          </w:tcPr>
-          <w:p>
-            <w:pPr>
-              <w:rPr>
-                <w:rFonts w:cs="Times New Roman"/>
-              </w:rPr>
-            </w:pPr>
           </w:p>
         </w:tc>
       </w:tr>
@@ -14735,7 +14579,7 @@
           <w:noProof/>
         </w:rPr>
         <w:drawing>
-          <wp:inline distT="0" distB="0" distL="0" distR="0" wp14:anchorId="281EE172" wp14:editId="43BB9973">
+          <wp:inline distT="0" distB="0" distL="0" distR="0" wp14:anchorId="50E480B4" wp14:editId="692A59D2">
             <wp:extent cx="2763494" cy="3419290"/>
             <wp:effectExtent l="0" t="0" r="0" b="0"/>
             <wp:docPr id="10" name="Picture 10"/>
@@ -14810,14 +14654,20 @@
         <w:rPr>
           <w:rFonts w:cs="Times New Roman"/>
         </w:rPr>
+        <w:t xml:space="preserve">That heterogeneity is a bounded feature of the design, not an uncontrolled confound, but it imposes </w:t>
+      </w:r>
+      <w:r>
+        <w:rPr>
+          <w:rFonts w:cs="Times New Roman"/>
+        </w:rPr>
+        <w:t xml:space="preserve">a discipline observed throughout. Any comparison drawn </w:t>
+      </w:r>
+      <w:r>
+        <w:rPr>
+          <w:rFonts w:cs="Times New Roman"/>
+        </w:rPr>
         <w:lastRenderedPageBreak/>
-        <w:t xml:space="preserve">That heterogeneity is a bounded feature of the design, not an uncontrolled confound, but it imposes </w:t>
-      </w:r>
-      <w:r>
-        <w:rPr>
-          <w:rFonts w:cs="Times New Roman"/>
-        </w:rPr>
-        <w:t>a discipline observed throughout. Any comparison drawn across corpora carries with it the differences in equipment, population, grading protocol and taxonomy that separate them.</w:t>
+        <w:t>across corpora carries with it the differences in equipment, population, grading protocol and taxonomy that separate them.</w:t>
       </w:r>
     </w:p>
     <w:p>
@@ -14855,7 +14705,7 @@
           <w:noProof/>
         </w:rPr>
         <w:drawing>
-          <wp:inline distT="0" distB="0" distL="0" distR="0" wp14:anchorId="0EFAA2C1" wp14:editId="40426EA6">
+          <wp:inline distT="0" distB="0" distL="0" distR="0" wp14:anchorId="18C4C4BA" wp14:editId="4FBBDB93">
             <wp:extent cx="4560000" cy="3420000"/>
             <wp:effectExtent l="0" t="0" r="0" b="0"/>
             <wp:docPr id="11" name="Picture 11"/>
@@ -14972,31 +14822,25 @@
         <w:rPr>
           <w:rFonts w:cs="Times New Roman"/>
         </w:rPr>
-        <w:t>ice corpora are reduced to their retinopathy content, with other disease labels excluded or mapped to a non-retinopathy category. Where a referable axis is used, its correspondence to the five grades is stated, so that a cross-</w:t>
-      </w:r>
+        <w:t>ice corpora are reduced to their retinopathy content, with other disease labels excluded or mapped to a non-retinopathy category. Where a referable axis is used, its correspondence to the five grades is stated, so that a cross-corpus comparison carries its</w:t>
+      </w:r>
+      <w:r>
+        <w:rPr>
+          <w:rFonts w:cs="Times New Roman"/>
+        </w:rPr>
+        <w:t xml:space="preserve"> taxonomic context rather than presupposing label equivalence.</w:t>
+      </w:r>
+    </w:p>
+    <w:p>
+      <w:pPr>
+        <w:ind w:firstLine="709"/>
+        <w:jc w:val="both"/>
+      </w:pPr>
       <w:r>
         <w:rPr>
           <w:rFonts w:cs="Times New Roman"/>
         </w:rPr>
         <w:lastRenderedPageBreak/>
-        <w:t>corpus comparison carries its</w:t>
-      </w:r>
-      <w:r>
-        <w:rPr>
-          <w:rFonts w:cs="Times New Roman"/>
-        </w:rPr>
-        <w:t xml:space="preserve"> taxonomic context rather than presupposing label equivalence.</w:t>
-      </w:r>
-    </w:p>
-    <w:p>
-      <w:pPr>
-        <w:ind w:firstLine="709"/>
-        <w:jc w:val="both"/>
-      </w:pPr>
-      <w:r>
-        <w:rPr>
-          <w:rFonts w:cs="Times New Roman"/>
-        </w:rPr>
         <w:t>Partitioning follows one protocol applied uniformly. Every experiment uses five-fold cross-validation with a patient-level stratified split, so that no patient's images fall in both the trainin</w:t>
       </w:r>
       <w:r>
@@ -15441,31 +15285,25 @@
         <w:rPr>
           <w:rFonts w:cs="Times New Roman"/>
         </w:rPr>
-        <w:t xml:space="preserve">lity is engineered rather than assumed, and each control removes a named source of variation. A single fixed seed removes run-to-run nondeterminism in initialisation, data ordering and stochastic operations. The augmentation parameters </w:t>
-      </w:r>
+        <w:t>lity is engineered rather than assumed, and each control removes a named source of variation. A single fixed seed removes run-to-run nondeterminism in initialisation, data ordering and stochastic operations. The augmentation parameters and the learning-rat</w:t>
+      </w:r>
+      <w:r>
+        <w:rPr>
+          <w:rFonts w:cs="Times New Roman"/>
+        </w:rPr>
+        <w:t>e schedule are fixed across runs, closing two further degrees of freedom that could mask or manufacture an effect.</w:t>
+      </w:r>
+    </w:p>
+    <w:p>
+      <w:pPr>
+        <w:ind w:firstLine="709"/>
+        <w:jc w:val="both"/>
+      </w:pPr>
       <w:r>
         <w:rPr>
           <w:rFonts w:cs="Times New Roman"/>
         </w:rPr>
         <w:lastRenderedPageBreak/>
-        <w:t>and the learning-rat</w:t>
-      </w:r>
-      <w:r>
-        <w:rPr>
-          <w:rFonts w:cs="Times New Roman"/>
-        </w:rPr>
-        <w:t>e schedule are fixed across runs, closing two further degrees of freedom that could mask or manufacture an effect.</w:t>
-      </w:r>
-    </w:p>
-    <w:p>
-      <w:pPr>
-        <w:ind w:firstLine="709"/>
-        <w:jc w:val="both"/>
-      </w:pPr>
-      <w:r>
-        <w:rPr>
-          <w:rFonts w:cs="Times New Roman"/>
-        </w:rPr>
         <w:t>The software stack is pinned and the pipeline and training code are reproduced in Appendix A, so that the transformation applied to each imag</w:t>
       </w:r>
       <w:r>
@@ -15990,14 +15828,20 @@
         <w:rPr>
           <w:rFonts w:cs="Times New Roman"/>
         </w:rPr>
+        <w:t xml:space="preserve">That </w:t>
+      </w:r>
+      <w:r>
+        <w:rPr>
+          <w:rFonts w:cs="Times New Roman"/>
+        </w:rPr>
+        <w:t xml:space="preserve">criterion requires all three of the following at once: the weighted F1-score improves by at least five percentage points, the macro one-versus-rest ROC-AUC by </w:t>
+      </w:r>
+      <w:r>
+        <w:rPr>
+          <w:rFonts w:cs="Times New Roman"/>
+        </w:rPr>
         <w:lastRenderedPageBreak/>
-        <w:t xml:space="preserve">That </w:t>
-      </w:r>
-      <w:r>
-        <w:rPr>
-          <w:rFonts w:cs="Times New Roman"/>
-        </w:rPr>
-        <w:t>criterion requires all three of the following at once: the weighted F1-score improves by at least five percentage points, the macro one-versus-rest ROC-AUC by at least 0.02, and the quadratic-weighted kappa does not degrade. The conjunction matters, becaus</w:t>
+        <w:t>at least 0.02, and the quadratic-weighted kappa does not degrade. The conjunction matters, becaus</w:t>
       </w:r>
       <w:r>
         <w:rPr>
@@ -16189,8 +16033,14 @@
         <w:rPr>
           <w:rFonts w:cs="Times New Roman"/>
         </w:rPr>
+        <w:t xml:space="preserve">This is an interpretation consistent with those quantities, not something they establish independently. Whether the pipeline reduces distributional variability is </w:t>
+      </w:r>
+      <w:r>
+        <w:rPr>
+          <w:rFonts w:cs="Times New Roman"/>
+        </w:rPr>
         <w:lastRenderedPageBreak/>
-        <w:t>This is an interpretation consistent with those quantities, not something they establish independently. Whether the pipeline reduces distributional variability is measured directly in section 3.4, and the stage-by-stage attribution is ma</w:t>
+        <w:t>measured directly in section 3.4, and the stage-by-stage attribution is ma</w:t>
       </w:r>
       <w:r>
         <w:rPr>
@@ -16779,6 +16629,7 @@
     <w:p>
       <w:pPr>
         <w:keepNext/>
+        <w:pageBreakBefore/>
         <w:spacing w:before="120"/>
       </w:pPr>
       <w:r>
@@ -16888,34 +16739,9 @@
           </w:p>
         </w:tc>
       </w:tr>
-    </w:tbl>
-    <w:p>
-      <w:pPr>
-        <w:keepNext/>
-        <w:spacing w:before="120"/>
-      </w:pPr>
-      <w:r>
-        <w:t>Continuation of table 3.5</w:t>
-      </w:r>
-    </w:p>
-    <w:tbl>
-      <w:tblPr>
-        <w:tblStyle w:val="TableGrid"/>
-        <w:tblW w:w="0" w:type="auto"/>
-        <w:jc w:val="center"/>
-        <w:tblLook w:val="04A0" w:firstRow="1" w:lastRow="0" w:firstColumn="1" w:lastColumn="0" w:noHBand="0" w:noVBand="1"/>
-      </w:tblPr>
-      <w:tblGrid>
-        <w:gridCol w:w="1928"/>
-        <w:gridCol w:w="1928"/>
-        <w:gridCol w:w="1928"/>
-        <w:gridCol w:w="1928"/>
-        <w:gridCol w:w="1928"/>
-      </w:tblGrid>
       <w:tr>
         <w:trPr>
           <w:cantSplit/>
-          <w:tblHeader/>
           <w:jc w:val="center"/>
         </w:trPr>
         <w:tc>
@@ -16926,9 +16752,8 @@
             <w:r>
               <w:rPr>
                 <w:rFonts w:cs="Times New Roman"/>
-                <w:b/>
-              </w:rPr>
-              <w:t>Grade</w:t>
+              </w:rPr>
+              <w:t>No retinopathy</w:t>
             </w:r>
           </w:p>
         </w:tc>
@@ -16940,9 +16765,8 @@
             <w:r>
               <w:rPr>
                 <w:rFonts w:cs="Times New Roman"/>
-                <w:b/>
-              </w:rPr>
-              <w:t>Baseline, residual</w:t>
+              </w:rPr>
+              <w:t>0.8872</w:t>
             </w:r>
           </w:p>
         </w:tc>
@@ -16954,9 +16778,8 @@
             <w:r>
               <w:rPr>
                 <w:rFonts w:cs="Times New Roman"/>
-                <w:b/>
-              </w:rPr>
-              <w:t>Integrated, residual</w:t>
+              </w:rPr>
+              <w:t>0.9320</w:t>
             </w:r>
           </w:p>
         </w:tc>
@@ -16968,9 +16791,8 @@
             <w:r>
               <w:rPr>
                 <w:rFonts w:cs="Times New Roman"/>
-                <w:b/>
-              </w:rPr>
-              <w:t>Baseline, efficient</w:t>
+              </w:rPr>
+              <w:t>0.8889</w:t>
             </w:r>
           </w:p>
         </w:tc>
@@ -16982,77 +16804,9 @@
             <w:r>
               <w:rPr>
                 <w:rFonts w:cs="Times New Roman"/>
-                <w:b/>
-              </w:rPr>
-              <w:t>Integrated, efficient</w:t>
-            </w:r>
-          </w:p>
-        </w:tc>
-      </w:tr>
-      <w:tr>
-        <w:trPr>
-          <w:cantSplit/>
-          <w:tblHeader/>
-          <w:jc w:val="center"/>
-        </w:trPr>
-        <w:tc>
-          <w:tcPr>
-            <w:tcW w:w="1928" w:type="dxa"/>
-          </w:tcPr>
-          <w:p>
-            <w:pPr>
-              <w:rPr>
-                <w:rFonts w:cs="Times New Roman"/>
-              </w:rPr>
-            </w:pPr>
-          </w:p>
-        </w:tc>
-        <w:tc>
-          <w:tcPr>
-            <w:tcW w:w="1928" w:type="dxa"/>
-          </w:tcPr>
-          <w:p>
-            <w:pPr>
-              <w:rPr>
-                <w:rFonts w:cs="Times New Roman"/>
-              </w:rPr>
-            </w:pPr>
-          </w:p>
-        </w:tc>
-        <w:tc>
-          <w:tcPr>
-            <w:tcW w:w="1928" w:type="dxa"/>
-          </w:tcPr>
-          <w:p>
-            <w:pPr>
-              <w:rPr>
-                <w:rFonts w:cs="Times New Roman"/>
-              </w:rPr>
-            </w:pPr>
-          </w:p>
-        </w:tc>
-        <w:tc>
-          <w:tcPr>
-            <w:tcW w:w="1928" w:type="dxa"/>
-          </w:tcPr>
-          <w:p>
-            <w:pPr>
-              <w:rPr>
-                <w:rFonts w:cs="Times New Roman"/>
-              </w:rPr>
-            </w:pPr>
-          </w:p>
-        </w:tc>
-        <w:tc>
-          <w:tcPr>
-            <w:tcW w:w="1928" w:type="dxa"/>
-          </w:tcPr>
-          <w:p>
-            <w:pPr>
-              <w:rPr>
-                <w:rFonts w:cs="Times New Roman"/>
-              </w:rPr>
-            </w:pPr>
+              </w:rPr>
+              <w:t>0.9333</w:t>
+            </w:r>
           </w:p>
         </w:tc>
       </w:tr>
@@ -17070,7 +16824,7 @@
               <w:rPr>
                 <w:rFonts w:cs="Times New Roman"/>
               </w:rPr>
-              <w:t>No retinopathy</w:t>
+              <w:t>Mild</w:t>
             </w:r>
           </w:p>
         </w:tc>
@@ -17083,7 +16837,7 @@
               <w:rPr>
                 <w:rFonts w:cs="Times New Roman"/>
               </w:rPr>
-              <w:t>0.8872</w:t>
+              <w:t>0.0999</w:t>
             </w:r>
           </w:p>
         </w:tc>
@@ -17096,7 +16850,7 @@
               <w:rPr>
                 <w:rFonts w:cs="Times New Roman"/>
               </w:rPr>
-              <w:t>0.9320</w:t>
+              <w:t>0.2141</w:t>
             </w:r>
           </w:p>
         </w:tc>
@@ -17109,7 +16863,7 @@
               <w:rPr>
                 <w:rFonts w:cs="Times New Roman"/>
               </w:rPr>
-              <w:t>0.8889</w:t>
+              <w:t>0.0976</w:t>
             </w:r>
           </w:p>
         </w:tc>
@@ -17122,7 +16876,7 @@
               <w:rPr>
                 <w:rFonts w:cs="Times New Roman"/>
               </w:rPr>
-              <w:t>0.9333</w:t>
+              <w:t>0.2188</w:t>
             </w:r>
           </w:p>
         </w:tc>
@@ -17141,7 +16895,7 @@
               <w:rPr>
                 <w:rFonts w:cs="Times New Roman"/>
               </w:rPr>
-              <w:t>Mild</w:t>
+              <w:t>Moderate</w:t>
             </w:r>
           </w:p>
         </w:tc>
@@ -17154,7 +16908,7 @@
               <w:rPr>
                 <w:rFonts w:cs="Times New Roman"/>
               </w:rPr>
-              <w:t>0.0999</w:t>
+              <w:t>0.5263</w:t>
             </w:r>
           </w:p>
         </w:tc>
@@ -17167,7 +16921,7 @@
               <w:rPr>
                 <w:rFonts w:cs="Times New Roman"/>
               </w:rPr>
-              <w:t>0.2141</w:t>
+              <w:t>0.6546</w:t>
             </w:r>
           </w:p>
         </w:tc>
@@ -17180,7 +16934,7 @@
               <w:rPr>
                 <w:rFonts w:cs="Times New Roman"/>
               </w:rPr>
-              <w:t>0.0976</w:t>
+              <w:t>0.5316</w:t>
             </w:r>
           </w:p>
         </w:tc>
@@ -17193,7 +16947,7 @@
               <w:rPr>
                 <w:rFonts w:cs="Times New Roman"/>
               </w:rPr>
-              <w:t>0.2188</w:t>
+              <w:t>0.6594</w:t>
             </w:r>
           </w:p>
         </w:tc>
@@ -17212,7 +16966,7 @@
               <w:rPr>
                 <w:rFonts w:cs="Times New Roman"/>
               </w:rPr>
-              <w:t>Moderate</w:t>
+              <w:t>Severe</w:t>
             </w:r>
           </w:p>
         </w:tc>
@@ -17225,7 +16979,7 @@
               <w:rPr>
                 <w:rFonts w:cs="Times New Roman"/>
               </w:rPr>
-              <w:t>0.5263</w:t>
+              <w:t>0.2193</w:t>
             </w:r>
           </w:p>
         </w:tc>
@@ -17238,7 +16992,7 @@
               <w:rPr>
                 <w:rFonts w:cs="Times New Roman"/>
               </w:rPr>
-              <w:t>0.6546</w:t>
+              <w:t>0.3180</w:t>
             </w:r>
           </w:p>
         </w:tc>
@@ -17251,7 +17005,7 @@
               <w:rPr>
                 <w:rFonts w:cs="Times New Roman"/>
               </w:rPr>
-              <w:t>0.5316</w:t>
+              <w:t>0.2173</w:t>
             </w:r>
           </w:p>
         </w:tc>
@@ -17264,7 +17018,7 @@
               <w:rPr>
                 <w:rFonts w:cs="Times New Roman"/>
               </w:rPr>
-              <w:t>0.6594</w:t>
+              <w:t>0.3179</w:t>
             </w:r>
           </w:p>
         </w:tc>
@@ -17283,7 +17037,7 @@
               <w:rPr>
                 <w:rFonts w:cs="Times New Roman"/>
               </w:rPr>
-              <w:t>Severe</w:t>
+              <w:t>Proliferative</w:t>
             </w:r>
           </w:p>
         </w:tc>
@@ -17296,7 +17050,7 @@
               <w:rPr>
                 <w:rFonts w:cs="Times New Roman"/>
               </w:rPr>
-              <w:t>0.2193</w:t>
+              <w:t>0.4078</w:t>
             </w:r>
           </w:p>
         </w:tc>
@@ -17309,7 +17063,7 @@
               <w:rPr>
                 <w:rFonts w:cs="Times New Roman"/>
               </w:rPr>
-              <w:t>0.3180</w:t>
+              <w:t>0.5424</w:t>
             </w:r>
           </w:p>
         </w:tc>
@@ -17322,7 +17076,7 @@
               <w:rPr>
                 <w:rFonts w:cs="Times New Roman"/>
               </w:rPr>
-              <w:t>0.2173</w:t>
+              <w:t>0.4147</w:t>
             </w:r>
           </w:p>
         </w:tc>
@@ -17335,7 +17089,7 @@
               <w:rPr>
                 <w:rFonts w:cs="Times New Roman"/>
               </w:rPr>
-              <w:t>0.3179</w:t>
+              <w:t>0.5483</w:t>
             </w:r>
           </w:p>
         </w:tc>
@@ -17354,77 +17108,6 @@
               <w:rPr>
                 <w:rFonts w:cs="Times New Roman"/>
               </w:rPr>
-              <w:t>Proliferative</w:t>
-            </w:r>
-          </w:p>
-        </w:tc>
-        <w:tc>
-          <w:tcPr>
-            <w:tcW w:w="1928" w:type="dxa"/>
-          </w:tcPr>
-          <w:p>
-            <w:r>
-              <w:rPr>
-                <w:rFonts w:cs="Times New Roman"/>
-              </w:rPr>
-              <w:t>0.4078</w:t>
-            </w:r>
-          </w:p>
-        </w:tc>
-        <w:tc>
-          <w:tcPr>
-            <w:tcW w:w="1928" w:type="dxa"/>
-          </w:tcPr>
-          <w:p>
-            <w:r>
-              <w:rPr>
-                <w:rFonts w:cs="Times New Roman"/>
-              </w:rPr>
-              <w:t>0.5424</w:t>
-            </w:r>
-          </w:p>
-        </w:tc>
-        <w:tc>
-          <w:tcPr>
-            <w:tcW w:w="1928" w:type="dxa"/>
-          </w:tcPr>
-          <w:p>
-            <w:r>
-              <w:rPr>
-                <w:rFonts w:cs="Times New Roman"/>
-              </w:rPr>
-              <w:t>0.4147</w:t>
-            </w:r>
-          </w:p>
-        </w:tc>
-        <w:tc>
-          <w:tcPr>
-            <w:tcW w:w="1928" w:type="dxa"/>
-          </w:tcPr>
-          <w:p>
-            <w:r>
-              <w:rPr>
-                <w:rFonts w:cs="Times New Roman"/>
-              </w:rPr>
-              <w:t>0.5483</w:t>
-            </w:r>
-          </w:p>
-        </w:tc>
-      </w:tr>
-      <w:tr>
-        <w:trPr>
-          <w:cantSplit/>
-          <w:jc w:val="center"/>
-        </w:trPr>
-        <w:tc>
-          <w:tcPr>
-            <w:tcW w:w="1928" w:type="dxa"/>
-          </w:tcPr>
-          <w:p>
-            <w:r>
-              <w:rPr>
-                <w:rFonts w:cs="Times New Roman"/>
-              </w:rPr>
               <w:t>Macro-F1</w:t>
             </w:r>
           </w:p>
@@ -17591,9 +17274,8 @@
         <w:rPr>
           <w:noProof/>
         </w:rPr>
-        <w:lastRenderedPageBreak/>
         <w:drawing>
-          <wp:inline distT="0" distB="0" distL="0" distR="0" wp14:anchorId="4F9BBA69" wp14:editId="244B1B66">
+          <wp:inline distT="0" distB="0" distL="0" distR="0" wp14:anchorId="74E38598" wp14:editId="57890756">
             <wp:extent cx="5940000" cy="2546150"/>
             <wp:effectExtent l="0" t="0" r="0" b="0"/>
             <wp:docPr id="12" name="Picture 12"/>
@@ -17650,6 +17332,7 @@
         <w:rPr>
           <w:rFonts w:cs="Times New Roman"/>
         </w:rPr>
+        <w:lastRenderedPageBreak/>
         <w:t>Behaviour at the operative threshold is reported separately, because fiv</w:t>
       </w:r>
       <w:r>
@@ -18185,7 +17868,6 @@
         <w:rPr>
           <w:rFonts w:cs="Times New Roman"/>
         </w:rPr>
-        <w:lastRenderedPageBreak/>
         <w:t>Second, this is an in-domain result, bounded to EyePACS and to the documented hardware. Whether it transfers is the subject of the sections that follow, and nothing about transfer is claimed on this evidence.</w:t>
       </w:r>
     </w:p>
@@ -18254,6 +17936,7 @@
         <w:rPr>
           <w:rFonts w:cs="Times New Roman"/>
         </w:rPr>
+        <w:lastRenderedPageBreak/>
         <w:t>The design rests on a single commitment. The eight stages were added cumulatively, one at a ti</w:t>
       </w:r>
       <w:r>
@@ -19117,7 +18800,6 @@
               <w:rPr>
                 <w:rFonts w:cs="Times New Roman"/>
               </w:rPr>
-              <w:lastRenderedPageBreak/>
               <w:t>6</w:t>
             </w:r>
           </w:p>
@@ -19371,7 +19053,14 @@
         <w:rPr>
           <w:rFonts w:cs="Times New Roman"/>
         </w:rPr>
-        <w:t>What this does not do is convert the first experiment retrospectively into a single-factor manipulation. That remains a comparison of configurations differing along two dimensions, and its verdict remains a verdict</w:t>
+        <w:t xml:space="preserve">What this does not do is convert the first experiment retrospectively into a single-factor manipulation. That remains a comparison of configurations differing </w:t>
+      </w:r>
+      <w:r>
+        <w:rPr>
+          <w:rFonts w:cs="Times New Roman"/>
+        </w:rPr>
+        <w:lastRenderedPageBreak/>
+        <w:t>along two dimensions, and its verdict remains a verdict</w:t>
       </w:r>
       <w:r>
         <w:rPr>
@@ -19485,97 +19174,97 @@
         <w:rPr>
           <w:rFonts w:cs="Times New Roman"/>
         </w:rPr>
+        <w:t>And the stage set is the one specified in sectio</w:t>
+      </w:r>
+      <w:r>
+        <w:rPr>
+          <w:rFonts w:cs="Times New Roman"/>
+        </w:rPr>
+        <w:t>n 2.1. That each of its members contributes is not a claim that the set is optimal or complete, and no such claim is made.</w:t>
+      </w:r>
+    </w:p>
+    <w:p>
+      <w:pPr>
+        <w:ind w:firstLine="709"/>
+        <w:jc w:val="both"/>
+      </w:pPr>
+      <w:r>
+        <w:rPr>
+          <w:rFonts w:cs="Times New Roman"/>
+        </w:rPr>
+        <w:t>Whether the two leading stages are parametrically well-behaved is the second half of the hypothesis. A monotone response would show a</w:t>
+      </w:r>
+      <w:r>
+        <w:rPr>
+          <w:rFonts w:cs="Times New Roman"/>
+        </w:rPr>
+        <w:t>n operator merely applied as strongly as the parameterisation permits; an optimum inside the tested range shows a genuine trade-off located.</w:t>
+      </w:r>
+    </w:p>
+    <w:p>
+      <w:pPr>
+        <w:ind w:firstLine="709"/>
+        <w:jc w:val="both"/>
+      </w:pPr>
+      <w:r>
+        <w:rPr>
+          <w:rFonts w:cs="Times New Roman"/>
+        </w:rPr>
+        <w:t>The dual-constraint rule is governed by a clip factor scaling the per-tile limit and a global threshold conditionin</w:t>
+      </w:r>
+      <w:r>
+        <w:rPr>
+          <w:rFonts w:cs="Times New Roman"/>
+        </w:rPr>
+        <w:t>g application on a contrast statistic of the frame. Both were swept jointly, seven clip factors from 1.0 to 4.0 against five thresholds from 0.01 to 0.05, with a further row at 0.5 as an extended-range check. The grids are given in Appendix B.</w:t>
+      </w:r>
+    </w:p>
+    <w:p>
+      <w:pPr>
+        <w:ind w:firstLine="709"/>
+        <w:jc w:val="both"/>
+      </w:pPr>
+      <w:r>
+        <w:rPr>
+          <w:rFonts w:cs="Times New Roman"/>
+        </w:rPr>
+        <w:t>The response</w:t>
+      </w:r>
+      <w:r>
+        <w:rPr>
+          <w:rFonts w:cs="Times New Roman"/>
+        </w:rPr>
+        <w:t xml:space="preserve"> is non-monotone in both dimensions. Along the clip factor the score rises to a maximum at 2.5 and declines steadily thereafter, so the strongest available equalisation is not the best performing. Along the threshold there is a maximum at 0.03 with decline</w:t>
+      </w:r>
+      <w:r>
+        <w:rPr>
+          <w:rFonts w:cs="Times New Roman"/>
+        </w:rPr>
+        <w:t xml:space="preserve"> on both sides at every clip factor tested.</w:t>
+      </w:r>
+    </w:p>
+    <w:p>
+      <w:pPr>
+        <w:ind w:firstLine="709"/>
+        <w:jc w:val="both"/>
+      </w:pPr>
+      <w:r>
+        <w:rPr>
+          <w:rFonts w:cs="Times New Roman"/>
+        </w:rPr>
+        <w:t>The maximum sits strictly inside the tested region rather than on an edge, which a monotone preference would have refuted. The selected operating point is a clip factor of 2.5 at a threshold of 0.03.</w:t>
+      </w:r>
+    </w:p>
+    <w:p>
+      <w:pPr>
+        <w:ind w:firstLine="709"/>
+        <w:jc w:val="both"/>
+      </w:pPr>
+      <w:r>
+        <w:rPr>
+          <w:rFonts w:cs="Times New Roman"/>
+        </w:rPr>
         <w:lastRenderedPageBreak/>
-        <w:t>And the stage set is the one specified in sectio</w:t>
-      </w:r>
-      <w:r>
-        <w:rPr>
-          <w:rFonts w:cs="Times New Roman"/>
-        </w:rPr>
-        <w:t>n 2.1. That each of its members contributes is not a claim that the set is optimal or complete, and no such claim is made.</w:t>
-      </w:r>
-    </w:p>
-    <w:p>
-      <w:pPr>
-        <w:ind w:firstLine="709"/>
-        <w:jc w:val="both"/>
-      </w:pPr>
-      <w:r>
-        <w:rPr>
-          <w:rFonts w:cs="Times New Roman"/>
-        </w:rPr>
-        <w:t>Whether the two leading stages are parametrically well-behaved is the second half of the hypothesis. A monotone response would show a</w:t>
-      </w:r>
-      <w:r>
-        <w:rPr>
-          <w:rFonts w:cs="Times New Roman"/>
-        </w:rPr>
-        <w:t>n operator merely applied as strongly as the parameterisation permits; an optimum inside the tested range shows a genuine trade-off located.</w:t>
-      </w:r>
-    </w:p>
-    <w:p>
-      <w:pPr>
-        <w:ind w:firstLine="709"/>
-        <w:jc w:val="both"/>
-      </w:pPr>
-      <w:r>
-        <w:rPr>
-          <w:rFonts w:cs="Times New Roman"/>
-        </w:rPr>
-        <w:t>The dual-constraint rule is governed by a clip factor scaling the per-tile limit and a global threshold conditionin</w:t>
-      </w:r>
-      <w:r>
-        <w:rPr>
-          <w:rFonts w:cs="Times New Roman"/>
-        </w:rPr>
-        <w:t>g application on a contrast statistic of the frame. Both were swept jointly, seven clip factors from 1.0 to 4.0 against five thresholds from 0.01 to 0.05, with a further row at 0.5 as an extended-range check. The grids are given in Appendix B.</w:t>
-      </w:r>
-    </w:p>
-    <w:p>
-      <w:pPr>
-        <w:ind w:firstLine="709"/>
-        <w:jc w:val="both"/>
-      </w:pPr>
-      <w:r>
-        <w:rPr>
-          <w:rFonts w:cs="Times New Roman"/>
-        </w:rPr>
-        <w:t>The response</w:t>
-      </w:r>
-      <w:r>
-        <w:rPr>
-          <w:rFonts w:cs="Times New Roman"/>
-        </w:rPr>
-        <w:t xml:space="preserve"> is non-monotone in both dimensions. Along the clip factor the score rises to a maximum at 2.5 and declines steadily thereafter, so the strongest available equalisation is not the best performing. Along the threshold there is a maximum at 0.03 with decline</w:t>
-      </w:r>
-      <w:r>
-        <w:rPr>
-          <w:rFonts w:cs="Times New Roman"/>
-        </w:rPr>
-        <w:t xml:space="preserve"> on both sides at every clip factor tested.</w:t>
-      </w:r>
-    </w:p>
-    <w:p>
-      <w:pPr>
-        <w:ind w:firstLine="709"/>
-        <w:jc w:val="both"/>
-      </w:pPr>
-      <w:r>
-        <w:rPr>
-          <w:rFonts w:cs="Times New Roman"/>
-        </w:rPr>
-        <w:t>The maximum sits strictly inside the tested region rather than on an edge, which a monotone preference would have refuted. The selected operating point is a clip factor of 2.5 at a threshold of 0.03.</w:t>
-      </w:r>
-    </w:p>
-    <w:p>
-      <w:pPr>
-        <w:ind w:firstLine="709"/>
-        <w:jc w:val="both"/>
-      </w:pPr>
-      <w:r>
-        <w:rPr>
-          <w:rFonts w:cs="Times New Roman"/>
-        </w:rPr>
         <w:t>The shape re</w:t>
       </w:r>
       <w:r>
@@ -19678,14 +19367,7 @@
         <w:rPr>
           <w:rFonts w:cs="Times New Roman"/>
         </w:rPr>
-        <w:t xml:space="preserve">The remaining parameter belongs to the stage that ranked first. Flat-field correction is governed by the width of its illumination estimate, expressed as a </w:t>
-      </w:r>
-      <w:r>
-        <w:rPr>
-          <w:rFonts w:cs="Times New Roman"/>
-        </w:rPr>
-        <w:lastRenderedPageBreak/>
-        <w:t>fraction of the field-of-vi</w:t>
+        <w:t>The remaining parameter belongs to the stage that ranked first. Flat-field correction is governed by the width of its illumination estimate, expressed as a fraction of the field-of-vi</w:t>
       </w:r>
       <w:r>
         <w:rPr>
@@ -19782,6 +19464,7 @@
           <w:rFonts w:cs="Times New Roman"/>
           <w:b/>
         </w:rPr>
+        <w:lastRenderedPageBreak/>
         <w:t>Table 3.8 – Image-quality metrics by ablation level, 100 images, with the weighted F1 of Table 3.7</w:t>
       </w:r>
     </w:p>
@@ -20598,103 +20281,97 @@
         <w:rPr>
           <w:rFonts w:cs="Times New Roman"/>
         </w:rPr>
-        <w:t xml:space="preserve">raised the contrast-to-noise ratio substantially, by about 40 per cent, and it is also the largest classification contributor. </w:t>
-      </w:r>
+        <w:t>raised the contrast-to-noise ratio substantially, by about 40 per cent, and it is also the largest classification contributor. Dual-constraint CLAHE is the instructive case: it lowered that ratio while producing the largest jump in entropy, and it is nonet</w:t>
+      </w:r>
+      <w:r>
+        <w:rPr>
+          <w:rFonts w:cs="Times New Roman"/>
+        </w:rPr>
+        <w:t>heless the second-largest contributor.</w:t>
+      </w:r>
+    </w:p>
+    <w:p>
+      <w:pPr>
+        <w:ind w:firstLine="709"/>
+        <w:jc w:val="both"/>
+      </w:pPr>
+      <w:r>
+        <w:rPr>
+          <w:rFonts w:cs="Times New Roman"/>
+        </w:rPr>
+        <w:t>Local equalisation buys fine detail at the cost of part of the global lesion-against-background contrast the ratio is built on. A stage that degrades one image-quality metric while carrying 19 per cent of the performa</w:t>
+      </w:r>
+      <w:r>
+        <w:rPr>
+          <w:rFonts w:cs="Times New Roman"/>
+        </w:rPr>
+        <w:t>nce gain is a direct counterexample to reading such metrics as proxies for diagnostic utility.</w:t>
+      </w:r>
+    </w:p>
+    <w:p>
+      <w:pPr>
+        <w:ind w:firstLine="709"/>
+        <w:jc w:val="both"/>
+      </w:pPr>
+      <w:r>
+        <w:rPr>
+          <w:rFonts w:cs="Times New Roman"/>
+        </w:rPr>
+        <w:t>Augmentation left the metrics unchanged, being active only at training time while quality was measured on the validation configuration, and contributed 0.0101 re</w:t>
+      </w:r>
+      <w:r>
+        <w:rPr>
+          <w:rFonts w:cs="Times New Roman"/>
+        </w:rPr>
+        <w:t>gardless. Structural similarity fell monotonically while the score rose monotonically, so distance from the original frame is not, here, a form of degradation.</w:t>
+      </w:r>
+    </w:p>
+    <w:p>
+      <w:pPr>
+        <w:ind w:firstLine="709"/>
+        <w:jc w:val="both"/>
+      </w:pPr>
+      <w:r>
+        <w:rPr>
+          <w:rFonts w:cs="Times New Roman"/>
+        </w:rPr>
+        <w:t>The two levels that move the metrics appreciably are the two largest contributors, so the metric</w:t>
+      </w:r>
+      <w:r>
+        <w:rPr>
+          <w:rFonts w:cs="Times New Roman"/>
+        </w:rPr>
+        <w:t>s flag the leading component of the mechanism. But the remaining 49 per cent of the gain arises where they are flat or move in the wrong direction. Image-quality metrics therefore track the photometric part of the mechanism and do not exhaust it.</w:t>
+      </w:r>
+    </w:p>
+    <w:p>
+      <w:pPr>
+        <w:ind w:firstLine="709"/>
+        <w:jc w:val="both"/>
+      </w:pPr>
+      <w:r>
+        <w:rPr>
+          <w:rFonts w:cs="Times New Roman"/>
+        </w:rPr>
+        <w:t>Improveme</w:t>
+      </w:r>
+      <w:r>
+        <w:rPr>
+          <w:rFonts w:cs="Times New Roman"/>
+        </w:rPr>
+        <w:t>nt in them is accordingly neither necessary nor sufficient for a classification gain, and no causal claim from image quality to diagnostic performance is made anywhere in this dissertation.</w:t>
+      </w:r>
+    </w:p>
+    <w:p>
+      <w:pPr>
+        <w:ind w:firstLine="709"/>
+        <w:jc w:val="both"/>
+      </w:pPr>
       <w:r>
         <w:rPr>
           <w:rFonts w:cs="Times New Roman"/>
         </w:rPr>
         <w:lastRenderedPageBreak/>
-        <w:t>Dual-constraint CLAHE is the instructive case: it lowered that ratio while producing the largest jump in entropy, and it is nonet</w:t>
-      </w:r>
-      <w:r>
-        <w:rPr>
-          <w:rFonts w:cs="Times New Roman"/>
-        </w:rPr>
-        <w:t>heless the second-largest contributor.</w:t>
-      </w:r>
-    </w:p>
-    <w:p>
-      <w:pPr>
-        <w:ind w:firstLine="709"/>
-        <w:jc w:val="both"/>
-      </w:pPr>
-      <w:r>
-        <w:rPr>
-          <w:rFonts w:cs="Times New Roman"/>
-        </w:rPr>
-        <w:t>Local equalisation buys fine detail at the cost of part of the global lesion-against-background contrast the ratio is built on. A stage that degrades one image-quality metric while carrying 19 per cent of the performa</w:t>
-      </w:r>
-      <w:r>
-        <w:rPr>
-          <w:rFonts w:cs="Times New Roman"/>
-        </w:rPr>
-        <w:t>nce gain is a direct counterexample to reading such metrics as proxies for diagnostic utility.</w:t>
-      </w:r>
-    </w:p>
-    <w:p>
-      <w:pPr>
-        <w:ind w:firstLine="709"/>
-        <w:jc w:val="both"/>
-      </w:pPr>
-      <w:r>
-        <w:rPr>
-          <w:rFonts w:cs="Times New Roman"/>
-        </w:rPr>
-        <w:t>Augmentation left the metrics unchanged, being active only at training time while quality was measured on the validation configuration, and contributed 0.0101 re</w:t>
-      </w:r>
-      <w:r>
-        <w:rPr>
-          <w:rFonts w:cs="Times New Roman"/>
-        </w:rPr>
-        <w:t>gardless. Structural similarity fell monotonically while the score rose monotonically, so distance from the original frame is not, here, a form of degradation.</w:t>
-      </w:r>
-    </w:p>
-    <w:p>
-      <w:pPr>
-        <w:ind w:firstLine="709"/>
-        <w:jc w:val="both"/>
-      </w:pPr>
-      <w:r>
-        <w:rPr>
-          <w:rFonts w:cs="Times New Roman"/>
-        </w:rPr>
-        <w:t>The two levels that move the metrics appreciably are the two largest contributors, so the metric</w:t>
-      </w:r>
-      <w:r>
-        <w:rPr>
-          <w:rFonts w:cs="Times New Roman"/>
-        </w:rPr>
-        <w:t>s flag the leading component of the mechanism. But the remaining 49 per cent of the gain arises where they are flat or move in the wrong direction. Image-quality metrics therefore track the photometric part of the mechanism and do not exhaust it.</w:t>
-      </w:r>
-    </w:p>
-    <w:p>
-      <w:pPr>
-        <w:ind w:firstLine="709"/>
-        <w:jc w:val="both"/>
-      </w:pPr>
-      <w:r>
-        <w:rPr>
-          <w:rFonts w:cs="Times New Roman"/>
-        </w:rPr>
-        <w:t>Improveme</w:t>
-      </w:r>
-      <w:r>
-        <w:rPr>
-          <w:rFonts w:cs="Times New Roman"/>
-        </w:rPr>
-        <w:t>nt in them is accordingly neither necessary nor sufficient for a classification gain, and no causal claim from image quality to diagnostic performance is made anywhere in this dissertation.</w:t>
-      </w:r>
-    </w:p>
-    <w:p>
-      <w:pPr>
-        <w:ind w:firstLine="709"/>
-        <w:jc w:val="both"/>
-      </w:pPr>
-      <w:r>
-        <w:rPr>
-          <w:rFonts w:cs="Times New Roman"/>
-        </w:rPr>
         <w:t>Several bounds attach. Both parameters were selected on EyePACS, s</w:t>
       </w:r>
       <w:r>
@@ -20811,91 +20488,91 @@
         <w:rPr>
           <w:rFonts w:cs="Times New Roman"/>
         </w:rPr>
+        <w:t>Two measures were computed and they do not carry equal weight. M</w:t>
+      </w:r>
+      <w:r>
+        <w:rPr>
+          <w:rFonts w:cs="Times New Roman"/>
+        </w:rPr>
+        <w:t>aximum mean discrepancy over penultimate-layer features is primary and carries the criterion alone, because it measures convergence in the space the classifier consumes. Divergence between intensity histograms is secondary, because a pipeline containing il</w:t>
+      </w:r>
+      <w:r>
+        <w:rPr>
+          <w:rFonts w:cs="Times New Roman"/>
+        </w:rPr>
+        <w:t>lumination correction and contrast equalisation is expected to bring histograms together, so a pixel-level reduction restates what the stages do.</w:t>
+      </w:r>
+    </w:p>
+    <w:p>
+      <w:pPr>
+        <w:ind w:firstLine="709"/>
+        <w:jc w:val="both"/>
+      </w:pPr>
+      <w:r>
+        <w:rPr>
+          <w:rFonts w:cs="Times New Roman"/>
+        </w:rPr>
+        <w:t>The distinction is not merely procedural. A transform can homogenise intensities while leaving representations</w:t>
+      </w:r>
+      <w:r>
+        <w:rPr>
+          <w:rFonts w:cs="Times New Roman"/>
+        </w:rPr>
+        <w:t xml:space="preserve"> as far apart as before, if what separates the corpora in feature space is structural rather than photometric. That outcome would be a negative result, and the criterion is built so that it would be recorded as one.</w:t>
+      </w:r>
+    </w:p>
+    <w:p>
+      <w:pPr>
+        <w:ind w:firstLine="709"/>
+        <w:jc w:val="both"/>
+      </w:pPr>
+      <w:r>
+        <w:rPr>
+          <w:rFonts w:cs="Times New Roman"/>
+        </w:rPr>
+        <w:t>The criterion requires a positive reduct</w:t>
+      </w:r>
+      <w:r>
+        <w:rPr>
+          <w:rFonts w:cs="Times New Roman"/>
+        </w:rPr>
+        <w:t>ion whose bootstrap interval excludes zero on at least five of the six corpora, over 1,000 resamples. Because the distance is unnormalised and in arbitrary units, no non-zero minimal difference is interpretable, so the per-corpus test reduces to bare direc</w:t>
+      </w:r>
+      <w:r>
+        <w:rPr>
+          <w:rFonts w:cs="Times New Roman"/>
+        </w:rPr>
+        <w:t>tional significance.</w:t>
+      </w:r>
+    </w:p>
+    <w:p>
+      <w:pPr>
+        <w:ind w:firstLine="709"/>
+        <w:jc w:val="both"/>
+      </w:pPr>
+      <w:r>
+        <w:rPr>
+          <w:rFonts w:cs="Times New Roman"/>
+        </w:rPr>
+        <w:t>One property of the primary measurement limits its interpretation and is stated before the numbers. Penultimate-layer features belong to the trained model, so each distance is measured in the representation its own arm learned. The com</w:t>
+      </w:r>
+      <w:r>
+        <w:rPr>
+          <w:rFonts w:cs="Times New Roman"/>
+        </w:rPr>
+        <w:t>parison establishes the relative remoteness of a target corpus within each arm's own representation, not two distances in one shared metric space.</w:t>
+      </w:r>
+    </w:p>
+    <w:p>
+      <w:pPr>
+        <w:ind w:firstLine="709"/>
+        <w:jc w:val="both"/>
+      </w:pPr>
+      <w:r>
+        <w:rPr>
+          <w:rFonts w:cs="Times New Roman"/>
+        </w:rPr>
         <w:lastRenderedPageBreak/>
-        <w:t>Two measures were computed and they do not carry equal weight. M</w:t>
-      </w:r>
-      <w:r>
-        <w:rPr>
-          <w:rFonts w:cs="Times New Roman"/>
-        </w:rPr>
-        <w:t>aximum mean discrepancy over penultimate-layer features is primary and carries the criterion alone, because it measures convergence in the space the classifier consumes. Divergence between intensity histograms is secondary, because a pipeline containing il</w:t>
-      </w:r>
-      <w:r>
-        <w:rPr>
-          <w:rFonts w:cs="Times New Roman"/>
-        </w:rPr>
-        <w:t>lumination correction and contrast equalisation is expected to bring histograms together, so a pixel-level reduction restates what the stages do.</w:t>
-      </w:r>
-    </w:p>
-    <w:p>
-      <w:pPr>
-        <w:ind w:firstLine="709"/>
-        <w:jc w:val="both"/>
-      </w:pPr>
-      <w:r>
-        <w:rPr>
-          <w:rFonts w:cs="Times New Roman"/>
-        </w:rPr>
-        <w:t>The distinction is not merely procedural. A transform can homogenise intensities while leaving representations</w:t>
-      </w:r>
-      <w:r>
-        <w:rPr>
-          <w:rFonts w:cs="Times New Roman"/>
-        </w:rPr>
-        <w:t xml:space="preserve"> as far apart as before, if what separates the corpora in feature space is structural rather than photometric. That outcome would be a negative result, and the criterion is built so that it would be recorded as one.</w:t>
-      </w:r>
-    </w:p>
-    <w:p>
-      <w:pPr>
-        <w:ind w:firstLine="709"/>
-        <w:jc w:val="both"/>
-      </w:pPr>
-      <w:r>
-        <w:rPr>
-          <w:rFonts w:cs="Times New Roman"/>
-        </w:rPr>
-        <w:t>The criterion requires a positive reduct</w:t>
-      </w:r>
-      <w:r>
-        <w:rPr>
-          <w:rFonts w:cs="Times New Roman"/>
-        </w:rPr>
-        <w:t>ion whose bootstrap interval excludes zero on at least five of the six corpora, over 1,000 resamples. Because the distance is unnormalised and in arbitrary units, no non-zero minimal difference is interpretable, so the per-corpus test reduces to bare direc</w:t>
-      </w:r>
-      <w:r>
-        <w:rPr>
-          <w:rFonts w:cs="Times New Roman"/>
-        </w:rPr>
-        <w:t>tional significance.</w:t>
-      </w:r>
-    </w:p>
-    <w:p>
-      <w:pPr>
-        <w:ind w:firstLine="709"/>
-        <w:jc w:val="both"/>
-      </w:pPr>
-      <w:r>
-        <w:rPr>
-          <w:rFonts w:cs="Times New Roman"/>
-        </w:rPr>
-        <w:t>One property of the primary measurement limits its interpretation and is stated before the numbers. Penultimate-layer features belong to the trained model, so each distance is measured in the representation its own arm learned. The com</w:t>
-      </w:r>
-      <w:r>
-        <w:rPr>
-          <w:rFonts w:cs="Times New Roman"/>
-        </w:rPr>
-        <w:t>parison establishes the relative remoteness of a target corpus within each arm's own representation, not two distances in one shared metric space.</w:t>
-      </w:r>
-    </w:p>
-    <w:p>
-      <w:pPr>
-        <w:ind w:firstLine="709"/>
-        <w:jc w:val="both"/>
-      </w:pPr>
-      <w:r>
-        <w:rPr>
-          <w:rFonts w:cs="Times New Roman"/>
-        </w:rPr>
         <w:t>A second property forecloses the objection that would otherwise be decisive. If the final normalisation stage</w:t>
       </w:r>
       <w:r>
@@ -21410,7 +21087,6 @@
               <w:rPr>
                 <w:rFonts w:cs="Times New Roman"/>
               </w:rPr>
-              <w:lastRenderedPageBreak/>
               <w:t>ODIR-5K</w:t>
             </w:r>
           </w:p>
@@ -21643,8 +21319,9 @@
         <w:rPr>
           <w:noProof/>
         </w:rPr>
+        <w:lastRenderedPageBreak/>
         <w:drawing>
-          <wp:inline distT="0" distB="0" distL="0" distR="0" wp14:anchorId="7066D5F1" wp14:editId="342A801A">
+          <wp:inline distT="0" distB="0" distL="0" distR="0" wp14:anchorId="3EEB5678" wp14:editId="65610678">
             <wp:extent cx="5940000" cy="2213778"/>
             <wp:effectExtent l="0" t="0" r="0" b="0"/>
             <wp:docPr id="13" name="Picture 13"/>
@@ -21743,14 +21420,7 @@
         <w:rPr>
           <w:rFonts w:cs="Times New Roman"/>
         </w:rPr>
-        <w:t xml:space="preserve">One expectation the result does not meet requires its own account, because glossing it would misrepresent the strength of the mechanism. If convergence were </w:t>
-      </w:r>
-      <w:r>
-        <w:rPr>
-          <w:rFonts w:cs="Times New Roman"/>
-        </w:rPr>
-        <w:lastRenderedPageBreak/>
-        <w:t xml:space="preserve">the dominant driver of cross-corpus performance, </w:t>
+        <w:t xml:space="preserve">One expectation the result does not meet requires its own account, because glossing it would misrepresent the strength of the mechanism. If convergence were the dominant driver of cross-corpus performance, </w:t>
       </w:r>
       <w:r>
         <w:rPr>
@@ -21848,6 +21518,7 @@
           <w:rFonts w:cs="Times New Roman"/>
           <w:b/>
         </w:rPr>
+        <w:lastRenderedPageBreak/>
         <w:t>3.5 Cross-dataset and external transfer</w:t>
       </w:r>
     </w:p>
@@ -22219,7 +21890,6 @@
               <w:rPr>
                 <w:rFonts w:cs="Times New Roman"/>
               </w:rPr>
-              <w:lastRenderedPageBreak/>
               <w:t>Messidor-2</w:t>
             </w:r>
           </w:p>
@@ -22601,7 +22271,14 @@
         <w:rPr>
           <w:rFonts w:cs="Times New Roman"/>
         </w:rPr>
-        <w:t xml:space="preserve"> discriminate between them, and presenting the threshold pass as the finding would misrepresent the evidence. What discriminates is the comparison: the pipeline does not rescue a transfer that would otherwise fail, it improves a transfer that was already a</w:t>
+        <w:t xml:space="preserve"> discriminate between them, and presenting the threshold pass as the finding would misrepresent the evidence. What discriminates is </w:t>
+      </w:r>
+      <w:r>
+        <w:rPr>
+          <w:rFonts w:cs="Times New Roman"/>
+        </w:rPr>
+        <w:lastRenderedPageBreak/>
+        <w:t>the comparison: the pipeline does not rescue a transfer that would otherwise fail, it improves a transfer that was already a</w:t>
       </w:r>
       <w:r>
         <w:rPr>
@@ -22685,116 +22362,116 @@
         <w:rPr>
           <w:rFonts w:cs="Times New Roman"/>
         </w:rPr>
-        <w:t xml:space="preserve">s not uniform accuracy but the ordinal coherence of the output. The model continues to place cases approximately where they belong on the severity scale even when the imaging conditions differ from those </w:t>
+        <w:t>s not uniform accuracy but the ordinal coherence of the output. The model continues to place cases approximately where they belong on the severity scale even when the imaging conditions differ from those it was fitted on, which is why the agreement measure</w:t>
+      </w:r>
+      <w:r>
+        <w:rPr>
+          <w:rFonts w:cs="Times New Roman"/>
+        </w:rPr>
+        <w:t xml:space="preserve"> rises from 0.7887 to 0.8874 under transfer.</w:t>
+      </w:r>
+    </w:p>
+    <w:p>
+      <w:pPr>
+        <w:ind w:firstLine="709"/>
+        <w:jc w:val="both"/>
+      </w:pPr>
+      <w:r>
+        <w:rPr>
+          <w:rFonts w:cs="Times New Roman"/>
+        </w:rPr>
+        <w:t>That property carries the behaviour at the operative threshold. Sensitivity to referable disease rose from 0.7337 to 0.8393 while specificity rose from 0.9209 to 0.9411, and the gain of 0.040 in the referable ar</w:t>
+      </w:r>
+      <w:r>
+        <w:rPr>
+          <w:rFonts w:cs="Times New Roman"/>
+        </w:rPr>
+        <w:t>ea under the curve again shows the curve itself moved rather than the operating point along it.</w:t>
+      </w:r>
+    </w:p>
+    <w:p>
+      <w:pPr>
+        <w:ind w:firstLine="709"/>
+        <w:jc w:val="both"/>
+      </w:pPr>
+      <w:r>
+        <w:rPr>
+          <w:rFonts w:cs="Times New Roman"/>
+        </w:rPr>
+        <w:t>Both predictive values also rose, so the improvement is not purchased by referring more cases indiscriminately. Triage transfers acceptably under both arms, and</w:t>
+      </w:r>
+      <w:r>
+        <w:rPr>
+          <w:rFonts w:cs="Times New Roman"/>
+        </w:rPr>
+        <w:t xml:space="preserve"> the integrated arm's advantage is largest on the quantity that matters most in screening.</w:t>
+      </w:r>
+    </w:p>
+    <w:p>
+      <w:pPr>
+        <w:ind w:firstLine="709"/>
+        <w:jc w:val="both"/>
+      </w:pPr>
+      <w:r>
+        <w:rPr>
+          <w:rFonts w:cs="Times New Roman"/>
+        </w:rPr>
+        <w:t>The second evaluation moves to clinical corpora and is assessed differently. Its criterion requires, on each corpus independently, that the integrated arm exceed the</w:t>
+      </w:r>
+      <w:r>
+        <w:rPr>
+          <w:rFonts w:cs="Times New Roman"/>
+        </w:rPr>
+        <w:t xml:space="preserve"> baseline in weighted F1 by at least the minimal clinically important difference of 0.050, with the interval of that difference excluding zero.</w:t>
+      </w:r>
+    </w:p>
+    <w:p>
+      <w:pPr>
+        <w:ind w:firstLine="709"/>
+        <w:jc w:val="both"/>
+      </w:pPr>
+      <w:r>
+        <w:rPr>
+          <w:rFonts w:cs="Times New Roman"/>
+        </w:rPr>
+        <w:t>Two properties of that form matter for reading the verdict. The corpora are not aggregated, so a reversal on eit</w:t>
+      </w:r>
+      <w:r>
+        <w:rPr>
+          <w:rFonts w:cs="Times New Roman"/>
+        </w:rPr>
+        <w:t>her would give a negative verdict regardless of the other. And the requirement is that the difference reach the minimal difference and that the interval exclude zero, not that the interval's lower bound itself reach the minimal difference, which would be s</w:t>
+      </w:r>
+      <w:r>
+        <w:rPr>
+          <w:rFonts w:cs="Times New Roman"/>
+        </w:rPr>
+        <w:t>ubstantially stricter.</w:t>
+      </w:r>
+    </w:p>
+    <w:p>
+      <w:pPr>
+        <w:ind w:firstLine="709"/>
+        <w:jc w:val="both"/>
+      </w:pPr>
+      <w:r>
+        <w:rPr>
+          <w:rFonts w:cs="Times New Roman"/>
+        </w:rPr>
+        <w:t>Both corpora pass, so the hypothesis is supported. One qualification belongs at full strength rather than in a footnote. The Messidor-2 margin over the minimal difference is 0.0041. The pass is real but it is not comfortable: four th</w:t>
+      </w:r>
+      <w:r>
+        <w:rPr>
+          <w:rFonts w:cs="Times New Roman"/>
+        </w:rPr>
+        <w:t xml:space="preserve">ousandths separate the observed effect from the threshold, and any re-estimation shifting the </w:t>
       </w:r>
       <w:r>
         <w:rPr>
           <w:rFonts w:cs="Times New Roman"/>
         </w:rPr>
         <w:lastRenderedPageBreak/>
-        <w:t>it was fitted on, which is why the agreement measure</w:t>
-      </w:r>
-      <w:r>
-        <w:rPr>
-          <w:rFonts w:cs="Times New Roman"/>
-        </w:rPr>
-        <w:t xml:space="preserve"> rises from 0.7887 to 0.8874 under transfer.</w:t>
-      </w:r>
-    </w:p>
-    <w:p>
-      <w:pPr>
-        <w:ind w:firstLine="709"/>
-        <w:jc w:val="both"/>
-      </w:pPr>
-      <w:r>
-        <w:rPr>
-          <w:rFonts w:cs="Times New Roman"/>
-        </w:rPr>
-        <w:t>That property carries the behaviour at the operative threshold. Sensitivity to referable disease rose from 0.7337 to 0.8393 while specificity rose from 0.9209 to 0.9411, and the gain of 0.040 in the referable ar</w:t>
-      </w:r>
-      <w:r>
-        <w:rPr>
-          <w:rFonts w:cs="Times New Roman"/>
-        </w:rPr>
-        <w:t>ea under the curve again shows the curve itself moved rather than the operating point along it.</w:t>
-      </w:r>
-    </w:p>
-    <w:p>
-      <w:pPr>
-        <w:ind w:firstLine="709"/>
-        <w:jc w:val="both"/>
-      </w:pPr>
-      <w:r>
-        <w:rPr>
-          <w:rFonts w:cs="Times New Roman"/>
-        </w:rPr>
-        <w:t>Both predictive values also rose, so the improvement is not purchased by referring more cases indiscriminately. Triage transfers acceptably under both arms, and</w:t>
-      </w:r>
-      <w:r>
-        <w:rPr>
-          <w:rFonts w:cs="Times New Roman"/>
-        </w:rPr>
-        <w:t xml:space="preserve"> the integrated arm's advantage is largest on the quantity that matters most in screening.</w:t>
-      </w:r>
-    </w:p>
-    <w:p>
-      <w:pPr>
-        <w:ind w:firstLine="709"/>
-        <w:jc w:val="both"/>
-      </w:pPr>
-      <w:r>
-        <w:rPr>
-          <w:rFonts w:cs="Times New Roman"/>
-        </w:rPr>
-        <w:t>The second evaluation moves to clinical corpora and is assessed differently. Its criterion requires, on each corpus independently, that the integrated arm exceed the</w:t>
-      </w:r>
-      <w:r>
-        <w:rPr>
-          <w:rFonts w:cs="Times New Roman"/>
-        </w:rPr>
-        <w:t xml:space="preserve"> baseline in weighted F1 by at least the minimal clinically important difference of 0.050, with the interval of that difference excluding zero.</w:t>
-      </w:r>
-    </w:p>
-    <w:p>
-      <w:pPr>
-        <w:ind w:firstLine="709"/>
-        <w:jc w:val="both"/>
-      </w:pPr>
-      <w:r>
-        <w:rPr>
-          <w:rFonts w:cs="Times New Roman"/>
-        </w:rPr>
-        <w:t>Two properties of that form matter for reading the verdict. The corpora are not aggregated, so a reversal on eit</w:t>
-      </w:r>
-      <w:r>
-        <w:rPr>
-          <w:rFonts w:cs="Times New Roman"/>
-        </w:rPr>
-        <w:t>her would give a negative verdict regardless of the other. And the requirement is that the difference reach the minimal difference and that the interval exclude zero, not that the interval's lower bound itself reach the minimal difference, which would be s</w:t>
-      </w:r>
-      <w:r>
-        <w:rPr>
-          <w:rFonts w:cs="Times New Roman"/>
-        </w:rPr>
-        <w:t>ubstantially stricter.</w:t>
-      </w:r>
-    </w:p>
-    <w:p>
-      <w:pPr>
-        <w:ind w:firstLine="709"/>
-        <w:jc w:val="both"/>
-      </w:pPr>
-      <w:r>
-        <w:rPr>
-          <w:rFonts w:cs="Times New Roman"/>
-        </w:rPr>
-        <w:t>Both corpora pass, so the hypothesis is supported. One qualification belongs at full strength rather than in a footnote. The Messidor-2 margin over the minimal difference is 0.0041. The pass is real but it is not comfortable: four th</w:t>
-      </w:r>
-      <w:r>
-        <w:rPr>
-          <w:rFonts w:cs="Times New Roman"/>
-        </w:rPr>
-        <w:t>ousandths separate the observed effect from the threshold, and any re-estimation shifting the difference by more than that would flip the corpus and, because the criterion does not aggregate, the hypothesis with it.</w:t>
+        <w:t>difference by more than that would flip the corpus and, because the criterion does not aggregate, the hypothesis with it.</w:t>
       </w:r>
     </w:p>
     <w:p>
@@ -22890,7 +22567,6 @@
         <w:rPr>
           <w:rFonts w:cs="Times New Roman"/>
         </w:rPr>
-        <w:lastRenderedPageBreak/>
         <w:t>The comparison is therefore the fixed in-domain margin minus the very quantity the hypothesis sets out to test. With</w:t>
       </w:r>
       <w:r>
@@ -22988,6 +22664,7 @@
           <w:rFonts w:cs="Times New Roman"/>
           <w:b/>
         </w:rPr>
+        <w:lastRenderedPageBreak/>
         <w:t>Table 3.11 – Between-group spread of performance across the five hardware groups</w:t>
       </w:r>
     </w:p>
@@ -23283,116 +22960,116 @@
         <w:rPr>
           <w:rFonts w:cs="Times New Roman"/>
         </w:rPr>
-        <w:t xml:space="preserve">ad naively this would </w:t>
+        <w:t>ad naively this would suggest worse generalisation there, which is the opposite of what the absolute figures show, since weighted F1 rises on both with intervals excluding zero.</w:t>
+      </w:r>
+    </w:p>
+    <w:p>
+      <w:pPr>
+        <w:ind w:firstLine="709"/>
+        <w:jc w:val="both"/>
+      </w:pPr>
+      <w:r>
+        <w:rPr>
+          <w:rFonts w:cs="Times New Roman"/>
+        </w:rPr>
+        <w:t>The explanation is the normalisation defect already met twice. The ratio divid</w:t>
+      </w:r>
+      <w:r>
+        <w:rPr>
+          <w:rFonts w:cs="Times New Roman"/>
+        </w:rPr>
+        <w:t>es by the arm's own in-domain performance, and the integrated arm's denominator is the larger, so an arm that improves in-domain must improve proportionally more on the target merely to hold its ratio. This is a denominator artefact rather than a performan</w:t>
+      </w:r>
+      <w:r>
+        <w:rPr>
+          <w:rFonts w:cs="Times New Roman"/>
+        </w:rPr>
+        <w:t>ce finding, and no conclusion rests on its direction.</w:t>
+      </w:r>
+    </w:p>
+    <w:p>
+      <w:pPr>
+        <w:ind w:firstLine="709"/>
+        <w:jc w:val="both"/>
+      </w:pPr>
+      <w:r>
+        <w:rPr>
+          <w:rFonts w:cs="Times New Roman"/>
+        </w:rPr>
+        <w:t xml:space="preserve">Several limits bound all three evaluations. Each used the models of a single cross-validation fold, so no between-fold variance is available and the intervals quantify sampling variability within the </w:t>
+      </w:r>
+      <w:r>
+        <w:rPr>
+          <w:rFonts w:cs="Times New Roman"/>
+        </w:rPr>
+        <w:t>target corpus rather than variability in the fitted model. The two arms differ in initialisation as well as preprocessing throughout.</w:t>
+      </w:r>
+    </w:p>
+    <w:p>
+      <w:pPr>
+        <w:ind w:firstLine="709"/>
+        <w:jc w:val="both"/>
+      </w:pPr>
+      <w:r>
+        <w:rPr>
+          <w:rFonts w:cs="Times New Roman"/>
+        </w:rPr>
+        <w:t>Two of the five hardware groups provide no independent evidence, so the effective number of distinct settings is smaller t</w:t>
+      </w:r>
+      <w:r>
+        <w:rPr>
+          <w:rFonts w:cs="Times New Roman"/>
+        </w:rPr>
+        <w:t>han five. Three of the groups aggregate images from several camera models, making the partition a proxy for hardware variation rather than a clean per-device stratification, and per-group confusion matrices were not recorded.</w:t>
+      </w:r>
+    </w:p>
+    <w:p>
+      <w:pPr>
+        <w:ind w:firstLine="709"/>
+        <w:jc w:val="both"/>
+      </w:pPr>
+      <w:r>
+        <w:rPr>
+          <w:rFonts w:cs="Times New Roman"/>
+        </w:rPr>
+        <w:t>These results stand in the qua</w:t>
+      </w:r>
+      <w:r>
+        <w:rPr>
+          <w:rFonts w:cs="Times New Roman"/>
+        </w:rPr>
+        <w:t>litative relation to the previous section that was described there: distance fell on every corpus and performance rose on every corpus, with no correspondence claimed between the size of one and the size of the other.</w:t>
+      </w:r>
+    </w:p>
+    <w:p>
+      <w:pPr>
+        <w:ind w:firstLine="709"/>
+        <w:jc w:val="both"/>
+      </w:pPr>
+      <w:r>
+        <w:rPr>
+          <w:rFonts w:cs="Times New Roman"/>
+        </w:rPr>
+        <w:t>Finally, and notwithstanding that came</w:t>
+      </w:r>
+      <w:r>
+        <w:rPr>
+          <w:rFonts w:cs="Times New Roman"/>
+        </w:rPr>
+        <w:t>ra hardware is the organising variable of the third evaluation, no result here is a statement about device compatibility, camera certification or regulatory qualification for use with any imaging system. The finding is that measured performance varies less</w:t>
+      </w:r>
+      <w:r>
+        <w:rPr>
+          <w:rFonts w:cs="Times New Roman"/>
+        </w:rPr>
+        <w:t xml:space="preserve"> across these groupings of retrospective data </w:t>
       </w:r>
       <w:r>
         <w:rPr>
           <w:rFonts w:cs="Times New Roman"/>
         </w:rPr>
         <w:lastRenderedPageBreak/>
-        <w:t>suggest worse generalisation there, which is the opposite of what the absolute figures show, since weighted F1 rises on both with intervals excluding zero.</w:t>
-      </w:r>
-    </w:p>
-    <w:p>
-      <w:pPr>
-        <w:ind w:firstLine="709"/>
-        <w:jc w:val="both"/>
-      </w:pPr>
-      <w:r>
-        <w:rPr>
-          <w:rFonts w:cs="Times New Roman"/>
-        </w:rPr>
-        <w:t>The explanation is the normalisation defect already met twice. The ratio divid</w:t>
-      </w:r>
-      <w:r>
-        <w:rPr>
-          <w:rFonts w:cs="Times New Roman"/>
-        </w:rPr>
-        <w:t>es by the arm's own in-domain performance, and the integrated arm's denominator is the larger, so an arm that improves in-domain must improve proportionally more on the target merely to hold its ratio. This is a denominator artefact rather than a performan</w:t>
-      </w:r>
-      <w:r>
-        <w:rPr>
-          <w:rFonts w:cs="Times New Roman"/>
-        </w:rPr>
-        <w:t>ce finding, and no conclusion rests on its direction.</w:t>
-      </w:r>
-    </w:p>
-    <w:p>
-      <w:pPr>
-        <w:ind w:firstLine="709"/>
-        <w:jc w:val="both"/>
-      </w:pPr>
-      <w:r>
-        <w:rPr>
-          <w:rFonts w:cs="Times New Roman"/>
-        </w:rPr>
-        <w:t xml:space="preserve">Several limits bound all three evaluations. Each used the models of a single cross-validation fold, so no between-fold variance is available and the intervals quantify sampling variability within the </w:t>
-      </w:r>
-      <w:r>
-        <w:rPr>
-          <w:rFonts w:cs="Times New Roman"/>
-        </w:rPr>
-        <w:t>target corpus rather than variability in the fitted model. The two arms differ in initialisation as well as preprocessing throughout.</w:t>
-      </w:r>
-    </w:p>
-    <w:p>
-      <w:pPr>
-        <w:ind w:firstLine="709"/>
-        <w:jc w:val="both"/>
-      </w:pPr>
-      <w:r>
-        <w:rPr>
-          <w:rFonts w:cs="Times New Roman"/>
-        </w:rPr>
-        <w:t>Two of the five hardware groups provide no independent evidence, so the effective number of distinct settings is smaller t</w:t>
-      </w:r>
-      <w:r>
-        <w:rPr>
-          <w:rFonts w:cs="Times New Roman"/>
-        </w:rPr>
-        <w:t>han five. Three of the groups aggregate images from several camera models, making the partition a proxy for hardware variation rather than a clean per-device stratification, and per-group confusion matrices were not recorded.</w:t>
-      </w:r>
-    </w:p>
-    <w:p>
-      <w:pPr>
-        <w:ind w:firstLine="709"/>
-        <w:jc w:val="both"/>
-      </w:pPr>
-      <w:r>
-        <w:rPr>
-          <w:rFonts w:cs="Times New Roman"/>
-        </w:rPr>
-        <w:t>These results stand in the qua</w:t>
-      </w:r>
-      <w:r>
-        <w:rPr>
-          <w:rFonts w:cs="Times New Roman"/>
-        </w:rPr>
-        <w:t>litative relation to the previous section that was described there: distance fell on every corpus and performance rose on every corpus, with no correspondence claimed between the size of one and the size of the other.</w:t>
-      </w:r>
-    </w:p>
-    <w:p>
-      <w:pPr>
-        <w:ind w:firstLine="709"/>
-        <w:jc w:val="both"/>
-      </w:pPr>
-      <w:r>
-        <w:rPr>
-          <w:rFonts w:cs="Times New Roman"/>
-        </w:rPr>
-        <w:t>Finally, and notwithstanding that came</w:t>
-      </w:r>
-      <w:r>
-        <w:rPr>
-          <w:rFonts w:cs="Times New Roman"/>
-        </w:rPr>
-        <w:t>ra hardware is the organising variable of the third evaluation, no result here is a statement about device compatibility, camera certification or regulatory qualification for use with any imaging system. The finding is that measured performance varies less</w:t>
-      </w:r>
-      <w:r>
-        <w:rPr>
-          <w:rFonts w:cs="Times New Roman"/>
-        </w:rPr>
-        <w:t xml:space="preserve"> across these groupings of retrospective data under the integrated configuration. Establishing that a system may be used with a given camera in practice is a regulatory determination requiring evidence of a kind this work does not produce.</w:t>
+        <w:t>under the integrated configuration. Establishing that a system may be used with a given camera in practice is a regulatory determination requiring evidence of a kind this work does not produce.</w:t>
       </w:r>
     </w:p>
     <w:p>
@@ -23497,14 +23174,7 @@
         <w:rPr>
           <w:rFonts w:cs="Times New Roman"/>
         </w:rPr>
-        <w:t xml:space="preserve">The design is paired, and the pairing is what makes a small corpus usable. Both arms produce a map for every image, so the comparison is made within each image </w:t>
-      </w:r>
-      <w:r>
-        <w:rPr>
-          <w:rFonts w:cs="Times New Roman"/>
-        </w:rPr>
-        <w:lastRenderedPageBreak/>
-        <w:t xml:space="preserve">and per-image difficulty differences out. An unpaired design at this </w:t>
+        <w:t xml:space="preserve">The design is paired, and the pairing is what makes a small corpus usable. Both arms produce a map for every image, so the comparison is made within each image and per-image difficulty differences out. An unpaired design at this </w:t>
       </w:r>
       <w:r>
         <w:rPr>
@@ -23607,6 +23277,7 @@
           <w:rFonts w:cs="Times New Roman"/>
           <w:b/>
         </w:rPr>
+        <w:lastRenderedPageBreak/>
         <w:t>Table 3.12 – Attention overlap with expert lesion annotation, IDRiD mask set, EfficientNet-B4. The first measure is pr</w:t>
       </w:r>
       <w:r>
@@ -24151,7 +23822,6 @@
               <w:rPr>
                 <w:rFonts w:cs="Times New Roman"/>
               </w:rPr>
-              <w:lastRenderedPageBreak/>
               <w:t>Soft exudates</w:t>
             </w:r>
           </w:p>
@@ -24333,8 +24003,9 @@
         <w:rPr>
           <w:noProof/>
         </w:rPr>
+        <w:lastRenderedPageBreak/>
         <w:drawing>
-          <wp:inline distT="0" distB="0" distL="0" distR="0" wp14:anchorId="5D814188" wp14:editId="42BBE150">
+          <wp:inline distT="0" distB="0" distL="0" distR="0" wp14:anchorId="5642115E" wp14:editId="3FA132F1">
             <wp:extent cx="5147366" cy="3421413"/>
             <wp:effectExtent l="0" t="0" r="0" b="0"/>
             <wp:docPr id="14" name="Picture 14"/>
@@ -24391,116 +24062,122 @@
         <w:rPr>
           <w:rFonts w:cs="Times New Roman"/>
         </w:rPr>
+        <w:t>The direction of the effect holds at every threshold examined, and</w:t>
+      </w:r>
+      <w:r>
+        <w:rPr>
+          <w:rFonts w:cs="Times New Roman"/>
+        </w:rPr>
+        <w:t xml:space="preserve"> significance holds at every threshold except the most restrictive, where three of the four types remain significant. At that setting the attended region is small enough that the statistic becomes noisy on the smaller samples, and the loss is consistent wi</w:t>
+      </w:r>
+      <w:r>
+        <w:rPr>
+          <w:rFonts w:cs="Times New Roman"/>
+        </w:rPr>
+        <w:t>th reduced power rather than a reversal. The conclusion is not threshold-dependent within the range examined, but neither is it uniformly significant across it, and the accurate statement is the second.</w:t>
+      </w:r>
+    </w:p>
+    <w:p>
+      <w:pPr>
+        <w:ind w:firstLine="709"/>
+        <w:jc w:val="both"/>
+      </w:pPr>
+      <w:r>
+        <w:rPr>
+          <w:rFonts w:cs="Times New Roman"/>
+        </w:rPr>
+        <w:t>The floor control confirms the comparison rests on an</w:t>
+      </w:r>
+      <w:r>
+        <w:rPr>
+          <w:rFonts w:cs="Times New Roman"/>
+        </w:rPr>
+        <w:t xml:space="preserve"> informative sample: overlap was zero in both arms for 6 of the 54 images, so 48 pairs carried information. The two arms were also of broadly comparable competence under this backbone, at 0.7545 and 0.7766 weighted F1, so the attention difference is not a </w:t>
+      </w:r>
+      <w:r>
+        <w:rPr>
+          <w:rFonts w:cs="Times New Roman"/>
+        </w:rPr>
+        <w:t>comparison between a working model and a failing one.</w:t>
+      </w:r>
+    </w:p>
+    <w:p>
+      <w:pPr>
+        <w:ind w:firstLine="709"/>
+        <w:jc w:val="both"/>
+      </w:pPr>
+      <w:r>
+        <w:rPr>
+          <w:rFonts w:cs="Times New Roman"/>
+        </w:rPr>
+        <w:t xml:space="preserve">A mean can conceal two different situations, a modest improvement on most images or a large one on a minority alongside degradation elsewhere, and only the first supports a statement about behaviour in </w:t>
+      </w:r>
+      <w:r>
+        <w:rPr>
+          <w:rFonts w:cs="Times New Roman"/>
+        </w:rPr>
+        <w:t>general. Between 65 and 76 per cent of images improved depending on lesion type and between 9 and 15 per cent worsened, a ratio of four to one at worst.</w:t>
+      </w:r>
+    </w:p>
+    <w:p>
+      <w:pPr>
+        <w:ind w:firstLine="709"/>
+        <w:jc w:val="both"/>
+      </w:pPr>
+      <w:r>
+        <w:rPr>
+          <w:rFonts w:cs="Times New Roman"/>
+        </w:rPr>
+        <w:t>The aggregate result is therefore a property of the typical image rather than of a favourable subset. T</w:t>
+      </w:r>
+      <w:r>
+        <w:rPr>
+          <w:rFonts w:cs="Times New Roman"/>
+        </w:rPr>
+        <w:t>he images that worsened are not negligible and are not explained here: the corpus is too small for a subgroup analysis of five to eight images, and finding a pattern in such a group after the fact would be over-fitting to the sample.</w:t>
+      </w:r>
+    </w:p>
+    <w:p>
+      <w:pPr>
+        <w:ind w:firstLine="709"/>
+        <w:jc w:val="both"/>
+      </w:pPr>
+      <w:r>
+        <w:rPr>
+          <w:rFonts w:cs="Times New Roman"/>
+        </w:rPr>
+        <w:t xml:space="preserve">What this evidence is </w:t>
+      </w:r>
+      <w:r>
+        <w:rPr>
+          <w:rFonts w:cs="Times New Roman"/>
+        </w:rPr>
+        <w:t>worth to the case is a question the measurement does not answer. Attention maps visualise a model already trained and evaluated, so the comparison could be thought decorative, adding nothing the classification results established.</w:t>
+      </w:r>
+    </w:p>
+    <w:p>
+      <w:pPr>
+        <w:ind w:firstLine="709"/>
+        <w:jc w:val="both"/>
+      </w:pPr>
+      <w:r>
+        <w:rPr>
+          <w:rFonts w:cs="Times New Roman"/>
+        </w:rPr>
+        <w:t>It is not redundant, beca</w:t>
+      </w:r>
+      <w:r>
+        <w:rPr>
+          <w:rFonts w:cs="Times New Roman"/>
+        </w:rPr>
+        <w:t xml:space="preserve">use the two channels discriminate between explanations the classification evidence cannot separate. A performance gain is </w:t>
+      </w:r>
+      <w:r>
+        <w:rPr>
+          <w:rFonts w:cs="Times New Roman"/>
+        </w:rPr>
         <w:lastRenderedPageBreak/>
-        <w:t>The direction of the effect holds at every threshold examined, and</w:t>
-      </w:r>
-      <w:r>
-        <w:rPr>
-          <w:rFonts w:cs="Times New Roman"/>
-        </w:rPr>
-        <w:t xml:space="preserve"> significance holds at every threshold except the most restrictive, where three of the four types remain significant. At that setting the attended region is small enough that the statistic becomes noisy on the smaller samples, and the loss is consistent wi</w:t>
-      </w:r>
-      <w:r>
-        <w:rPr>
-          <w:rFonts w:cs="Times New Roman"/>
-        </w:rPr>
-        <w:t>th reduced power rather than a reversal. The conclusion is not threshold-dependent within the range examined, but neither is it uniformly significant across it, and the accurate statement is the second.</w:t>
-      </w:r>
-    </w:p>
-    <w:p>
-      <w:pPr>
-        <w:ind w:firstLine="709"/>
-        <w:jc w:val="both"/>
-      </w:pPr>
-      <w:r>
-        <w:rPr>
-          <w:rFonts w:cs="Times New Roman"/>
-        </w:rPr>
-        <w:t>The floor control confirms the comparison rests on an</w:t>
-      </w:r>
-      <w:r>
-        <w:rPr>
-          <w:rFonts w:cs="Times New Roman"/>
-        </w:rPr>
-        <w:t xml:space="preserve"> informative sample: overlap was zero in both arms for 6 of the 54 images, so 48 pairs carried information. The two arms were also of broadly comparable competence under this backbone, at 0.7545 and 0.7766 weighted F1, so the attention difference is not a </w:t>
-      </w:r>
-      <w:r>
-        <w:rPr>
-          <w:rFonts w:cs="Times New Roman"/>
-        </w:rPr>
-        <w:t>comparison between a working model and a failing one.</w:t>
-      </w:r>
-    </w:p>
-    <w:p>
-      <w:pPr>
-        <w:ind w:firstLine="709"/>
-        <w:jc w:val="both"/>
-      </w:pPr>
-      <w:r>
-        <w:rPr>
-          <w:rFonts w:cs="Times New Roman"/>
-        </w:rPr>
-        <w:t xml:space="preserve">A mean can conceal two different situations, a modest improvement on most images or a large one on a minority alongside degradation elsewhere, and only the first supports a statement about behaviour in </w:t>
-      </w:r>
-      <w:r>
-        <w:rPr>
-          <w:rFonts w:cs="Times New Roman"/>
-        </w:rPr>
-        <w:t>general. Between 65 and 76 per cent of images improved depending on lesion type and between 9 and 15 per cent worsened, a ratio of four to one at worst.</w:t>
-      </w:r>
-    </w:p>
-    <w:p>
-      <w:pPr>
-        <w:ind w:firstLine="709"/>
-        <w:jc w:val="both"/>
-      </w:pPr>
-      <w:r>
-        <w:rPr>
-          <w:rFonts w:cs="Times New Roman"/>
-        </w:rPr>
-        <w:t>The aggregate result is therefore a property of the typical image rather than of a favourable subset. T</w:t>
-      </w:r>
-      <w:r>
-        <w:rPr>
-          <w:rFonts w:cs="Times New Roman"/>
-        </w:rPr>
-        <w:t>he images that worsened are not negligible and are not explained here: the corpus is too small for a subgroup analysis of five to eight images, and finding a pattern in such a group after the fact would be over-fitting to the sample.</w:t>
-      </w:r>
-    </w:p>
-    <w:p>
-      <w:pPr>
-        <w:ind w:firstLine="709"/>
-        <w:jc w:val="both"/>
-      </w:pPr>
-      <w:r>
-        <w:rPr>
-          <w:rFonts w:cs="Times New Roman"/>
-        </w:rPr>
-        <w:t xml:space="preserve">What this evidence is </w:t>
-      </w:r>
-      <w:r>
-        <w:rPr>
-          <w:rFonts w:cs="Times New Roman"/>
-        </w:rPr>
-        <w:t>worth to the case is a question the measurement does not answer. Attention maps visualise a model already trained and evaluated, so the comparison could be thought decorative, adding nothing the classification results established.</w:t>
-      </w:r>
-    </w:p>
-    <w:p>
-      <w:pPr>
-        <w:ind w:firstLine="709"/>
-        <w:jc w:val="both"/>
-      </w:pPr>
-      <w:r>
-        <w:rPr>
-          <w:rFonts w:cs="Times New Roman"/>
-        </w:rPr>
-        <w:t>It is not redundant, beca</w:t>
-      </w:r>
-      <w:r>
-        <w:rPr>
-          <w:rFonts w:cs="Times New Roman"/>
-        </w:rPr>
-        <w:t>use the two channels discriminate between explanations the classification evidence cannot separate. A performance gain is compatible with the configuration making pathological structures more consistently available to the network, and equally with its remo</w:t>
+        <w:t>compatible with the configuration making pathological structures more consistently available to the network, and equally with its remo</w:t>
       </w:r>
       <w:r>
         <w:rPr>
@@ -24566,14 +24243,7 @@
         <w:rPr>
           <w:rFonts w:cs="Times New Roman"/>
         </w:rPr>
-        <w:t xml:space="preserve">he second limit is the standing one, and it is a ceiling rather than a closing caveat. Alignment is not localisation. Neither model detects, delineates or localises </w:t>
-      </w:r>
-      <w:r>
-        <w:rPr>
-          <w:rFonts w:cs="Times New Roman"/>
-        </w:rPr>
-        <w:lastRenderedPageBreak/>
-        <w:t>lesions, and no such capability is demonstrated, claimed or implied; the alignment result d</w:t>
+        <w:t>he second limit is the standing one, and it is a ceiling rather than a closing caveat. Alignment is not localisation. Neither model detects, delineates or localises lesions, and no such capability is demonstrated, claimed or implied; the alignment result d</w:t>
       </w:r>
       <w:r>
         <w:rPr>
@@ -24701,6 +24371,7 @@
         <w:rPr>
           <w:rFonts w:cs="Times New Roman"/>
         </w:rPr>
+        <w:lastRenderedPageBreak/>
         <w:t>The design inverts the corpus roles used elsewhere. Models were fitted on IDRiD</w:t>
       </w:r>
       <w:r>
@@ -25069,127 +24740,127 @@
         <w:rPr>
           <w:rFonts w:cs="Times New Roman"/>
         </w:rPr>
+        <w:t xml:space="preserve">The intervals of the paired differences exclude zero on all three primary measures. On the internal cross-validation the integrated arm reached 0.6520 against 0.5850 and led in four of </w:t>
+      </w:r>
+      <w:r>
+        <w:rPr>
+          <w:rFonts w:cs="Times New Roman"/>
+        </w:rPr>
+        <w:t>the five folds, the single inversion being marginal at 0.0057.</w:t>
+      </w:r>
+    </w:p>
+    <w:p>
+      <w:pPr>
+        <w:ind w:firstLine="709"/>
+        <w:jc w:val="both"/>
+      </w:pPr>
+      <w:r>
+        <w:rPr>
+          <w:rFonts w:cs="Times New Roman"/>
+        </w:rPr>
+        <w:t>The most informative feature of the result runs against the intuition that motivated the experiment. The gain in the data-scarce regime, 0.0798, is comparable to the gain measured on the full c</w:t>
+      </w:r>
+      <w:r>
+        <w:rPr>
+          <w:rFonts w:cs="Times New Roman"/>
+        </w:rPr>
+        <w:t>orpus, 0.0655, rather than several times larger.</w:t>
+      </w:r>
+    </w:p>
+    <w:p>
+      <w:pPr>
+        <w:ind w:firstLine="709"/>
+        <w:jc w:val="both"/>
+      </w:pPr>
+      <w:r>
+        <w:rPr>
+          <w:rFonts w:cs="Times New Roman"/>
+        </w:rPr>
+        <w:t>That matters for how the pipeline's contribution should be understood. A natural hypothesis is that fixed preprocessing acts principally as a substitute for data: by normalising away nuisance variation a net</w:t>
+      </w:r>
+      <w:r>
+        <w:rPr>
+          <w:rFonts w:cs="Times New Roman"/>
+        </w:rPr>
+        <w:t>work would otherwise need many examples to learn to ignore, it should help most where examples are fewest and erode as data become abundant.</w:t>
+      </w:r>
+    </w:p>
+    <w:p>
+      <w:pPr>
+        <w:ind w:firstLine="709"/>
+        <w:jc w:val="both"/>
+      </w:pPr>
+      <w:r>
+        <w:rPr>
+          <w:rFonts w:cs="Times New Roman"/>
+        </w:rPr>
+        <w:t>The measured gains do not show that pattern. An advantage of similar magnitude in both regimes is more consistent w</w:t>
+      </w:r>
+      <w:r>
+        <w:rPr>
+          <w:rFonts w:cs="Times New Roman"/>
+        </w:rPr>
+        <w:t>ith the pipeline changing the feature space the classifier operates in, a change that persists regardless of how much data is available to exploit it, than with its compensating for missing examples. That reading agrees with the distance measurement, where</w:t>
+      </w:r>
+      <w:r>
+        <w:rPr>
+          <w:rFonts w:cs="Times New Roman"/>
+        </w:rPr>
+        <w:t xml:space="preserve"> the effect was a property of a transform applied identically to every image, with no dependence on corpus size.</w:t>
+      </w:r>
+    </w:p>
+    <w:p>
+      <w:pPr>
+        <w:ind w:firstLine="709"/>
+        <w:jc w:val="both"/>
+      </w:pPr>
+      <w:r>
+        <w:rPr>
+          <w:rFonts w:cs="Times New Roman"/>
+        </w:rPr>
+        <w:t>Three limitations bound the result, and the first is the most consequential. The evaluation corpus comprises 60 images, and its smallness has a</w:t>
+      </w:r>
+      <w:r>
+        <w:rPr>
+          <w:rFonts w:cs="Times New Roman"/>
+        </w:rPr>
+        <w:t xml:space="preserve"> visible consequence: the unpaired intervals for the two arms' scores on it overlap.</w:t>
+      </w:r>
+    </w:p>
+    <w:p>
+      <w:pPr>
+        <w:ind w:firstLine="709"/>
+        <w:jc w:val="both"/>
+      </w:pPr>
+      <w:r>
+        <w:rPr>
+          <w:rFonts w:cs="Times New Roman"/>
+        </w:rPr>
+        <w:t>The separation reported above comes from the paired analysis, which compares the arms fold by fold on the same images and so removes between-fold and between-image varianc</w:t>
+      </w:r>
+      <w:r>
+        <w:rPr>
+          <w:rFonts w:cs="Times New Roman"/>
+        </w:rPr>
+        <w:t>e. That analysis is the appropriate one where both arms see identical data, and it is the one preregistered. The overlap of the unpaired intervals is reported because it correctly indicates that the absolute level of either arm is imprecisely estimated. Wh</w:t>
+      </w:r>
+      <w:r>
+        <w:rPr>
+          <w:rFonts w:cs="Times New Roman"/>
+        </w:rPr>
+        <w:t>at the experiment establishes with reasonable confidence is the difference between the arms, not the level of either.</w:t>
+      </w:r>
+    </w:p>
+    <w:p>
+      <w:pPr>
+        <w:ind w:firstLine="709"/>
+        <w:jc w:val="both"/>
+      </w:pPr>
+      <w:r>
+        <w:rPr>
+          <w:rFonts w:cs="Times New Roman"/>
+        </w:rPr>
         <w:lastRenderedPageBreak/>
-        <w:t xml:space="preserve">The intervals of the paired differences exclude zero on all three primary measures. On the internal cross-validation the integrated arm reached 0.6520 against 0.5850 and led in four of </w:t>
-      </w:r>
-      <w:r>
-        <w:rPr>
-          <w:rFonts w:cs="Times New Roman"/>
-        </w:rPr>
-        <w:t>the five folds, the single inversion being marginal at 0.0057.</w:t>
-      </w:r>
-    </w:p>
-    <w:p>
-      <w:pPr>
-        <w:ind w:firstLine="709"/>
-        <w:jc w:val="both"/>
-      </w:pPr>
-      <w:r>
-        <w:rPr>
-          <w:rFonts w:cs="Times New Roman"/>
-        </w:rPr>
-        <w:t>The most informative feature of the result runs against the intuition that motivated the experiment. The gain in the data-scarce regime, 0.0798, is comparable to the gain measured on the full c</w:t>
-      </w:r>
-      <w:r>
-        <w:rPr>
-          <w:rFonts w:cs="Times New Roman"/>
-        </w:rPr>
-        <w:t>orpus, 0.0655, rather than several times larger.</w:t>
-      </w:r>
-    </w:p>
-    <w:p>
-      <w:pPr>
-        <w:ind w:firstLine="709"/>
-        <w:jc w:val="both"/>
-      </w:pPr>
-      <w:r>
-        <w:rPr>
-          <w:rFonts w:cs="Times New Roman"/>
-        </w:rPr>
-        <w:t>That matters for how the pipeline's contribution should be understood. A natural hypothesis is that fixed preprocessing acts principally as a substitute for data: by normalising away nuisance variation a net</w:t>
-      </w:r>
-      <w:r>
-        <w:rPr>
-          <w:rFonts w:cs="Times New Roman"/>
-        </w:rPr>
-        <w:t>work would otherwise need many examples to learn to ignore, it should help most where examples are fewest and erode as data become abundant.</w:t>
-      </w:r>
-    </w:p>
-    <w:p>
-      <w:pPr>
-        <w:ind w:firstLine="709"/>
-        <w:jc w:val="both"/>
-      </w:pPr>
-      <w:r>
-        <w:rPr>
-          <w:rFonts w:cs="Times New Roman"/>
-        </w:rPr>
-        <w:t>The measured gains do not show that pattern. An advantage of similar magnitude in both regimes is more consistent w</w:t>
-      </w:r>
-      <w:r>
-        <w:rPr>
-          <w:rFonts w:cs="Times New Roman"/>
-        </w:rPr>
-        <w:t>ith the pipeline changing the feature space the classifier operates in, a change that persists regardless of how much data is available to exploit it, than with its compensating for missing examples. That reading agrees with the distance measurement, where</w:t>
-      </w:r>
-      <w:r>
-        <w:rPr>
-          <w:rFonts w:cs="Times New Roman"/>
-        </w:rPr>
-        <w:t xml:space="preserve"> the effect was a property of a transform applied identically to every image, with no dependence on corpus size.</w:t>
-      </w:r>
-    </w:p>
-    <w:p>
-      <w:pPr>
-        <w:ind w:firstLine="709"/>
-        <w:jc w:val="both"/>
-      </w:pPr>
-      <w:r>
-        <w:rPr>
-          <w:rFonts w:cs="Times New Roman"/>
-        </w:rPr>
-        <w:t>Three limitations bound the result, and the first is the most consequential. The evaluation corpus comprises 60 images, and its smallness has a</w:t>
-      </w:r>
-      <w:r>
-        <w:rPr>
-          <w:rFonts w:cs="Times New Roman"/>
-        </w:rPr>
-        <w:t xml:space="preserve"> visible consequence: the unpaired intervals for the two arms' scores on it overlap.</w:t>
-      </w:r>
-    </w:p>
-    <w:p>
-      <w:pPr>
-        <w:ind w:firstLine="709"/>
-        <w:jc w:val="both"/>
-      </w:pPr>
-      <w:r>
-        <w:rPr>
-          <w:rFonts w:cs="Times New Roman"/>
-        </w:rPr>
-        <w:t>The separation reported above comes from the paired analysis, which compares the arms fold by fold on the same images and so removes between-fold and between-image varianc</w:t>
-      </w:r>
-      <w:r>
-        <w:rPr>
-          <w:rFonts w:cs="Times New Roman"/>
-        </w:rPr>
-        <w:t>e. That analysis is the appropriate one where both arms see identical data, and it is the one preregistered. The overlap of the unpaired intervals is reported because it correctly indicates that the absolute level of either arm is imprecisely estimated. Wh</w:t>
-      </w:r>
-      <w:r>
-        <w:rPr>
-          <w:rFonts w:cs="Times New Roman"/>
-        </w:rPr>
-        <w:t>at the experiment establishes with reasonable confidence is the difference between the arms, not the level of either.</w:t>
-      </w:r>
-    </w:p>
-    <w:p>
-      <w:pPr>
-        <w:ind w:firstLine="709"/>
-        <w:jc w:val="both"/>
-      </w:pPr>
-      <w:r>
-        <w:rPr>
-          <w:rFonts w:cs="Times New Roman"/>
-        </w:rPr>
         <w:t>Second, one fold of the internal cross-validation had the baseline marginally ahead. The margin was small and the integrated arm led in th</w:t>
       </w:r>
       <w:r>
@@ -25258,139 +24929,139 @@
           <w:rFonts w:cs="Times New Roman"/>
           <w:b/>
         </w:rPr>
+        <w:t>3.8 Statistical validation and comparative analysis</w:t>
+      </w:r>
+    </w:p>
+    <w:p>
+      <w:pPr>
+        <w:ind w:firstLine="709"/>
+        <w:jc w:val="both"/>
+      </w:pPr>
+      <w:r>
+        <w:rPr>
+          <w:rFonts w:cs="Times New Roman"/>
+        </w:rPr>
+        <w:t xml:space="preserve">The individual tests and intervals were reported alongside the results they qualify, and none is re-adjudicated here. What a chapter proceeding experiment by experiment cannot </w:t>
+      </w:r>
+      <w:r>
+        <w:rPr>
+          <w:rFonts w:cs="Times New Roman"/>
+        </w:rPr>
+        <w:t>do is state the inference architecture as a whole and audit it: which procedure addresses which source of uncertainty, and where the reported intervals are narrower than the uncertainty warrants.</w:t>
+      </w:r>
+    </w:p>
+    <w:p>
+      <w:pPr>
+        <w:ind w:firstLine="709"/>
+        <w:jc w:val="both"/>
+      </w:pPr>
+      <w:r>
+        <w:rPr>
+          <w:rFonts w:cs="Times New Roman"/>
+        </w:rPr>
+        <w:t>Three sources of variability affect these quantities and the</w:t>
+      </w:r>
+      <w:r>
+        <w:rPr>
+          <w:rFonts w:cs="Times New Roman"/>
+        </w:rPr>
+        <w:t>y are not interchangeable. Refitting a configuration on a different partition yields a different model. With the model fixed, a different sample of images yields a different measured performance. And when two models are evaluated on identical images, the i</w:t>
+      </w:r>
+      <w:r>
+        <w:rPr>
+          <w:rFonts w:cs="Times New Roman"/>
+        </w:rPr>
+        <w:t>nformative quantity is the pattern of cases on which they disagree.</w:t>
+      </w:r>
+    </w:p>
+    <w:p>
+      <w:pPr>
+        <w:ind w:firstLine="709"/>
+        <w:jc w:val="both"/>
+      </w:pPr>
+      <w:r>
+        <w:rPr>
+          <w:rFonts w:cs="Times New Roman"/>
+        </w:rPr>
+        <w:t>Conflating these is the characteristic failure of statistical reporting in this literature, because each admits a different procedure, and a design supports a procedure only if it produced</w:t>
+      </w:r>
+      <w:r>
+        <w:rPr>
+          <w:rFonts w:cs="Times New Roman"/>
+        </w:rPr>
+        <w:t xml:space="preserve"> the corresponding replication.</w:t>
+      </w:r>
+    </w:p>
+    <w:p>
+      <w:pPr>
+        <w:ind w:firstLine="709"/>
+        <w:jc w:val="both"/>
+      </w:pPr>
+      <w:r>
+        <w:rPr>
+          <w:rFonts w:cs="Times New Roman"/>
+        </w:rPr>
+        <w:t xml:space="preserve">Only the factorial admits all three. It supplies five patient-level folds, so fold spread and a mixed-effects model are available; per-instance resampling addresses evaluation sampling; and the shared split within each fold </w:t>
+      </w:r>
+      <w:r>
+        <w:rPr>
+          <w:rFonts w:cs="Times New Roman"/>
+        </w:rPr>
+        <w:t>supports paired tests on identical images. Every external evaluation used one fitted model per arm, so its intervals quantify sampling of the evaluation corpus and nothing else.</w:t>
+      </w:r>
+    </w:p>
+    <w:p>
+      <w:pPr>
+        <w:ind w:firstLine="709"/>
+        <w:jc w:val="both"/>
+      </w:pPr>
+      <w:r>
+        <w:rPr>
+          <w:rFonts w:cs="Times New Roman"/>
+        </w:rPr>
+        <w:t>For the primary result the paired tests are the evidence and the marginal inte</w:t>
+      </w:r>
+      <w:r>
+        <w:rPr>
+          <w:rFonts w:cs="Times New Roman"/>
+        </w:rPr>
+        <w:t>rvals are not. Two intervals that fail to overlap imply a significant difference, but the converse does not hold, and interval separation discards the pairing the shared split makes available.</w:t>
+      </w:r>
+    </w:p>
+    <w:p>
+      <w:pPr>
+        <w:ind w:firstLine="709"/>
+        <w:jc w:val="both"/>
+      </w:pPr>
+      <w:r>
+        <w:rPr>
+          <w:rFonts w:cs="Times New Roman"/>
+        </w:rPr>
+        <w:t xml:space="preserve">The reported significance is accordingly moderate and </w:t>
+      </w:r>
+      <w:r>
+        <w:rPr>
+          <w:rFonts w:cs="Times New Roman"/>
+        </w:rPr>
+        <w:t>stable rather than large. The paired area-under-curve statistic corresponds to values near 2.9, and the accurate description is significance at the 0.05 level after correction across the four cells. The discordance counts agree: the integrated arm correcte</w:t>
+      </w:r>
+      <w:r>
+        <w:rPr>
+          <w:rFonts w:cs="Times New Roman"/>
+        </w:rPr>
+        <w:t>d about nine per cent more baseline errors than it introduced, a clean positive balance rather than a large one.</w:t>
+      </w:r>
+    </w:p>
+    <w:p>
+      <w:pPr>
+        <w:ind w:firstLine="709"/>
+        <w:jc w:val="both"/>
+      </w:pPr>
+      <w:r>
+        <w:rPr>
+          <w:rFonts w:cs="Times New Roman"/>
+        </w:rPr>
         <w:lastRenderedPageBreak/>
-        <w:t>3.8 Statistical validation and comparative analysis</w:t>
-      </w:r>
-    </w:p>
-    <w:p>
-      <w:pPr>
-        <w:ind w:firstLine="709"/>
-        <w:jc w:val="both"/>
-      </w:pPr>
-      <w:r>
-        <w:rPr>
-          <w:rFonts w:cs="Times New Roman"/>
-        </w:rPr>
-        <w:t xml:space="preserve">The individual tests and intervals were reported alongside the results they qualify, and none is re-adjudicated here. What a chapter proceeding experiment by experiment cannot </w:t>
-      </w:r>
-      <w:r>
-        <w:rPr>
-          <w:rFonts w:cs="Times New Roman"/>
-        </w:rPr>
-        <w:t>do is state the inference architecture as a whole and audit it: which procedure addresses which source of uncertainty, and where the reported intervals are narrower than the uncertainty warrants.</w:t>
-      </w:r>
-    </w:p>
-    <w:p>
-      <w:pPr>
-        <w:ind w:firstLine="709"/>
-        <w:jc w:val="both"/>
-      </w:pPr>
-      <w:r>
-        <w:rPr>
-          <w:rFonts w:cs="Times New Roman"/>
-        </w:rPr>
-        <w:t>Three sources of variability affect these quantities and the</w:t>
-      </w:r>
-      <w:r>
-        <w:rPr>
-          <w:rFonts w:cs="Times New Roman"/>
-        </w:rPr>
-        <w:t>y are not interchangeable. Refitting a configuration on a different partition yields a different model. With the model fixed, a different sample of images yields a different measured performance. And when two models are evaluated on identical images, the i</w:t>
-      </w:r>
-      <w:r>
-        <w:rPr>
-          <w:rFonts w:cs="Times New Roman"/>
-        </w:rPr>
-        <w:t>nformative quantity is the pattern of cases on which they disagree.</w:t>
-      </w:r>
-    </w:p>
-    <w:p>
-      <w:pPr>
-        <w:ind w:firstLine="709"/>
-        <w:jc w:val="both"/>
-      </w:pPr>
-      <w:r>
-        <w:rPr>
-          <w:rFonts w:cs="Times New Roman"/>
-        </w:rPr>
-        <w:t>Conflating these is the characteristic failure of statistical reporting in this literature, because each admits a different procedure, and a design supports a procedure only if it produced</w:t>
-      </w:r>
-      <w:r>
-        <w:rPr>
-          <w:rFonts w:cs="Times New Roman"/>
-        </w:rPr>
-        <w:t xml:space="preserve"> the corresponding replication.</w:t>
-      </w:r>
-    </w:p>
-    <w:p>
-      <w:pPr>
-        <w:ind w:firstLine="709"/>
-        <w:jc w:val="both"/>
-      </w:pPr>
-      <w:r>
-        <w:rPr>
-          <w:rFonts w:cs="Times New Roman"/>
-        </w:rPr>
-        <w:t xml:space="preserve">Only the factorial admits all three. It supplies five patient-level folds, so fold spread and a mixed-effects model are available; per-instance resampling addresses evaluation sampling; and the shared split within each fold </w:t>
-      </w:r>
-      <w:r>
-        <w:rPr>
-          <w:rFonts w:cs="Times New Roman"/>
-        </w:rPr>
-        <w:t>supports paired tests on identical images. Every external evaluation used one fitted model per arm, so its intervals quantify sampling of the evaluation corpus and nothing else.</w:t>
-      </w:r>
-    </w:p>
-    <w:p>
-      <w:pPr>
-        <w:ind w:firstLine="709"/>
-        <w:jc w:val="both"/>
-      </w:pPr>
-      <w:r>
-        <w:rPr>
-          <w:rFonts w:cs="Times New Roman"/>
-        </w:rPr>
-        <w:t>For the primary result the paired tests are the evidence and the marginal inte</w:t>
-      </w:r>
-      <w:r>
-        <w:rPr>
-          <w:rFonts w:cs="Times New Roman"/>
-        </w:rPr>
-        <w:t>rvals are not. Two intervals that fail to overlap imply a significant difference, but the converse does not hold, and interval separation discards the pairing the shared split makes available.</w:t>
-      </w:r>
-    </w:p>
-    <w:p>
-      <w:pPr>
-        <w:ind w:firstLine="709"/>
-        <w:jc w:val="both"/>
-      </w:pPr>
-      <w:r>
-        <w:rPr>
-          <w:rFonts w:cs="Times New Roman"/>
-        </w:rPr>
-        <w:t xml:space="preserve">The reported significance is accordingly moderate and </w:t>
-      </w:r>
-      <w:r>
-        <w:rPr>
-          <w:rFonts w:cs="Times New Roman"/>
-        </w:rPr>
-        <w:t>stable rather than large. The paired area-under-curve statistic corresponds to values near 2.9, and the accurate description is significance at the 0.05 level after correction across the four cells. The discordance counts agree: the integrated arm correcte</w:t>
-      </w:r>
-      <w:r>
-        <w:rPr>
-          <w:rFonts w:cs="Times New Roman"/>
-        </w:rPr>
-        <w:t>d about nine per cent more baseline errors than it introduced, a clean positive balance rather than a large one.</w:t>
-      </w:r>
-    </w:p>
-    <w:p>
-      <w:pPr>
-        <w:ind w:firstLine="709"/>
-        <w:jc w:val="both"/>
-      </w:pPr>
-      <w:r>
-        <w:rPr>
-          <w:rFonts w:cs="Times New Roman"/>
-        </w:rPr>
         <w:t xml:space="preserve">The mixed-effects result needs precise statement, because a non-rejection is easily overread. The interaction between arm and backbone was not </w:t>
       </w:r>
       <w:r>
@@ -25445,14 +25116,7 @@
         <w:rPr>
           <w:rFonts w:cs="Times New Roman"/>
         </w:rPr>
-        <w:t xml:space="preserve"> </w:t>
-      </w:r>
-      <w:r>
-        <w:rPr>
-          <w:rFonts w:cs="Times New Roman"/>
-        </w:rPr>
-        <w:lastRenderedPageBreak/>
-        <w:t>the models were refitted. Training variability is the larger component wherever it has been measured here.</w:t>
+        <w:t xml:space="preserve"> the models were refitted. Training variability is the larger component wherever it has been measured here.</w:t>
       </w:r>
     </w:p>
     <w:p>
@@ -25585,6 +25249,7 @@
           <w:rFonts w:cs="Times New Roman"/>
           <w:b/>
         </w:rPr>
+        <w:lastRenderedPageBreak/>
         <w:t>Table 3.14 – Published automated screening results, with the properties that determine what each figure means. The final row is not commensurable with those above it</w:t>
       </w:r>
     </w:p>
@@ -25848,7 +25513,6 @@
               <w:rPr>
                 <w:rFonts w:cs="Times New Roman"/>
               </w:rPr>
-              <w:lastRenderedPageBreak/>
               <w:t>Abràmoff et al. [58]</w:t>
             </w:r>
           </w:p>
@@ -26367,7 +26031,14 @@
         <w:rPr>
           <w:rFonts w:cs="Times New Roman"/>
         </w:rPr>
-        <w:t>rather than down a column, and there are four. Every clinical system decides a binary question, while this work grades five ordinal classes and derives a referable operating characteristic from that. A five-class weighted F1 and a binary area under the cur</w:t>
+        <w:t xml:space="preserve">rather than down a column, and there are four. Every clinical system decides a binary question, while this work grades five ordinal classes and derives a referable operating characteristic from that. </w:t>
+      </w:r>
+      <w:r>
+        <w:rPr>
+          <w:rFonts w:cs="Times New Roman"/>
+        </w:rPr>
+        <w:lastRenderedPageBreak/>
+        <w:t>A five-class weighted F1 and a binary area under the cur</w:t>
       </w:r>
       <w:r>
         <w:rPr>
@@ -26421,7 +26092,6 @@
         <w:rPr>
           <w:rFonts w:cs="Times New Roman"/>
         </w:rPr>
-        <w:lastRenderedPageBreak/>
         <w:t>One comparison can be made honestly, b</w:t>
       </w:r>
       <w:r>
@@ -26729,9 +26399,10 @@
     <w:p>
       <w:pPr>
         <w:keepNext/>
-        <w:spacing w:before="120"/>
-      </w:pPr>
-      <w:r>
+        <w:pageBreakBefore/>
+      </w:pPr>
+      <w:r>
+        <w:lastRenderedPageBreak/>
         <w:t>Continuation of table 3.15</w:t>
       </w:r>
     </w:p>
@@ -26761,6 +26432,11 @@
             <w:tcW w:w="1912" w:type="dxa"/>
           </w:tcPr>
           <w:p>
+            <w:pPr>
+              <w:rPr>
+                <w:rFonts w:cs="Times New Roman"/>
+              </w:rPr>
+            </w:pPr>
             <w:r>
               <w:rPr>
                 <w:rFonts w:cs="Times New Roman"/>
@@ -26775,6 +26451,11 @@
             <w:tcW w:w="1606" w:type="dxa"/>
           </w:tcPr>
           <w:p>
+            <w:pPr>
+              <w:rPr>
+                <w:rFonts w:cs="Times New Roman"/>
+              </w:rPr>
+            </w:pPr>
             <w:r>
               <w:rPr>
                 <w:rFonts w:cs="Times New Roman"/>
@@ -26789,6 +26470,11 @@
             <w:tcW w:w="1603" w:type="dxa"/>
           </w:tcPr>
           <w:p>
+            <w:pPr>
+              <w:rPr>
+                <w:rFonts w:cs="Times New Roman"/>
+              </w:rPr>
+            </w:pPr>
             <w:r>
               <w:rPr>
                 <w:rFonts w:cs="Times New Roman"/>
@@ -26803,6 +26489,11 @@
             <w:tcW w:w="1579" w:type="dxa"/>
           </w:tcPr>
           <w:p>
+            <w:pPr>
+              <w:rPr>
+                <w:rFonts w:cs="Times New Roman"/>
+              </w:rPr>
+            </w:pPr>
             <w:r>
               <w:rPr>
                 <w:rFonts w:cs="Times New Roman"/>
@@ -26817,6 +26508,11 @@
             <w:tcW w:w="1563" w:type="dxa"/>
           </w:tcPr>
           <w:p>
+            <w:pPr>
+              <w:rPr>
+                <w:rFonts w:cs="Times New Roman"/>
+              </w:rPr>
+            </w:pPr>
             <w:r>
               <w:rPr>
                 <w:rFonts w:cs="Times New Roman"/>
@@ -26831,6 +26527,11 @@
             <w:tcW w:w="1591" w:type="dxa"/>
           </w:tcPr>
           <w:p>
+            <w:pPr>
+              <w:rPr>
+                <w:rFonts w:cs="Times New Roman"/>
+              </w:rPr>
+            </w:pPr>
             <w:r>
               <w:rPr>
                 <w:rFonts w:cs="Times New Roman"/>
@@ -26838,85 +26539,6 @@
               </w:rPr>
               <w:t>Training-step memory at batch 16</w:t>
             </w:r>
-          </w:p>
-        </w:tc>
-      </w:tr>
-      <w:tr>
-        <w:trPr>
-          <w:cantSplit/>
-          <w:tblHeader/>
-          <w:jc w:val="center"/>
-        </w:trPr>
-        <w:tc>
-          <w:tcPr>
-            <w:tcW w:w="1912" w:type="dxa"/>
-          </w:tcPr>
-          <w:p>
-            <w:pPr>
-              <w:rPr>
-                <w:rFonts w:cs="Times New Roman"/>
-              </w:rPr>
-            </w:pPr>
-          </w:p>
-        </w:tc>
-        <w:tc>
-          <w:tcPr>
-            <w:tcW w:w="1606" w:type="dxa"/>
-          </w:tcPr>
-          <w:p>
-            <w:pPr>
-              <w:rPr>
-                <w:rFonts w:cs="Times New Roman"/>
-              </w:rPr>
-            </w:pPr>
-          </w:p>
-        </w:tc>
-        <w:tc>
-          <w:tcPr>
-            <w:tcW w:w="1603" w:type="dxa"/>
-          </w:tcPr>
-          <w:p>
-            <w:pPr>
-              <w:rPr>
-                <w:rFonts w:cs="Times New Roman"/>
-              </w:rPr>
-            </w:pPr>
-          </w:p>
-        </w:tc>
-        <w:tc>
-          <w:tcPr>
-            <w:tcW w:w="1579" w:type="dxa"/>
-          </w:tcPr>
-          <w:p>
-            <w:pPr>
-              <w:rPr>
-                <w:rFonts w:cs="Times New Roman"/>
-              </w:rPr>
-            </w:pPr>
-          </w:p>
-        </w:tc>
-        <w:tc>
-          <w:tcPr>
-            <w:tcW w:w="1563" w:type="dxa"/>
-          </w:tcPr>
-          <w:p>
-            <w:pPr>
-              <w:rPr>
-                <w:rFonts w:cs="Times New Roman"/>
-              </w:rPr>
-            </w:pPr>
-          </w:p>
-        </w:tc>
-        <w:tc>
-          <w:tcPr>
-            <w:tcW w:w="1591" w:type="dxa"/>
-          </w:tcPr>
-          <w:p>
-            <w:pPr>
-              <w:rPr>
-                <w:rFonts w:cs="Times New Roman"/>
-              </w:rPr>
-            </w:pPr>
           </w:p>
         </w:tc>
       </w:tr>
@@ -27303,7 +26925,14 @@
         <w:rPr>
           <w:rFonts w:cs="Times New Roman"/>
         </w:rPr>
-        <w:t>ich it was obtained. Within that bound the section supplies one parameter to the design argument that follows: the integrated configuration can be adopted at essentially no inference-side cost on either architecture. That is a cost statement and not a demo</w:t>
+        <w:t xml:space="preserve">ich it was obtained. Within that bound the section supplies one parameter to the </w:t>
+      </w:r>
+      <w:r>
+        <w:rPr>
+          <w:rFonts w:cs="Times New Roman"/>
+        </w:rPr>
+        <w:lastRenderedPageBreak/>
+        <w:t>design argument that follows: the integrated configuration can be adopted at essentially no inference-side cost on either architecture. That is a cost statement and not a demo</w:t>
       </w:r>
       <w:r>
         <w:rPr>
@@ -27353,146 +26982,152 @@
         <w:rPr>
           <w:rFonts w:cs="Times New Roman"/>
         </w:rPr>
+        <w:t>One of them is reported as a finding rather than as a concession. Three of the measures us</w:t>
+      </w:r>
+      <w:r>
+        <w:rPr>
+          <w:rFonts w:cs="Times New Roman"/>
+        </w:rPr>
+        <w:t xml:space="preserve">ed to evaluate behaviour under domain change share a structural fault that belongs to the measures and not to the results they produced. Each divides or differences external performance against the same arm's in-domain performance, which the configuration </w:t>
+      </w:r>
+      <w:r>
+        <w:rPr>
+          <w:rFonts w:cs="Times New Roman"/>
+        </w:rPr>
+        <w:t>under test is expected to improve.</w:t>
+      </w:r>
+    </w:p>
+    <w:p>
+      <w:pPr>
+        <w:ind w:firstLine="709"/>
+        <w:jc w:val="both"/>
+      </w:pPr>
+      <w:r>
+        <w:rPr>
+          <w:rFonts w:cs="Times New Roman"/>
+        </w:rPr>
+        <w:t xml:space="preserve">The transfer ratio, the degradation form and the retention ratio are three appearances of one defect in one experimental programme, which suggests it is not incidental to these particular measures. The </w:t>
+      </w:r>
+      <w:r>
+        <w:rPr>
+          <w:rFonts w:cs="Times New Roman"/>
+        </w:rPr>
+        <w:t>consequence is a recommendation about how such measures should be read: a ratio or difference against an arm's own reference performance measures relative preservation, and cannot serve as a criterion of external quality unless paired with the absolute ext</w:t>
+      </w:r>
+      <w:r>
+        <w:rPr>
+          <w:rFonts w:cs="Times New Roman"/>
+        </w:rPr>
+        <w:t>ernal quantity.</w:t>
+      </w:r>
+    </w:p>
+    <w:p>
+      <w:pPr>
+        <w:ind w:firstLine="709"/>
+        <w:jc w:val="both"/>
+      </w:pPr>
+      <w:r>
+        <w:rPr>
+          <w:rFonts w:cs="Times New Roman"/>
+        </w:rPr>
+        <w:t>That is offered descriptively as a secondary methodological contribution. It is not used to rehabilitate any result here, the external clinical hypothesis having been adjudicated on absolute performance throughout.</w:t>
+      </w:r>
+    </w:p>
+    <w:p>
+      <w:pPr>
+        <w:ind w:firstLine="709"/>
+        <w:jc w:val="both"/>
+      </w:pPr>
+      <w:r>
+        <w:rPr>
+          <w:rFonts w:cs="Times New Roman"/>
+        </w:rPr>
+        <w:t>The structure of the evid</w:t>
+      </w:r>
+      <w:r>
+        <w:rPr>
+          <w:rFonts w:cs="Times New Roman"/>
+        </w:rPr>
+        <w:t>ence carries its own limits. Outside the factorial every evaluation used a single fitted model per arm, so those intervals are narrower than the total uncertainty. Correction for multiplicity spans one experiment and not the seven hypotheses, so no error r</w:t>
+      </w:r>
+      <w:r>
+        <w:rPr>
+          <w:rFonts w:cs="Times New Roman"/>
+        </w:rPr>
+        <w:t>ate is controlled over the evidence base as a whole.</w:t>
+      </w:r>
+    </w:p>
+    <w:p>
+      <w:pPr>
+        <w:ind w:firstLine="709"/>
+        <w:jc w:val="both"/>
+      </w:pPr>
+      <w:r>
+        <w:rPr>
+          <w:rFonts w:cs="Times New Roman"/>
+        </w:rPr>
+        <w:t>Several results rest on small samples: 54 annotated images for the attention comparison, with one lesion type annotated on 26 of them, and a clinical hold-out of 60 for the small-sample experiment. The s</w:t>
+      </w:r>
+      <w:r>
+        <w:rPr>
+          <w:rFonts w:cs="Times New Roman"/>
+        </w:rPr>
+        <w:t>tage hierarchy resolves as a grouping and not as a strict ordering, and the divergence between the selection surface and held-out behaviour on the earliest disease grade was not explained.</w:t>
+      </w:r>
+    </w:p>
+    <w:p>
+      <w:pPr>
+        <w:ind w:firstLine="709"/>
+        <w:jc w:val="both"/>
+      </w:pPr>
+      <w:r>
+        <w:rPr>
+          <w:rFonts w:cs="Times New Roman"/>
+        </w:rPr>
+        <w:t>Seven quantities that would bear on the claims were not measured. T</w:t>
+      </w:r>
+      <w:r>
+        <w:rPr>
+          <w:rFonts w:cs="Times New Roman"/>
+        </w:rPr>
+        <w:t>he qualitative attention overlays on the clinical corpus were not produced and attention consistency across corpora was not measured. The mask channel's contribution was not isolated from the geometric stages, and the interaction between the two photometri</w:t>
+      </w:r>
+      <w:r>
+        <w:rPr>
+          <w:rFonts w:cs="Times New Roman"/>
+        </w:rPr>
+        <w:t>c parameters was not swept. Per-group confusion matrices were not recorded for the hardware experiment, three parameters of the distance protocol are not recoverable, and the computational cost of the preprocessing stages themselves was not benchmarked.</w:t>
+      </w:r>
+    </w:p>
+    <w:p>
+      <w:pPr>
+        <w:ind w:firstLine="709"/>
+        <w:jc w:val="both"/>
+      </w:pPr>
+      <w:r>
+        <w:rPr>
+          <w:rFonts w:cs="Times New Roman"/>
+        </w:rPr>
+        <w:t>Ev</w:t>
+      </w:r>
+      <w:r>
+        <w:rPr>
+          <w:rFonts w:cs="Times New Roman"/>
+        </w:rPr>
+        <w:t>ery performance claim is bounded to the corpora used here, and extension to other corpora, devices or populations requires independent validation. No claim is made about demographically defined subgroups, since none of these corpora is a characterised clin</w:t>
+      </w:r>
+      <w:r>
+        <w:rPr>
+          <w:rFonts w:cs="Times New Roman"/>
+        </w:rPr>
+        <w:t xml:space="preserve">ical population sample. The contrast-enhancement parameters were </w:t>
+      </w:r>
+      <w:r>
+        <w:rPr>
+          <w:rFonts w:cs="Times New Roman"/>
+        </w:rPr>
         <w:lastRenderedPageBreak/>
-        <w:t>One of them is reported as a finding rather than as a concession. Three of the measures us</w:t>
-      </w:r>
-      <w:r>
-        <w:rPr>
-          <w:rFonts w:cs="Times New Roman"/>
-        </w:rPr>
-        <w:t xml:space="preserve">ed to evaluate behaviour under domain change share a structural fault that belongs to the measures and not to the results they produced. Each divides or differences external performance against the same arm's in-domain performance, which the configuration </w:t>
-      </w:r>
-      <w:r>
-        <w:rPr>
-          <w:rFonts w:cs="Times New Roman"/>
-        </w:rPr>
-        <w:t>under test is expected to improve.</w:t>
-      </w:r>
-    </w:p>
-    <w:p>
-      <w:pPr>
-        <w:ind w:firstLine="709"/>
-        <w:jc w:val="both"/>
-      </w:pPr>
-      <w:r>
-        <w:rPr>
-          <w:rFonts w:cs="Times New Roman"/>
-        </w:rPr>
-        <w:t xml:space="preserve">The transfer ratio, the degradation form and the retention ratio are three appearances of one defect in one experimental programme, which suggests it is not incidental to these particular measures. The </w:t>
-      </w:r>
-      <w:r>
-        <w:rPr>
-          <w:rFonts w:cs="Times New Roman"/>
-        </w:rPr>
-        <w:t>consequence is a recommendation about how such measures should be read: a ratio or difference against an arm's own reference performance measures relative preservation, and cannot serve as a criterion of external quality unless paired with the absolute ext</w:t>
-      </w:r>
-      <w:r>
-        <w:rPr>
-          <w:rFonts w:cs="Times New Roman"/>
-        </w:rPr>
-        <w:t>ernal quantity.</w:t>
-      </w:r>
-    </w:p>
-    <w:p>
-      <w:pPr>
-        <w:ind w:firstLine="709"/>
-        <w:jc w:val="both"/>
-      </w:pPr>
-      <w:r>
-        <w:rPr>
-          <w:rFonts w:cs="Times New Roman"/>
-        </w:rPr>
-        <w:t>That is offered descriptively as a secondary methodological contribution. It is not used to rehabilitate any result here, the external clinical hypothesis having been adjudicated on absolute performance throughout.</w:t>
-      </w:r>
-    </w:p>
-    <w:p>
-      <w:pPr>
-        <w:ind w:firstLine="709"/>
-        <w:jc w:val="both"/>
-      </w:pPr>
-      <w:r>
-        <w:rPr>
-          <w:rFonts w:cs="Times New Roman"/>
-        </w:rPr>
-        <w:t>The structure of the evid</w:t>
-      </w:r>
-      <w:r>
-        <w:rPr>
-          <w:rFonts w:cs="Times New Roman"/>
-        </w:rPr>
-        <w:t>ence carries its own limits. Outside the factorial every evaluation used a single fitted model per arm, so those intervals are narrower than the total uncertainty. Correction for multiplicity spans one experiment and not the seven hypotheses, so no error r</w:t>
-      </w:r>
-      <w:r>
-        <w:rPr>
-          <w:rFonts w:cs="Times New Roman"/>
-        </w:rPr>
-        <w:t>ate is controlled over the evidence base as a whole.</w:t>
-      </w:r>
-    </w:p>
-    <w:p>
-      <w:pPr>
-        <w:ind w:firstLine="709"/>
-        <w:jc w:val="both"/>
-      </w:pPr>
-      <w:r>
-        <w:rPr>
-          <w:rFonts w:cs="Times New Roman"/>
-        </w:rPr>
-        <w:t>Several results rest on small samples: 54 annotated images for the attention comparison, with one lesion type annotated on 26 of them, and a clinical hold-out of 60 for the small-sample experiment. The s</w:t>
-      </w:r>
-      <w:r>
-        <w:rPr>
-          <w:rFonts w:cs="Times New Roman"/>
-        </w:rPr>
-        <w:t>tage hierarchy resolves as a grouping and not as a strict ordering, and the divergence between the selection surface and held-out behaviour on the earliest disease grade was not explained.</w:t>
-      </w:r>
-    </w:p>
-    <w:p>
-      <w:pPr>
-        <w:ind w:firstLine="709"/>
-        <w:jc w:val="both"/>
-      </w:pPr>
-      <w:r>
-        <w:rPr>
-          <w:rFonts w:cs="Times New Roman"/>
-        </w:rPr>
-        <w:t>Seven quantities that would bear on the claims were not measured. T</w:t>
-      </w:r>
-      <w:r>
-        <w:rPr>
-          <w:rFonts w:cs="Times New Roman"/>
-        </w:rPr>
-        <w:t>he qualitative attention overlays on the clinical corpus were not produced and attention consistency across corpora was not measured. The mask channel's contribution was not isolated from the geometric stages, and the interaction between the two photometri</w:t>
-      </w:r>
-      <w:r>
-        <w:rPr>
-          <w:rFonts w:cs="Times New Roman"/>
-        </w:rPr>
-        <w:t>c parameters was not swept. Per-group confusion matrices were not recorded for the hardware experiment, three parameters of the distance protocol are not recoverable, and the computational cost of the preprocessing stages themselves was not benchmarked.</w:t>
-      </w:r>
-    </w:p>
-    <w:p>
-      <w:pPr>
-        <w:ind w:firstLine="709"/>
-        <w:jc w:val="both"/>
-      </w:pPr>
-      <w:r>
-        <w:rPr>
-          <w:rFonts w:cs="Times New Roman"/>
-        </w:rPr>
-        <w:t>Ev</w:t>
-      </w:r>
-      <w:r>
-        <w:rPr>
-          <w:rFonts w:cs="Times New Roman"/>
-        </w:rPr>
-        <w:t>ery performance claim is bounded to the corpora used here, and extension to other corpora, devices or populations requires independent validation. No claim is made about demographically defined subgroups, since none of these corpora is a characterised clin</w:t>
-      </w:r>
-      <w:r>
-        <w:rPr>
-          <w:rFonts w:cs="Times New Roman"/>
-        </w:rPr>
-        <w:t>ical population sample. The contrast-enhancement parameters were optimised for these image distributions and are not asserted to be portable, no result extends to imaging modalities other than fundus photography, and every computational figure is bounded t</w:t>
+        <w:t>optimised for these image distributions and are not asserted to be portable, no result extends to imaging modalities other than fundus photography, and every computational figure is bounded t</w:t>
       </w:r>
       <w:r>
         <w:rPr>
@@ -27528,7 +27163,6 @@
         <w:rPr>
           <w:rFonts w:cs="Times New Roman"/>
         </w:rPr>
-        <w:lastRenderedPageBreak/>
         <w:t>Reproducibility and comparison are bounded too. The private clinical corpus cannot be redistributed, so results depending on it are not independently reproducible. The two arms of the primary experiment differ in initialisation as well as preprocessing, an</w:t>
       </w:r>
       <w:r>
@@ -27686,7 +27320,14 @@
         <w:rPr>
           <w:rFonts w:cs="Times New Roman"/>
         </w:rPr>
-        <w:t>, with every interval excluding zero, and it fell without the transform observing any target corpus. The mechanism the earlier sections could only infer is therefore measured.</w:t>
+        <w:t xml:space="preserve">, with every interval excluding zero, and it fell without the transform </w:t>
+      </w:r>
+      <w:r>
+        <w:rPr>
+          <w:rFonts w:cs="Times New Roman"/>
+        </w:rPr>
+        <w:lastRenderedPageBreak/>
+        <w:t>observing any target corpus. The mechanism the earlier sections could only infer is therefore measured.</w:t>
       </w:r>
     </w:p>
     <w:p>
@@ -27716,7 +27357,6 @@
         <w:rPr>
           <w:rFonts w:cs="Times New Roman"/>
         </w:rPr>
-        <w:lastRenderedPageBreak/>
         <w:t>T</w:t>
       </w:r>
       <w:r>
@@ -27984,7 +27624,7 @@
         </w:rPr>
         <w:lastRenderedPageBreak/>
         <w:drawing>
-          <wp:inline distT="0" distB="0" distL="0" distR="0" wp14:anchorId="3CBF8AE9" wp14:editId="1B40E61D">
+          <wp:inline distT="0" distB="0" distL="0" distR="0" wp14:anchorId="262C21B1" wp14:editId="06154A7D">
             <wp:extent cx="5940000" cy="2408932"/>
             <wp:effectExtent l="0" t="0" r="0" b="0"/>
             <wp:docPr id="15" name="Picture 15"/>
@@ -28584,7 +28224,7 @@
         </w:rPr>
         <w:lastRenderedPageBreak/>
         <w:drawing>
-          <wp:inline distT="0" distB="0" distL="0" distR="0" wp14:anchorId="23C8955E" wp14:editId="6116FEC7">
+          <wp:inline distT="0" distB="0" distL="0" distR="0" wp14:anchorId="79D73FF3" wp14:editId="51BD435D">
             <wp:extent cx="5940000" cy="2939507"/>
             <wp:effectExtent l="0" t="0" r="0" b="0"/>
             <wp:docPr id="16" name="Picture 16"/>
@@ -32105,7 +31745,7 @@
     <w:p>
       <w:pPr>
         <w:keepNext/>
-        <w:spacing w:before="120"/>
+        <w:pageBreakBefore/>
       </w:pPr>
       <w:r>
         <w:lastRenderedPageBreak/>
@@ -32135,6 +31775,11 @@
             <w:tcW w:w="980" w:type="dxa"/>
           </w:tcPr>
           <w:p>
+            <w:pPr>
+              <w:rPr>
+                <w:rFonts w:cs="Times New Roman"/>
+              </w:rPr>
+            </w:pPr>
             <w:r>
               <w:rPr>
                 <w:rFonts w:cs="Times New Roman"/>
@@ -32149,6 +31794,11 @@
             <w:tcW w:w="1884" w:type="dxa"/>
           </w:tcPr>
           <w:p>
+            <w:pPr>
+              <w:rPr>
+                <w:rFonts w:cs="Times New Roman"/>
+              </w:rPr>
+            </w:pPr>
             <w:r>
               <w:rPr>
                 <w:rFonts w:cs="Times New Roman"/>
@@ -32163,6 +31813,11 @@
             <w:tcW w:w="6990" w:type="dxa"/>
           </w:tcPr>
           <w:p>
+            <w:pPr>
+              <w:rPr>
+                <w:rFonts w:ascii="Consolas" w:hAnsi="Consolas" w:cs="Times New Roman"/>
+              </w:rPr>
+            </w:pPr>
             <w:r>
               <w:rPr>
                 <w:rFonts w:cs="Times New Roman"/>
@@ -32170,49 +31825,6 @@
               </w:rPr>
               <w:t>Implementing module</w:t>
             </w:r>
-          </w:p>
-        </w:tc>
-      </w:tr>
-      <w:tr>
-        <w:trPr>
-          <w:cantSplit/>
-          <w:tblHeader/>
-          <w:jc w:val="center"/>
-        </w:trPr>
-        <w:tc>
-          <w:tcPr>
-            <w:tcW w:w="980" w:type="dxa"/>
-          </w:tcPr>
-          <w:p>
-            <w:pPr>
-              <w:rPr>
-                <w:rFonts w:cs="Times New Roman"/>
-              </w:rPr>
-            </w:pPr>
-          </w:p>
-        </w:tc>
-        <w:tc>
-          <w:tcPr>
-            <w:tcW w:w="1884" w:type="dxa"/>
-          </w:tcPr>
-          <w:p>
-            <w:pPr>
-              <w:rPr>
-                <w:rFonts w:cs="Times New Roman"/>
-              </w:rPr>
-            </w:pPr>
-          </w:p>
-        </w:tc>
-        <w:tc>
-          <w:tcPr>
-            <w:tcW w:w="6990" w:type="dxa"/>
-          </w:tcPr>
-          <w:p>
-            <w:pPr>
-              <w:rPr>
-                <w:rFonts w:ascii="Consolas" w:hAnsi="Consolas" w:cs="Times New Roman"/>
-              </w:rPr>
-            </w:pPr>
           </w:p>
         </w:tc>
       </w:tr>
@@ -32522,92 +32134,11 @@
           </w:p>
         </w:tc>
       </w:tr>
-      <w:tr>
-        <w:trPr>
-          <w:cantSplit/>
-          <w:jc w:val="center"/>
-        </w:trPr>
-        <w:tc>
-          <w:tcPr>
-            <w:tcW w:w="980" w:type="dxa"/>
-          </w:tcPr>
-          <w:p>
-            <w:r>
-              <w:rPr>
-                <w:rFonts w:cs="Times New Roman"/>
-              </w:rPr>
-              <w:t>—</w:t>
-            </w:r>
-          </w:p>
-        </w:tc>
-        <w:tc>
-          <w:tcPr>
-            <w:tcW w:w="1884" w:type="dxa"/>
-          </w:tcPr>
-          <w:p>
-            <w:r>
-              <w:rPr>
-                <w:rFonts w:cs="Times New Roman"/>
-              </w:rPr>
-              <w:t xml:space="preserve">Configuration surface (baseline vs </w:t>
-            </w:r>
-            <w:r>
-              <w:rPr>
-                <w:rFonts w:cs="Times New Roman"/>
-              </w:rPr>
-              <w:t>full-pipeline presets)</w:t>
-            </w:r>
-          </w:p>
-        </w:tc>
-        <w:tc>
-          <w:tcPr>
-            <w:tcW w:w="6990" w:type="dxa"/>
-          </w:tcPr>
-          <w:p>
-            <w:r>
-              <w:rPr>
-                <w:rFonts w:ascii="Consolas" w:hAnsi="Consolas" w:cs="Times New Roman"/>
-              </w:rPr>
-              <w:t>config.py</w:t>
-            </w:r>
-            <w:r>
-              <w:rPr>
-                <w:rFonts w:cs="Times New Roman"/>
-              </w:rPr>
-              <w:t xml:space="preserve"> (</w:t>
-            </w:r>
-            <w:r>
-              <w:rPr>
-                <w:rFonts w:ascii="Consolas" w:hAnsi="Consolas" w:cs="Times New Roman"/>
-              </w:rPr>
-              <w:t>PreprocessingConfig</w:t>
-            </w:r>
-            <w:r>
-              <w:rPr>
-                <w:rFonts w:cs="Times New Roman"/>
-              </w:rPr>
-              <w:t xml:space="preserve">, </w:t>
-            </w:r>
-            <w:r>
-              <w:rPr>
-                <w:rFonts w:ascii="Consolas" w:hAnsi="Consolas" w:cs="Times New Roman"/>
-              </w:rPr>
-              <w:t>PIPELINE_PRESETS</w:t>
-            </w:r>
-            <w:r>
-              <w:rPr>
-                <w:rFonts w:cs="Times New Roman"/>
-              </w:rPr>
-              <w:t>)</w:t>
-            </w:r>
-          </w:p>
-        </w:tc>
-      </w:tr>
     </w:tbl>
     <w:p>
       <w:pPr>
         <w:keepNext/>
-        <w:spacing w:before="120"/>
+        <w:pageBreakBefore/>
       </w:pPr>
       <w:r>
         <w:lastRenderedPageBreak/>
@@ -32637,6 +32168,11 @@
             <w:tcW w:w="980" w:type="dxa"/>
           </w:tcPr>
           <w:p>
+            <w:pPr>
+              <w:rPr>
+                <w:rFonts w:cs="Times New Roman"/>
+              </w:rPr>
+            </w:pPr>
             <w:r>
               <w:rPr>
                 <w:rFonts w:cs="Times New Roman"/>
@@ -32651,6 +32187,11 @@
             <w:tcW w:w="1884" w:type="dxa"/>
           </w:tcPr>
           <w:p>
+            <w:pPr>
+              <w:rPr>
+                <w:rFonts w:cs="Times New Roman"/>
+              </w:rPr>
+            </w:pPr>
             <w:r>
               <w:rPr>
                 <w:rFonts w:cs="Times New Roman"/>
@@ -32665,6 +32206,11 @@
             <w:tcW w:w="6990" w:type="dxa"/>
           </w:tcPr>
           <w:p>
+            <w:pPr>
+              <w:rPr>
+                <w:rFonts w:ascii="Consolas" w:hAnsi="Consolas" w:cs="Times New Roman"/>
+              </w:rPr>
+            </w:pPr>
             <w:r>
               <w:rPr>
                 <w:rFonts w:cs="Times New Roman"/>
@@ -32672,49 +32218,6 @@
               </w:rPr>
               <w:t>Implementing module</w:t>
             </w:r>
-          </w:p>
-        </w:tc>
-      </w:tr>
-      <w:tr>
-        <w:trPr>
-          <w:cantSplit/>
-          <w:tblHeader/>
-          <w:jc w:val="center"/>
-        </w:trPr>
-        <w:tc>
-          <w:tcPr>
-            <w:tcW w:w="980" w:type="dxa"/>
-          </w:tcPr>
-          <w:p>
-            <w:pPr>
-              <w:rPr>
-                <w:rFonts w:cs="Times New Roman"/>
-              </w:rPr>
-            </w:pPr>
-          </w:p>
-        </w:tc>
-        <w:tc>
-          <w:tcPr>
-            <w:tcW w:w="1884" w:type="dxa"/>
-          </w:tcPr>
-          <w:p>
-            <w:pPr>
-              <w:rPr>
-                <w:rFonts w:cs="Times New Roman"/>
-              </w:rPr>
-            </w:pPr>
-          </w:p>
-        </w:tc>
-        <w:tc>
-          <w:tcPr>
-            <w:tcW w:w="6990" w:type="dxa"/>
-          </w:tcPr>
-          <w:p>
-            <w:pPr>
-              <w:rPr>
-                <w:rFonts w:ascii="Consolas" w:hAnsi="Consolas" w:cs="Times New Roman"/>
-              </w:rPr>
-            </w:pPr>
           </w:p>
         </w:tc>
       </w:tr>
@@ -32745,6 +32248,87 @@
               <w:rPr>
                 <w:rFonts w:cs="Times New Roman"/>
               </w:rPr>
+              <w:t xml:space="preserve">Configuration surface (baseline vs </w:t>
+            </w:r>
+            <w:r>
+              <w:rPr>
+                <w:rFonts w:cs="Times New Roman"/>
+              </w:rPr>
+              <w:t>full-pipeline presets)</w:t>
+            </w:r>
+          </w:p>
+        </w:tc>
+        <w:tc>
+          <w:tcPr>
+            <w:tcW w:w="6990" w:type="dxa"/>
+          </w:tcPr>
+          <w:p>
+            <w:r>
+              <w:rPr>
+                <w:rFonts w:ascii="Consolas" w:hAnsi="Consolas" w:cs="Times New Roman"/>
+              </w:rPr>
+              <w:t>config.py</w:t>
+            </w:r>
+            <w:r>
+              <w:rPr>
+                <w:rFonts w:cs="Times New Roman"/>
+              </w:rPr>
+              <w:t xml:space="preserve"> (</w:t>
+            </w:r>
+            <w:r>
+              <w:rPr>
+                <w:rFonts w:ascii="Consolas" w:hAnsi="Consolas" w:cs="Times New Roman"/>
+              </w:rPr>
+              <w:t>PreprocessingConfig</w:t>
+            </w:r>
+            <w:r>
+              <w:rPr>
+                <w:rFonts w:cs="Times New Roman"/>
+              </w:rPr>
+              <w:t xml:space="preserve">, </w:t>
+            </w:r>
+            <w:r>
+              <w:rPr>
+                <w:rFonts w:ascii="Consolas" w:hAnsi="Consolas" w:cs="Times New Roman"/>
+              </w:rPr>
+              <w:t>PIPELINE_PRESETS</w:t>
+            </w:r>
+            <w:r>
+              <w:rPr>
+                <w:rFonts w:cs="Times New Roman"/>
+              </w:rPr>
+              <w:t>)</w:t>
+            </w:r>
+          </w:p>
+        </w:tc>
+      </w:tr>
+      <w:tr>
+        <w:trPr>
+          <w:cantSplit/>
+          <w:jc w:val="center"/>
+        </w:trPr>
+        <w:tc>
+          <w:tcPr>
+            <w:tcW w:w="980" w:type="dxa"/>
+          </w:tcPr>
+          <w:p>
+            <w:r>
+              <w:rPr>
+                <w:rFonts w:cs="Times New Roman"/>
+              </w:rPr>
+              <w:t>—</w:t>
+            </w:r>
+          </w:p>
+        </w:tc>
+        <w:tc>
+          <w:tcPr>
+            <w:tcW w:w="1884" w:type="dxa"/>
+          </w:tcPr>
+          <w:p>
+            <w:r>
+              <w:rPr>
+                <w:rFonts w:cs="Times New Roman"/>
+              </w:rPr>
               <w:t>Stage orchestration (fixed execution order)</w:t>
             </w:r>
           </w:p>
@@ -33034,6 +32618,7 @@
           <w:rFonts w:ascii="Consolas" w:hAnsi="Consolas" w:cs="Consolas"/>
           <w:sz w:val="24"/>
         </w:rPr>
+        <w:lastRenderedPageBreak/>
         <w:t>Input/output images are RGB uint8 NumPy arrays.</w:t>
       </w:r>
     </w:p>
@@ -33070,7 +32655,6 @@
           <w:rFonts w:ascii="Consolas" w:hAnsi="Consolas" w:cs="Consolas"/>
           <w:sz w:val="24"/>
         </w:rPr>
-        <w:lastRenderedPageBreak/>
         <w:t xml:space="preserve"> </w:t>
       </w:r>
     </w:p>
@@ -33518,6 +33102,7 @@
         <w:rPr>
           <w:rFonts w:cs="Times New Roman"/>
         </w:rPr>
+        <w:lastRenderedPageBreak/>
         <w:t>The pipeline lineage descends from the candidate's prior publi</w:t>
       </w:r>
       <w:r>
@@ -33536,7 +33121,6 @@
         <w:rPr>
           <w:rFonts w:cs="Times New Roman"/>
         </w:rPr>
-        <w:lastRenderedPageBreak/>
         <w:t>The source is repr</w:t>
       </w:r>
       <w:r>
@@ -40143,7 +39727,7 @@
     <w:p>
       <w:pPr>
         <w:keepNext/>
-        <w:spacing w:before="120"/>
+        <w:pageBreakBefore/>
       </w:pPr>
       <w:r>
         <w:lastRenderedPageBreak/>
@@ -40174,6 +39758,11 @@
             <w:tcW w:w="2409" w:type="dxa"/>
           </w:tcPr>
           <w:p>
+            <w:pPr>
+              <w:rPr>
+                <w:rFonts w:cs="Times New Roman"/>
+              </w:rPr>
+            </w:pPr>
             <w:r>
               <w:rPr>
                 <w:rFonts w:cs="Times New Roman"/>
@@ -40188,6 +39777,11 @@
             <w:tcW w:w="2409" w:type="dxa"/>
           </w:tcPr>
           <w:p>
+            <w:pPr>
+              <w:rPr>
+                <w:rFonts w:cs="Times New Roman"/>
+              </w:rPr>
+            </w:pPr>
             <w:r>
               <w:rPr>
                 <w:rFonts w:cs="Times New Roman"/>
@@ -40202,6 +39796,11 @@
             <w:tcW w:w="2409" w:type="dxa"/>
           </w:tcPr>
           <w:p>
+            <w:pPr>
+              <w:rPr>
+                <w:rFonts w:cs="Times New Roman"/>
+              </w:rPr>
+            </w:pPr>
             <w:r>
               <w:rPr>
                 <w:rFonts w:cs="Times New Roman"/>
@@ -40216,6 +39815,11 @@
             <w:tcW w:w="2409" w:type="dxa"/>
           </w:tcPr>
           <w:p>
+            <w:pPr>
+              <w:rPr>
+                <w:rFonts w:cs="Times New Roman"/>
+              </w:rPr>
+            </w:pPr>
             <w:r>
               <w:rPr>
                 <w:rFonts w:cs="Times New Roman"/>
@@ -40223,61 +39827,6 @@
               </w:rPr>
               <w:t>sd</w:t>
             </w:r>
-          </w:p>
-        </w:tc>
-      </w:tr>
-      <w:tr>
-        <w:trPr>
-          <w:cantSplit/>
-          <w:tblHeader/>
-          <w:jc w:val="center"/>
-        </w:trPr>
-        <w:tc>
-          <w:tcPr>
-            <w:tcW w:w="2409" w:type="dxa"/>
-          </w:tcPr>
-          <w:p>
-            <w:pPr>
-              <w:rPr>
-                <w:rFonts w:cs="Times New Roman"/>
-              </w:rPr>
-            </w:pPr>
-          </w:p>
-        </w:tc>
-        <w:tc>
-          <w:tcPr>
-            <w:tcW w:w="2409" w:type="dxa"/>
-          </w:tcPr>
-          <w:p>
-            <w:pPr>
-              <w:rPr>
-                <w:rFonts w:cs="Times New Roman"/>
-              </w:rPr>
-            </w:pPr>
-          </w:p>
-        </w:tc>
-        <w:tc>
-          <w:tcPr>
-            <w:tcW w:w="2409" w:type="dxa"/>
-          </w:tcPr>
-          <w:p>
-            <w:pPr>
-              <w:rPr>
-                <w:rFonts w:cs="Times New Roman"/>
-              </w:rPr>
-            </w:pPr>
-          </w:p>
-        </w:tc>
-        <w:tc>
-          <w:tcPr>
-            <w:tcW w:w="2409" w:type="dxa"/>
-          </w:tcPr>
-          <w:p>
-            <w:pPr>
-              <w:rPr>
-                <w:rFonts w:cs="Times New Roman"/>
-              </w:rPr>
-            </w:pPr>
           </w:p>
         </w:tc>
       </w:tr>
@@ -41310,7 +40859,7 @@
           <w:noProof/>
         </w:rPr>
         <w:drawing>
-          <wp:inline distT="0" distB="0" distL="0" distR="0" wp14:anchorId="4A390B02" wp14:editId="09682917">
+          <wp:inline distT="0" distB="0" distL="0" distR="0" wp14:anchorId="64CE2AD0" wp14:editId="544D5A35">
             <wp:extent cx="5322947" cy="7740000"/>
             <wp:effectExtent l="0" t="0" r="0" b="0"/>
             <wp:docPr id="17" name="Picture 17"/>
@@ -42005,7 +41554,7 @@
           <w:noProof/>
         </w:rPr>
         <w:drawing>
-          <wp:inline distT="0" distB="0" distL="0" distR="0" wp14:anchorId="7BFD1744" wp14:editId="37728995">
+          <wp:inline distT="0" distB="0" distL="0" distR="0" wp14:anchorId="368A8BA1" wp14:editId="7C1B7A4C">
             <wp:extent cx="5940000" cy="3227602"/>
             <wp:effectExtent l="0" t="0" r="0" b="0"/>
             <wp:docPr id="18" name="Picture 18"/>
@@ -42126,7 +41675,7 @@
           <w:noProof/>
         </w:rPr>
         <w:drawing>
-          <wp:inline distT="0" distB="0" distL="0" distR="0" wp14:anchorId="4014F8F6" wp14:editId="7F9FDB6A">
+          <wp:inline distT="0" distB="0" distL="0" distR="0" wp14:anchorId="452FBB82" wp14:editId="5339347B">
             <wp:extent cx="5940000" cy="2962424"/>
             <wp:effectExtent l="0" t="0" r="0" b="0"/>
             <wp:docPr id="19" name="Picture 19"/>
@@ -42266,7 +41815,7 @@
           <w:noProof/>
         </w:rPr>
         <w:drawing>
-          <wp:inline distT="0" distB="0" distL="0" distR="0" wp14:anchorId="32B180D9" wp14:editId="5EA8CABD">
+          <wp:inline distT="0" distB="0" distL="0" distR="0" wp14:anchorId="549F2CBF" wp14:editId="798481F6">
             <wp:extent cx="4682222" cy="7740000"/>
             <wp:effectExtent l="0" t="0" r="0" b="0"/>
             <wp:docPr id="20" name="Picture 20"/>
@@ -42431,7 +41980,7 @@
           <w:noProof/>
         </w:rPr>
         <w:drawing>
-          <wp:inline distT="0" distB="0" distL="0" distR="0" wp14:anchorId="0C76A08F" wp14:editId="3DFA5701">
+          <wp:inline distT="0" distB="0" distL="0" distR="0" wp14:anchorId="6B7AADC1" wp14:editId="5C68BAD3">
             <wp:extent cx="3477111" cy="3419999"/>
             <wp:effectExtent l="0" t="0" r="0" b="0"/>
             <wp:docPr id="21" name="Picture 21"/>
@@ -42534,7 +42083,7 @@
         </w:rPr>
         <w:lastRenderedPageBreak/>
         <w:drawing>
-          <wp:inline distT="0" distB="0" distL="0" distR="0" wp14:anchorId="47E89F06" wp14:editId="422984F8">
+          <wp:inline distT="0" distB="0" distL="0" distR="0" wp14:anchorId="38D41847" wp14:editId="3BB43DA6">
             <wp:extent cx="3477111" cy="3419999"/>
             <wp:effectExtent l="0" t="0" r="0" b="0"/>
             <wp:docPr id="22" name="Picture 22"/>
@@ -42637,7 +42186,7 @@
         </w:rPr>
         <w:lastRenderedPageBreak/>
         <w:drawing>
-          <wp:inline distT="0" distB="0" distL="0" distR="0" wp14:anchorId="4DDEE520" wp14:editId="7B08DDF4">
+          <wp:inline distT="0" distB="0" distL="0" distR="0" wp14:anchorId="0CADEBB0" wp14:editId="07378560">
             <wp:extent cx="3480471" cy="3419999"/>
             <wp:effectExtent l="0" t="0" r="0" b="0"/>
             <wp:docPr id="23" name="Picture 23"/>
@@ -43104,7 +42653,7 @@
           <w:noProof/>
         </w:rPr>
         <w:drawing>
-          <wp:inline distT="0" distB="0" distL="0" distR="0" wp14:anchorId="1E37D7F9" wp14:editId="5F652886">
+          <wp:inline distT="0" distB="0" distL="0" distR="0" wp14:anchorId="78045D75" wp14:editId="5A824A70">
             <wp:extent cx="5940000" cy="1549035"/>
             <wp:effectExtent l="0" t="0" r="0" b="0"/>
             <wp:docPr id="24" name="Picture 24"/>
@@ -43169,7 +42718,7 @@
           <w:noProof/>
         </w:rPr>
         <w:drawing>
-          <wp:inline distT="0" distB="0" distL="0" distR="0" wp14:anchorId="46D077F1" wp14:editId="46963B88">
+          <wp:inline distT="0" distB="0" distL="0" distR="0" wp14:anchorId="536E8B1F" wp14:editId="52DBF555">
             <wp:extent cx="5940000" cy="1549035"/>
             <wp:effectExtent l="0" t="0" r="0" b="0"/>
             <wp:docPr id="25" name="Picture 25"/>
@@ -43229,7 +42778,7 @@
         </w:rPr>
         <w:lastRenderedPageBreak/>
         <w:drawing>
-          <wp:inline distT="0" distB="0" distL="0" distR="0" wp14:anchorId="0C76A83A" wp14:editId="3F20680D">
+          <wp:inline distT="0" distB="0" distL="0" distR="0" wp14:anchorId="5B5FAC3F" wp14:editId="005FDC16">
             <wp:extent cx="5940000" cy="1549035"/>
             <wp:effectExtent l="0" t="0" r="0" b="0"/>
             <wp:docPr id="26" name="Picture 26"/>
@@ -43294,7 +42843,7 @@
           <w:noProof/>
         </w:rPr>
         <w:drawing>
-          <wp:inline distT="0" distB="0" distL="0" distR="0" wp14:anchorId="5944904A" wp14:editId="3660515B">
+          <wp:inline distT="0" distB="0" distL="0" distR="0" wp14:anchorId="788ADA62" wp14:editId="01E8C9C2">
             <wp:extent cx="5940000" cy="1549035"/>
             <wp:effectExtent l="0" t="0" r="0" b="0"/>
             <wp:docPr id="27" name="Picture 27"/>
@@ -45858,7 +45407,7 @@
     <w:p>
       <w:pPr>
         <w:keepNext/>
-        <w:spacing w:before="120"/>
+        <w:pageBreakBefore/>
       </w:pPr>
       <w:r>
         <w:lastRenderedPageBreak/>
@@ -45888,6 +45437,11 @@
             <w:tcW w:w="3213" w:type="dxa"/>
           </w:tcPr>
           <w:p>
+            <w:pPr>
+              <w:rPr>
+                <w:rFonts w:cs="Times New Roman"/>
+              </w:rPr>
+            </w:pPr>
             <w:r>
               <w:rPr>
                 <w:rFonts w:cs="Times New Roman"/>
@@ -45902,6 +45456,11 @@
             <w:tcW w:w="3213" w:type="dxa"/>
           </w:tcPr>
           <w:p>
+            <w:pPr>
+              <w:rPr>
+                <w:rFonts w:cs="Times New Roman"/>
+              </w:rPr>
+            </w:pPr>
             <w:r>
               <w:rPr>
                 <w:rFonts w:cs="Times New Roman"/>
@@ -45916,6 +45475,11 @@
             <w:tcW w:w="3213" w:type="dxa"/>
           </w:tcPr>
           <w:p>
+            <w:pPr>
+              <w:rPr>
+                <w:rFonts w:cs="Times New Roman"/>
+              </w:rPr>
+            </w:pPr>
             <w:r>
               <w:rPr>
                 <w:rFonts w:cs="Times New Roman"/>
@@ -45923,49 +45487,6 @@
               </w:rPr>
               <w:t>Referable AUC (D)</w:t>
             </w:r>
-          </w:p>
-        </w:tc>
-      </w:tr>
-      <w:tr>
-        <w:trPr>
-          <w:cantSplit/>
-          <w:tblHeader/>
-          <w:jc w:val="center"/>
-        </w:trPr>
-        <w:tc>
-          <w:tcPr>
-            <w:tcW w:w="3213" w:type="dxa"/>
-          </w:tcPr>
-          <w:p>
-            <w:pPr>
-              <w:rPr>
-                <w:rFonts w:cs="Times New Roman"/>
-              </w:rPr>
-            </w:pPr>
-          </w:p>
-        </w:tc>
-        <w:tc>
-          <w:tcPr>
-            <w:tcW w:w="3213" w:type="dxa"/>
-          </w:tcPr>
-          <w:p>
-            <w:pPr>
-              <w:rPr>
-                <w:rFonts w:cs="Times New Roman"/>
-              </w:rPr>
-            </w:pPr>
-          </w:p>
-        </w:tc>
-        <w:tc>
-          <w:tcPr>
-            <w:tcW w:w="3213" w:type="dxa"/>
-          </w:tcPr>
-          <w:p>
-            <w:pPr>
-              <w:rPr>
-                <w:rFonts w:cs="Times New Roman"/>
-              </w:rPr>
-            </w:pPr>
           </w:p>
         </w:tc>
       </w:tr>
@@ -47715,6 +47236,7 @@
         <w:rPr>
           <w:rFonts w:cs="Times New Roman"/>
         </w:rPr>
+        <w:lastRenderedPageBreak/>
         <w:t>The contraction of the between-group span holds on every one of the five grades, not only on the pathological ones, and is the same levelling visible in the aggregate figures of section E.7, resolve</w:t>
       </w:r>
       <w:r>

--- a/defense/docs/FULL_DISSERTATION_EN_GOST_2026-08-23.docx
+++ b/defense/docs/FULL_DISSERTATION_EN_GOST_2026-08-23.docx
@@ -69,7 +69,7 @@
           <w:b/>
           <w:sz w:val="32"/>
         </w:rPr>
-        <w:t xml:space="preserve">Computer System for Processing and Analysis of Eye Data to Support Laser Coagulation in the Treatment of </w:t>
+        <w:t xml:space="preserve">Information system for automatic detection of retinal diseases based on deep learning using optical coherence </w:t>
       </w:r>
       <w:r>
         <w:rPr>
@@ -77,7 +77,7 @@
           <w:b/>
           <w:sz w:val="32"/>
         </w:rPr>
-        <w:t>Diabetic Retinopathy</w:t>
+        <w:t>tomography images</w:t>
       </w:r>
     </w:p>
     <w:p>
@@ -5231,7 +5231,7 @@
           <w:noProof/>
         </w:rPr>
         <w:drawing>
-          <wp:inline distT="0" distB="0" distL="0" distR="0" wp14:anchorId="252B6410" wp14:editId="0CAA7DB3">
+          <wp:inline distT="0" distB="0" distL="0" distR="0" wp14:anchorId="77C78F5E" wp14:editId="3DD3F678">
             <wp:extent cx="5940000" cy="1405719"/>
             <wp:effectExtent l="0" t="0" r="0" b="0"/>
             <wp:docPr id="1" name="Picture 1"/>
@@ -5998,7 +5998,7 @@
           <w:noProof/>
         </w:rPr>
         <w:drawing>
-          <wp:inline distT="0" distB="0" distL="0" distR="0" wp14:anchorId="03A5053C" wp14:editId="6CC69407">
+          <wp:inline distT="0" distB="0" distL="0" distR="0" wp14:anchorId="07A33409" wp14:editId="1B0FF9F7">
             <wp:extent cx="5940000" cy="2796750"/>
             <wp:effectExtent l="0" t="0" r="0" b="0"/>
             <wp:docPr id="2" name="Picture 2"/>
@@ -8308,7 +8308,7 @@
         </w:rPr>
         <w:lastRenderedPageBreak/>
         <w:drawing>
-          <wp:inline distT="0" distB="0" distL="0" distR="0" wp14:anchorId="1929CA74" wp14:editId="73488BFE">
+          <wp:inline distT="0" distB="0" distL="0" distR="0" wp14:anchorId="4EF53127" wp14:editId="2F6B7664">
             <wp:extent cx="2268000" cy="4301274"/>
             <wp:effectExtent l="0" t="0" r="0" b="0"/>
             <wp:docPr id="3" name="Picture 3"/>
@@ -9181,7 +9181,7 @@
         </w:rPr>
         <w:lastRenderedPageBreak/>
         <w:drawing>
-          <wp:inline distT="0" distB="0" distL="0" distR="0" wp14:anchorId="412F96E5" wp14:editId="59BCA056">
+          <wp:inline distT="0" distB="0" distL="0" distR="0" wp14:anchorId="48A9B045" wp14:editId="30DC2E05">
             <wp:extent cx="3011235" cy="3420000"/>
             <wp:effectExtent l="0" t="0" r="0" b="0"/>
             <wp:docPr id="4" name="Picture 4"/>
@@ -9264,7 +9264,7 @@
           <w:noProof/>
         </w:rPr>
         <w:drawing>
-          <wp:inline distT="0" distB="0" distL="0" distR="0" wp14:anchorId="345FF895" wp14:editId="60D030D6">
+          <wp:inline distT="0" distB="0" distL="0" distR="0" wp14:anchorId="09DE3F53" wp14:editId="2E300DE6">
             <wp:extent cx="3011235" cy="3420000"/>
             <wp:effectExtent l="0" t="0" r="0" b="0"/>
             <wp:docPr id="5" name="Picture 5"/>
@@ -9414,7 +9414,7 @@
           <w:noProof/>
         </w:rPr>
         <w:drawing>
-          <wp:inline distT="0" distB="0" distL="0" distR="0" wp14:anchorId="2DEE713D" wp14:editId="2F7AEF6D">
+          <wp:inline distT="0" distB="0" distL="0" distR="0" wp14:anchorId="0491F39F" wp14:editId="6E3BBDAD">
             <wp:extent cx="3011235" cy="3420000"/>
             <wp:effectExtent l="0" t="0" r="0" b="0"/>
             <wp:docPr id="6" name="Picture 6"/>
@@ -9564,7 +9564,7 @@
           <w:noProof/>
         </w:rPr>
         <w:drawing>
-          <wp:inline distT="0" distB="0" distL="0" distR="0" wp14:anchorId="1A400044" wp14:editId="2456F81D">
+          <wp:inline distT="0" distB="0" distL="0" distR="0" wp14:anchorId="04E8886B" wp14:editId="67C61A01">
             <wp:extent cx="1929924" cy="4320225"/>
             <wp:effectExtent l="0" t="0" r="0" b="0"/>
             <wp:docPr id="7" name="Picture 7"/>
@@ -10229,7 +10229,7 @@
         </w:rPr>
         <w:lastRenderedPageBreak/>
         <w:drawing>
-          <wp:inline distT="0" distB="0" distL="0" distR="0" wp14:anchorId="377927FC" wp14:editId="3DFFB1E8">
+          <wp:inline distT="0" distB="0" distL="0" distR="0" wp14:anchorId="35E08DDA" wp14:editId="02AEB6D8">
             <wp:extent cx="5940000" cy="2152793"/>
             <wp:effectExtent l="0" t="0" r="0" b="0"/>
             <wp:docPr id="8" name="Picture 8"/>
@@ -11700,7 +11700,7 @@
           <w:noProof/>
         </w:rPr>
         <w:drawing>
-          <wp:inline distT="0" distB="0" distL="0" distR="0" wp14:anchorId="1558F670" wp14:editId="10F2E269">
+          <wp:inline distT="0" distB="0" distL="0" distR="0" wp14:anchorId="03A93D5C" wp14:editId="0EA3B171">
             <wp:extent cx="5940000" cy="2485164"/>
             <wp:effectExtent l="0" t="0" r="0" b="0"/>
             <wp:docPr id="9" name="Picture 9"/>
@@ -14579,7 +14579,7 @@
           <w:noProof/>
         </w:rPr>
         <w:drawing>
-          <wp:inline distT="0" distB="0" distL="0" distR="0" wp14:anchorId="50E480B4" wp14:editId="692A59D2">
+          <wp:inline distT="0" distB="0" distL="0" distR="0" wp14:anchorId="38DAFD4E" wp14:editId="44346BF2">
             <wp:extent cx="2763494" cy="3419290"/>
             <wp:effectExtent l="0" t="0" r="0" b="0"/>
             <wp:docPr id="10" name="Picture 10"/>
@@ -14705,7 +14705,7 @@
           <w:noProof/>
         </w:rPr>
         <w:drawing>
-          <wp:inline distT="0" distB="0" distL="0" distR="0" wp14:anchorId="18C4C4BA" wp14:editId="4FBBDB93">
+          <wp:inline distT="0" distB="0" distL="0" distR="0" wp14:anchorId="2A1DF38A" wp14:editId="5A14B9B1">
             <wp:extent cx="4560000" cy="3420000"/>
             <wp:effectExtent l="0" t="0" r="0" b="0"/>
             <wp:docPr id="11" name="Picture 11"/>
@@ -17275,7 +17275,7 @@
           <w:noProof/>
         </w:rPr>
         <w:drawing>
-          <wp:inline distT="0" distB="0" distL="0" distR="0" wp14:anchorId="74E38598" wp14:editId="57890756">
+          <wp:inline distT="0" distB="0" distL="0" distR="0" wp14:anchorId="68249CDB" wp14:editId="5FA26A6E">
             <wp:extent cx="5940000" cy="2546150"/>
             <wp:effectExtent l="0" t="0" r="0" b="0"/>
             <wp:docPr id="12" name="Picture 12"/>
@@ -21321,7 +21321,7 @@
         </w:rPr>
         <w:lastRenderedPageBreak/>
         <w:drawing>
-          <wp:inline distT="0" distB="0" distL="0" distR="0" wp14:anchorId="3EEB5678" wp14:editId="65610678">
+          <wp:inline distT="0" distB="0" distL="0" distR="0" wp14:anchorId="74D9D4E0" wp14:editId="63C88A30">
             <wp:extent cx="5940000" cy="2213778"/>
             <wp:effectExtent l="0" t="0" r="0" b="0"/>
             <wp:docPr id="13" name="Picture 13"/>
@@ -24005,7 +24005,7 @@
         </w:rPr>
         <w:lastRenderedPageBreak/>
         <w:drawing>
-          <wp:inline distT="0" distB="0" distL="0" distR="0" wp14:anchorId="5642115E" wp14:editId="3FA132F1">
+          <wp:inline distT="0" distB="0" distL="0" distR="0" wp14:anchorId="1F6A342C" wp14:editId="48604291">
             <wp:extent cx="5147366" cy="3421413"/>
             <wp:effectExtent l="0" t="0" r="0" b="0"/>
             <wp:docPr id="14" name="Picture 14"/>
@@ -27624,7 +27624,7 @@
         </w:rPr>
         <w:lastRenderedPageBreak/>
         <w:drawing>
-          <wp:inline distT="0" distB="0" distL="0" distR="0" wp14:anchorId="262C21B1" wp14:editId="06154A7D">
+          <wp:inline distT="0" distB="0" distL="0" distR="0" wp14:anchorId="2FE69290" wp14:editId="3B9168A4">
             <wp:extent cx="5940000" cy="2408932"/>
             <wp:effectExtent l="0" t="0" r="0" b="0"/>
             <wp:docPr id="15" name="Picture 15"/>
@@ -28224,7 +28224,7 @@
         </w:rPr>
         <w:lastRenderedPageBreak/>
         <w:drawing>
-          <wp:inline distT="0" distB="0" distL="0" distR="0" wp14:anchorId="79D73FF3" wp14:editId="51BD435D">
+          <wp:inline distT="0" distB="0" distL="0" distR="0" wp14:anchorId="54683C9C" wp14:editId="3DEA0F21">
             <wp:extent cx="5940000" cy="2939507"/>
             <wp:effectExtent l="0" t="0" r="0" b="0"/>
             <wp:docPr id="16" name="Picture 16"/>
@@ -40859,7 +40859,7 @@
           <w:noProof/>
         </w:rPr>
         <w:drawing>
-          <wp:inline distT="0" distB="0" distL="0" distR="0" wp14:anchorId="64CE2AD0" wp14:editId="544D5A35">
+          <wp:inline distT="0" distB="0" distL="0" distR="0" wp14:anchorId="57533263" wp14:editId="2DC0F228">
             <wp:extent cx="5322947" cy="7740000"/>
             <wp:effectExtent l="0" t="0" r="0" b="0"/>
             <wp:docPr id="17" name="Picture 17"/>
@@ -41554,7 +41554,7 @@
           <w:noProof/>
         </w:rPr>
         <w:drawing>
-          <wp:inline distT="0" distB="0" distL="0" distR="0" wp14:anchorId="368A8BA1" wp14:editId="7C1B7A4C">
+          <wp:inline distT="0" distB="0" distL="0" distR="0" wp14:anchorId="5E16BB7A" wp14:editId="29231415">
             <wp:extent cx="5940000" cy="3227602"/>
             <wp:effectExtent l="0" t="0" r="0" b="0"/>
             <wp:docPr id="18" name="Picture 18"/>
@@ -41675,7 +41675,7 @@
           <w:noProof/>
         </w:rPr>
         <w:drawing>
-          <wp:inline distT="0" distB="0" distL="0" distR="0" wp14:anchorId="452FBB82" wp14:editId="5339347B">
+          <wp:inline distT="0" distB="0" distL="0" distR="0" wp14:anchorId="41C63E86" wp14:editId="6D596CCC">
             <wp:extent cx="5940000" cy="2962424"/>
             <wp:effectExtent l="0" t="0" r="0" b="0"/>
             <wp:docPr id="19" name="Picture 19"/>
@@ -41815,7 +41815,7 @@
           <w:noProof/>
         </w:rPr>
         <w:drawing>
-          <wp:inline distT="0" distB="0" distL="0" distR="0" wp14:anchorId="549F2CBF" wp14:editId="798481F6">
+          <wp:inline distT="0" distB="0" distL="0" distR="0" wp14:anchorId="1AAFD150" wp14:editId="65FD9FA2">
             <wp:extent cx="4682222" cy="7740000"/>
             <wp:effectExtent l="0" t="0" r="0" b="0"/>
             <wp:docPr id="20" name="Picture 20"/>
@@ -41980,7 +41980,7 @@
           <w:noProof/>
         </w:rPr>
         <w:drawing>
-          <wp:inline distT="0" distB="0" distL="0" distR="0" wp14:anchorId="6B7AADC1" wp14:editId="5C68BAD3">
+          <wp:inline distT="0" distB="0" distL="0" distR="0" wp14:anchorId="4DE2052F" wp14:editId="72EDB529">
             <wp:extent cx="3477111" cy="3419999"/>
             <wp:effectExtent l="0" t="0" r="0" b="0"/>
             <wp:docPr id="21" name="Picture 21"/>
@@ -42083,7 +42083,7 @@
         </w:rPr>
         <w:lastRenderedPageBreak/>
         <w:drawing>
-          <wp:inline distT="0" distB="0" distL="0" distR="0" wp14:anchorId="38D41847" wp14:editId="3BB43DA6">
+          <wp:inline distT="0" distB="0" distL="0" distR="0" wp14:anchorId="244BE4FA" wp14:editId="0E9C00B2">
             <wp:extent cx="3477111" cy="3419999"/>
             <wp:effectExtent l="0" t="0" r="0" b="0"/>
             <wp:docPr id="22" name="Picture 22"/>
@@ -42186,7 +42186,7 @@
         </w:rPr>
         <w:lastRenderedPageBreak/>
         <w:drawing>
-          <wp:inline distT="0" distB="0" distL="0" distR="0" wp14:anchorId="0CADEBB0" wp14:editId="07378560">
+          <wp:inline distT="0" distB="0" distL="0" distR="0" wp14:anchorId="11D37725" wp14:editId="788E8F0B">
             <wp:extent cx="3480471" cy="3419999"/>
             <wp:effectExtent l="0" t="0" r="0" b="0"/>
             <wp:docPr id="23" name="Picture 23"/>
@@ -42653,7 +42653,7 @@
           <w:noProof/>
         </w:rPr>
         <w:drawing>
-          <wp:inline distT="0" distB="0" distL="0" distR="0" wp14:anchorId="78045D75" wp14:editId="5A824A70">
+          <wp:inline distT="0" distB="0" distL="0" distR="0" wp14:anchorId="10129994" wp14:editId="349A6A8E">
             <wp:extent cx="5940000" cy="1549035"/>
             <wp:effectExtent l="0" t="0" r="0" b="0"/>
             <wp:docPr id="24" name="Picture 24"/>
@@ -42718,7 +42718,7 @@
           <w:noProof/>
         </w:rPr>
         <w:drawing>
-          <wp:inline distT="0" distB="0" distL="0" distR="0" wp14:anchorId="536E8B1F" wp14:editId="52DBF555">
+          <wp:inline distT="0" distB="0" distL="0" distR="0" wp14:anchorId="22F68E5F" wp14:editId="67C0A29C">
             <wp:extent cx="5940000" cy="1549035"/>
             <wp:effectExtent l="0" t="0" r="0" b="0"/>
             <wp:docPr id="25" name="Picture 25"/>
@@ -42778,7 +42778,7 @@
         </w:rPr>
         <w:lastRenderedPageBreak/>
         <w:drawing>
-          <wp:inline distT="0" distB="0" distL="0" distR="0" wp14:anchorId="5B5FAC3F" wp14:editId="005FDC16">
+          <wp:inline distT="0" distB="0" distL="0" distR="0" wp14:anchorId="642B1B2D" wp14:editId="64BE8BC0">
             <wp:extent cx="5940000" cy="1549035"/>
             <wp:effectExtent l="0" t="0" r="0" b="0"/>
             <wp:docPr id="26" name="Picture 26"/>
@@ -42843,7 +42843,7 @@
           <w:noProof/>
         </w:rPr>
         <w:drawing>
-          <wp:inline distT="0" distB="0" distL="0" distR="0" wp14:anchorId="788ADA62" wp14:editId="01E8C9C2">
+          <wp:inline distT="0" distB="0" distL="0" distR="0" wp14:anchorId="7D042EFF" wp14:editId="248BDC35">
             <wp:extent cx="5940000" cy="1549035"/>
             <wp:effectExtent l="0" t="0" r="0" b="0"/>
             <wp:docPr id="27" name="Picture 27"/>
